--- a/sit202_networking/task12p/ans2.docx
+++ b/sit202_networking/task12p/ans2.docx
@@ -301,7 +301,7 @@
                         <pic:nvPr/>
                       </pic:nvPicPr>
                       <pic:blipFill rotWithShape="1">
-                        <a:blip r:embed="rId8"/>
+                        <a:blip r:embed="rId9"/>
                         <a:stretch/>
                       </pic:blipFill>
                       <pic:spPr bwMode="auto">
@@ -341,7 +341,7 @@
                 <o:lock v:ext="edit" aspectratio="t"/>
               </v:shapetype>
               <v:shape id="_x0000_i0" o:spid="_x0000_s0" type="#_x0000_t75" style="width:456.56pt;height:192.93pt;mso-wrap-distance-left:0.00pt;mso-wrap-distance-top:0.00pt;mso-wrap-distance-right:0.00pt;mso-wrap-distance-bottom:0.00pt;z-index:1;" stroked="false">
-                <v:imagedata r:id="rId8" o:title=""/>
+                <v:imagedata r:id="rId9" o:title=""/>
                 <o:lock v:ext="edit" rotation="t"/>
               </v:shape>
             </w:pict>
@@ -445,7 +445,7 @@
                         <pic:nvPr/>
                       </pic:nvPicPr>
                       <pic:blipFill rotWithShape="1">
-                        <a:blip r:embed="rId9"/>
+                        <a:blip r:embed="rId10"/>
                         <a:stretch/>
                       </pic:blipFill>
                       <pic:spPr bwMode="auto">
@@ -485,7 +485,7 @@
                 <o:lock v:ext="edit" aspectratio="t"/>
               </v:shapetype>
               <v:shape id="_x0000_i1" o:spid="_x0000_s1" type="#_x0000_t75" style="width:540.00pt;height:232.55pt;mso-wrap-distance-left:0.00pt;mso-wrap-distance-top:0.00pt;mso-wrap-distance-right:0.00pt;mso-wrap-distance-bottom:0.00pt;z-index:1;" stroked="false">
-                <v:imagedata r:id="rId9" o:title=""/>
+                <v:imagedata r:id="rId10" o:title=""/>
                 <o:lock v:ext="edit" rotation="t"/>
               </v:shape>
             </w:pict>
@@ -554,7 +554,7 @@
                         <pic:nvPr/>
                       </pic:nvPicPr>
                       <pic:blipFill rotWithShape="1">
-                        <a:blip r:embed="rId10"/>
+                        <a:blip r:embed="rId11"/>
                         <a:stretch/>
                       </pic:blipFill>
                       <pic:spPr bwMode="auto">
@@ -594,7 +594,7 @@
                 <o:lock v:ext="edit" aspectratio="t"/>
               </v:shapetype>
               <v:shape id="_x0000_i2" o:spid="_x0000_s2" type="#_x0000_t75" style="width:540.00pt;height:233.16pt;mso-wrap-distance-left:0.00pt;mso-wrap-distance-top:0.00pt;mso-wrap-distance-right:0.00pt;mso-wrap-distance-bottom:0.00pt;z-index:1;" stroked="false">
-                <v:imagedata r:id="rId10" o:title=""/>
+                <v:imagedata r:id="rId11" o:title=""/>
                 <o:lock v:ext="edit" rotation="t"/>
               </v:shape>
             </w:pict>
@@ -710,7 +710,7 @@
                         <pic:nvPr/>
                       </pic:nvPicPr>
                       <pic:blipFill rotWithShape="1">
-                        <a:blip r:embed="rId11"/>
+                        <a:blip r:embed="rId12"/>
                         <a:stretch/>
                       </pic:blipFill>
                       <pic:spPr bwMode="auto">
@@ -750,7 +750,7 @@
                 <o:lock v:ext="edit" aspectratio="t"/>
               </v:shapetype>
               <v:shape id="_x0000_i3" o:spid="_x0000_s3" type="#_x0000_t75" style="width:540.00pt;height:192.47pt;mso-wrap-distance-left:0.00pt;mso-wrap-distance-top:0.00pt;mso-wrap-distance-right:0.00pt;mso-wrap-distance-bottom:0.00pt;z-index:1;" stroked="false">
-                <v:imagedata r:id="rId11" o:title=""/>
+                <v:imagedata r:id="rId12" o:title=""/>
                 <o:lock v:ext="edit" rotation="t"/>
               </v:shape>
             </w:pict>
@@ -814,7 +814,7 @@
                         <pic:nvPr/>
                       </pic:nvPicPr>
                       <pic:blipFill rotWithShape="1">
-                        <a:blip r:embed="rId12"/>
+                        <a:blip r:embed="rId13"/>
                         <a:stretch/>
                       </pic:blipFill>
                       <pic:spPr bwMode="auto">
@@ -854,7 +854,7 @@
                 <o:lock v:ext="edit" aspectratio="t"/>
               </v:shapetype>
               <v:shape id="_x0000_i4" o:spid="_x0000_s4" type="#_x0000_t75" style="width:540.00pt;height:232.38pt;mso-wrap-distance-left:0.00pt;mso-wrap-distance-top:0.00pt;mso-wrap-distance-right:0.00pt;mso-wrap-distance-bottom:0.00pt;z-index:1;" stroked="false">
-                <v:imagedata r:id="rId12" o:title=""/>
+                <v:imagedata r:id="rId13" o:title=""/>
                 <o:lock v:ext="edit" rotation="t"/>
               </v:shape>
             </w:pict>
@@ -977,7 +977,7 @@
           <w:highlight w:val="none"/>
         </w:rPr>
       </w:r>
-      <w:hyperlink r:id="rId13" w:tooltip="http://neverssl.com/" w:history="1">
+      <w:hyperlink r:id="rId14" w:tooltip="http://neverssl.com/" w:history="1">
         <w:r>
           <w:rPr>
             <w:rStyle w:val="872"/>
@@ -1037,7 +1037,7 @@
                         <pic:nvPr/>
                       </pic:nvPicPr>
                       <pic:blipFill rotWithShape="1">
-                        <a:blip r:embed="rId14"/>
+                        <a:blip r:embed="rId15"/>
                         <a:stretch/>
                       </pic:blipFill>
                       <pic:spPr bwMode="auto">
@@ -1077,7 +1077,7 @@
                 <o:lock v:ext="edit" aspectratio="t"/>
               </v:shapetype>
               <v:shape id="_x0000_i5" o:spid="_x0000_s5" type="#_x0000_t75" style="width:540.00pt;height:273.18pt;mso-wrap-distance-left:0.00pt;mso-wrap-distance-top:0.00pt;mso-wrap-distance-right:0.00pt;mso-wrap-distance-bottom:0.00pt;z-index:1;" stroked="false">
-                <v:imagedata r:id="rId14" o:title=""/>
+                <v:imagedata r:id="rId15" o:title=""/>
                 <o:lock v:ext="edit" rotation="t"/>
               </v:shape>
             </w:pict>
@@ -1163,13 +1163,169 @@
         <w:pBdr/>
         <w:spacing/>
         <w:ind/>
-        <w:rPr/>
+        <w:rPr>
+          <w:highlight w:val="none"/>
+        </w:rPr>
       </w:pPr>
       <w:r>
         <w:t xml:space="preserve">A </w:t>
       </w:r>
       <w:r>
-        <w:t xml:space="preserve">network protocol is basically a standardized set of rules for formatting and processing data. </w:t>
+        <w:t xml:space="preserve">network protocol is basically a standardized set of rules that allow applications to communicate with each other</w:t>
+      </w:r>
+      <w:r>
+        <w:rPr>
+          <w:vertAlign w:val="superscript"/>
+        </w:rPr>
+        <w:t xml:space="preserve">[1]</w:t>
+      </w:r>
+      <w:r>
+        <w:t xml:space="preserve">. The five layers in the IP stack are:</w:t>
+      </w:r>
+      <w:r/>
+    </w:p>
+    <w:p>
+      <w:pPr>
+        <w:pStyle w:val="890"/>
+        <w:numPr>
+          <w:ilvl w:val="0"/>
+          <w:numId w:val="1"/>
+        </w:numPr>
+        <w:pBdr/>
+        <w:spacing/>
+        <w:ind/>
+        <w:rPr/>
+      </w:pPr>
+      <w:r>
+        <w:rPr>
+          <w:highlight w:val="none"/>
+        </w:rPr>
+        <w:t xml:space="preserve">Application layer</w:t>
+      </w:r>
+      <w:r/>
+    </w:p>
+    <w:p>
+      <w:pPr>
+        <w:pStyle w:val="890"/>
+        <w:numPr>
+          <w:ilvl w:val="0"/>
+          <w:numId w:val="1"/>
+        </w:numPr>
+        <w:pBdr/>
+        <w:spacing/>
+        <w:ind/>
+        <w:rPr>
+          <w:highlight w:val="none"/>
+        </w:rPr>
+      </w:pPr>
+      <w:r>
+        <w:rPr>
+          <w:highlight w:val="none"/>
+        </w:rPr>
+        <w:t xml:space="preserve">Transport layer</w:t>
+      </w:r>
+      <w:r/>
+    </w:p>
+    <w:p>
+      <w:pPr>
+        <w:pStyle w:val="890"/>
+        <w:numPr>
+          <w:ilvl w:val="0"/>
+          <w:numId w:val="1"/>
+        </w:numPr>
+        <w:pBdr/>
+        <w:spacing/>
+        <w:ind/>
+        <w:rPr>
+          <w:highlight w:val="none"/>
+        </w:rPr>
+      </w:pPr>
+      <w:r>
+        <w:rPr>
+          <w:highlight w:val="none"/>
+        </w:rPr>
+      </w:r>
+      <w:r>
+        <w:rPr>
+          <w:highlight w:val="none"/>
+        </w:rPr>
+        <w:t xml:space="preserve">Network layer</w:t>
+      </w:r>
+      <w:r/>
+    </w:p>
+    <w:p>
+      <w:pPr>
+        <w:pStyle w:val="890"/>
+        <w:numPr>
+          <w:ilvl w:val="0"/>
+          <w:numId w:val="1"/>
+        </w:numPr>
+        <w:pBdr/>
+        <w:spacing/>
+        <w:ind/>
+        <w:rPr/>
+      </w:pPr>
+      <w:r>
+        <w:rPr>
+          <w:highlight w:val="none"/>
+        </w:rPr>
+      </w:r>
+      <w:r>
+        <w:rPr>
+          <w:highlight w:val="none"/>
+        </w:rPr>
+        <w:t xml:space="preserve">Link layer</w:t>
+      </w:r>
+      <w:r/>
+      <w:r/>
+    </w:p>
+    <w:p>
+      <w:pPr>
+        <w:pStyle w:val="890"/>
+        <w:numPr>
+          <w:ilvl w:val="0"/>
+          <w:numId w:val="1"/>
+        </w:numPr>
+        <w:pBdr/>
+        <w:spacing/>
+        <w:ind/>
+        <w:rPr/>
+      </w:pPr>
+      <w:r>
+        <w:rPr>
+          <w:highlight w:val="none"/>
+        </w:rPr>
+        <w:t xml:space="preserve">Physical layer</w:t>
+      </w:r>
+      <w:r/>
+      <w:r>
+        <w:rPr>
+          <w:highlight w:val="none"/>
+        </w:rPr>
+      </w:r>
+      <w:r>
+        <w:rPr>
+          <w:highlight w:val="none"/>
+        </w:rPr>
+      </w:r>
+      <w:r>
+        <w:rPr>
+          <w:highlight w:val="none"/>
+        </w:rPr>
+      </w:r>
+    </w:p>
+    <w:p>
+      <w:pPr>
+        <w:pBdr/>
+        <w:spacing/>
+        <w:ind/>
+        <w:rPr>
+          <w:highlight w:val="none"/>
+        </w:rPr>
+      </w:pPr>
+      <w:r/>
+      <w:r>
+        <w:t xml:space="preserve">But do note that the TCP/IP model is sometimes represented using just 4 layers instead of 5 by combining the link and physical layers together. However, the five layer internet model separates them because they perform different functions.</w:t>
       </w:r>
       <w:r/>
     </w:p>
@@ -1224,7 +1380,1255 @@
         <w:ind/>
         <w:rPr/>
       </w:pPr>
+      <w:r>
+        <w:rPr>
+          <w:highlight w:val="none"/>
+        </w:rPr>
+      </w:r>
+      <w:r>
+        <w:rPr>
+          <w:highlight w:val="none"/>
+        </w:rPr>
+      </w:r>
+      <w:r>
+        <w:rPr>
+          <w:highlight w:val="none"/>
+        </w:rPr>
+      </w:r>
+    </w:p>
+    <w:p>
+      <w:pPr>
+        <w:pStyle w:val="830"/>
+        <w:pBdr/>
+        <w:spacing/>
+        <w:ind/>
+        <w:rPr/>
+      </w:pPr>
       <w:r/>
+      <w:r/>
+      <w:r>
+        <w:t xml:space="preserve">2. What are the key responsibilities of each of the layers we have in TCP/IP stack? To carry on this discussion, let us do a small role play.</w:t>
+      </w:r>
+      <w:r>
+        <w:t xml:space="preserve"> </w:t>
+      </w:r>
+      <w:r>
+        <w:t xml:space="preserve">Each group member can act as a single layer, make sure each layer is assigned to at least one member.</w:t>
+      </w:r>
+      <w:r>
+        <w:t xml:space="preserve"> </w:t>
+      </w:r>
+      <w:r>
+        <w:t xml:space="preserve">Let us assume we want to send a message “Hello” from Device one (source/host) to Device two (destination/server).</w:t>
+      </w:r>
+      <w:r/>
+      <w:r>
+        <w:t xml:space="preserve"> </w:t>
+      </w:r>
+      <w:r>
+        <w:t xml:space="preserve">Each member acting as a specific layer needs to discuss his/her responsibilities in sending and receiving message in Device 1 and Device 2, respectively.</w:t>
+      </w:r>
+      <w:r>
+        <w:t xml:space="preserve"> </w:t>
+      </w:r>
+      <w:r>
+        <w:t xml:space="preserve">You can start the discussion with the application layer (the person who is acting as the application layer). Then, the application layer should pass the information to the next layer. Continue the process until message “Hello” is passed from device 1 to dev</w:t>
+      </w:r>
+      <w:r>
+        <w:t xml:space="preserve">ice 2. Each person (the relevant layer) needs to discuss their responsibility and name the protocols he/she would like to use to carry his/her job.</w:t>
+      </w:r>
+      <w:r>
+        <w:t xml:space="preserve"> </w:t>
+      </w:r>
+      <w:r>
+        <w:t xml:space="preserve">As a group, you can also work out a diagram to show how these layers are interconnected with each other and the encapsulation process of sending the message “Hello” from the source to destination.</w:t>
+      </w:r>
+      <w:r/>
+      <w:r/>
+    </w:p>
+    <w:p>
+      <w:pPr>
+        <w:pBdr/>
+        <w:spacing/>
+        <w:ind/>
+        <w:rPr/>
+      </w:pPr>
+      <w:r/>
+      <w:r/>
+      <w:r/>
+    </w:p>
+    <w:p>
+      <w:pPr>
+        <w:pBdr/>
+        <w:spacing/>
+        <w:ind/>
+        <w:rPr>
+          <w:highlight w:val="none"/>
+        </w:rPr>
+      </w:pPr>
+      <w:r>
+        <w:t xml:space="preserve">Application Layer: </w:t>
+      </w:r>
+      <w:r/>
+      <w:r>
+        <w:rPr>
+          <w:highlight w:val="none"/>
+        </w:rPr>
+      </w:r>
+      <w:r>
+        <w:rPr>
+          <w:highlight w:val="none"/>
+        </w:rPr>
+      </w:r>
+    </w:p>
+    <w:p>
+      <w:pPr>
+        <w:pStyle w:val="890"/>
+        <w:numPr>
+          <w:ilvl w:val="0"/>
+          <w:numId w:val="3"/>
+        </w:numPr>
+        <w:pBdr/>
+        <w:spacing/>
+        <w:ind/>
+        <w:rPr>
+          <w:highlight w:val="none"/>
+        </w:rPr>
+      </w:pPr>
+      <w:r>
+        <w:rPr>
+          <w:highlight w:val="none"/>
+        </w:rPr>
+        <w:t xml:space="preserve">This layer provides network services directly to applications and software. </w:t>
+      </w:r>
+      <w:r>
+        <w:rPr>
+          <w:highlight w:val="none"/>
+        </w:rPr>
+      </w:r>
+    </w:p>
+    <w:p>
+      <w:pPr>
+        <w:pStyle w:val="890"/>
+        <w:numPr>
+          <w:ilvl w:val="0"/>
+          <w:numId w:val="3"/>
+        </w:numPr>
+        <w:pBdr/>
+        <w:spacing/>
+        <w:ind/>
+        <w:rPr>
+          <w:highlight w:val="none"/>
+        </w:rPr>
+      </w:pPr>
+      <w:r>
+        <w:rPr>
+          <w:highlight w:val="none"/>
+        </w:rPr>
+        <w:t xml:space="preserve">Some protocols at this layer are: HTTP/HTTPS for web communication, DNS for hostname resolution, SSH for remove administration,  </w:t>
+      </w:r>
+      <w:r>
+        <w:t xml:space="preserve">SMTP for email transmission, and DHCP for network configuration.</w:t>
+      </w:r>
+      <w:r>
+        <w:rPr>
+          <w:highlight w:val="none"/>
+        </w:rPr>
+      </w:r>
+    </w:p>
+    <w:p>
+      <w:pPr>
+        <w:pStyle w:val="890"/>
+        <w:numPr>
+          <w:ilvl w:val="0"/>
+          <w:numId w:val="3"/>
+        </w:numPr>
+        <w:pBdr/>
+        <w:spacing/>
+        <w:ind/>
+        <w:rPr>
+          <w:highlight w:val="none"/>
+        </w:rPr>
+      </w:pPr>
+      <w:r>
+        <w:rPr>
+          <w:highlight w:val="none"/>
+        </w:rPr>
+        <w:t xml:space="preserve">For example, when I try to access a website, my browser will generate an HTTP request at the application layer.</w:t>
+      </w:r>
+      <w:r>
+        <w:rPr>
+          <w:highlight w:val="none"/>
+        </w:rPr>
+        <w:t xml:space="preserve"> A very basic HTTP request would look something like </w:t>
+      </w:r>
+      <w:r>
+        <w:rPr>
+          <w:highlight w:val="none"/>
+        </w:rPr>
+        <w:t xml:space="preserve">GET / HTTP/1.1</w:t>
+      </w:r>
+      <w:r>
+        <w:rPr>
+          <w:highlight w:val="none"/>
+        </w:rPr>
+        <w:t xml:space="preserve">. But of course, other values may also be passed in along with this.</w:t>
+      </w:r>
+      <w:r>
+        <w:rPr>
+          <w:highlight w:val="none"/>
+        </w:rPr>
+      </w:r>
+    </w:p>
+    <w:p>
+      <w:pPr>
+        <w:pBdr/>
+        <w:spacing/>
+        <w:ind/>
+        <w:rPr>
+          <w:highlight w:val="none"/>
+        </w:rPr>
+      </w:pPr>
+      <w:r/>
+      <w:r>
+        <w:t xml:space="preserve">Transport Layer:</w:t>
+      </w:r>
+      <w:r/>
+    </w:p>
+    <w:p>
+      <w:pPr>
+        <w:pStyle w:val="890"/>
+        <w:numPr>
+          <w:ilvl w:val="0"/>
+          <w:numId w:val="4"/>
+        </w:numPr>
+        <w:pBdr/>
+        <w:spacing/>
+        <w:ind/>
+        <w:rPr/>
+      </w:pPr>
+      <w:r>
+        <w:rPr>
+          <w:highlight w:val="none"/>
+        </w:rPr>
+        <w:t xml:space="preserve">This layer provides end to end communication between processed running on multiple hosts. It uses post numbers (ranging from 1-</w:t>
+      </w:r>
+      <w:r>
+        <w:rPr>
+          <w:highlight w:val="none"/>
+        </w:rPr>
+        <w:t xml:space="preserve">65535 (calculated with </w:t>
+      </w:r>
+      <w:r>
+        <w:rPr>
+          <w:i/>
+          <w:iCs/>
+          <w:highlight w:val="none"/>
+        </w:rPr>
+        <w:t xml:space="preserve">2</w:t>
+      </w:r>
+      <w:r>
+        <w:rPr>
+          <w:i/>
+          <w:iCs/>
+          <w:highlight w:val="none"/>
+          <w:vertAlign w:val="superscript"/>
+        </w:rPr>
+        <w:t xml:space="preserve">16</w:t>
+      </w:r>
+      <w:r>
+        <w:rPr>
+          <w:i/>
+          <w:iCs/>
+          <w:highlight w:val="none"/>
+          <w:vertAlign w:val="baseline"/>
+        </w:rPr>
+        <w:t xml:space="preserve">-1</w:t>
+      </w:r>
+      <w:r>
+        <w:rPr>
+          <w:highlight w:val="none"/>
+        </w:rPr>
+        <w:t xml:space="preserve">) to identify the specific source and destination applications. The two main protocols at this layer are TCP and UDP.</w:t>
+      </w:r>
+      <w:r/>
+    </w:p>
+    <w:p>
+      <w:pPr>
+        <w:pStyle w:val="890"/>
+        <w:numPr>
+          <w:ilvl w:val="0"/>
+          <w:numId w:val="4"/>
+        </w:numPr>
+        <w:pBdr/>
+        <w:spacing/>
+        <w:ind/>
+        <w:rPr/>
+      </w:pPr>
+      <w:r>
+        <w:rPr>
+          <w:highlight w:val="none"/>
+        </w:rPr>
+        <w:t xml:space="preserve">TCP (</w:t>
+      </w:r>
+      <w:r>
+        <w:rPr>
+          <w:highlight w:val="none"/>
+        </w:rPr>
+        <w:t xml:space="preserve">Transmission Control Protocol</w:t>
+      </w:r>
+      <w:r>
+        <w:rPr>
+          <w:highlight w:val="none"/>
+        </w:rPr>
+        <w:t xml:space="preserve">):</w:t>
+      </w:r>
+      <w:r/>
+    </w:p>
+    <w:p>
+      <w:pPr>
+        <w:pStyle w:val="890"/>
+        <w:numPr>
+          <w:ilvl w:val="1"/>
+          <w:numId w:val="6"/>
+        </w:numPr>
+        <w:pBdr/>
+        <w:spacing/>
+        <w:ind/>
+        <w:rPr/>
+      </w:pPr>
+      <w:r>
+        <w:rPr>
+          <w:highlight w:val="none"/>
+        </w:rPr>
+        <w:t xml:space="preserve">Each data unit is called a TCP segment.</w:t>
+      </w:r>
+      <w:r/>
+      <w:r/>
+      <w:r>
+        <w:rPr>
+          <w:highlight w:val="none"/>
+        </w:rPr>
+      </w:r>
+      <w:r>
+        <w:rPr>
+          <w:highlight w:val="none"/>
+        </w:rPr>
+      </w:r>
+      <w:r>
+        <w:rPr>
+          <w:highlight w:val="none"/>
+        </w:rPr>
+      </w:r>
+      <w:r/>
+    </w:p>
+    <w:p>
+      <w:pPr>
+        <w:pStyle w:val="890"/>
+        <w:numPr>
+          <w:ilvl w:val="1"/>
+          <w:numId w:val="4"/>
+        </w:numPr>
+        <w:pBdr/>
+        <w:spacing/>
+        <w:ind/>
+        <w:rPr/>
+      </w:pPr>
+      <w:r>
+        <w:rPr>
+          <w:highlight w:val="none"/>
+        </w:rPr>
+        <w:t xml:space="preserve">This is a connection oriented protocol that allows for an ordered full duplex byte stream communication between applications. It uses sequence numbers, acknowledgments, retransmissions with checksums, and congestion control algorithms. Each TCP connection is established with a three way handshake.</w:t>
+      </w:r>
+      <w:r/>
+    </w:p>
+    <w:p>
+      <w:pPr>
+        <w:pStyle w:val="890"/>
+        <w:numPr>
+          <w:ilvl w:val="0"/>
+          <w:numId w:val="4"/>
+        </w:numPr>
+        <w:pBdr/>
+        <w:spacing/>
+        <w:ind/>
+        <w:rPr/>
+      </w:pPr>
+      <w:r>
+        <w:rPr>
+          <w:highlight w:val="none"/>
+        </w:rPr>
+        <w:t xml:space="preserve">UDP (</w:t>
+      </w:r>
+      <w:r>
+        <w:rPr>
+          <w:highlight w:val="none"/>
+        </w:rPr>
+        <w:t xml:space="preserve">User Datagram Protocol</w:t>
+      </w:r>
+      <w:r>
+        <w:rPr>
+          <w:highlight w:val="none"/>
+        </w:rPr>
+        <w:t xml:space="preserve">): </w:t>
+      </w:r>
+      <w:r/>
+    </w:p>
+    <w:p>
+      <w:pPr>
+        <w:pStyle w:val="890"/>
+        <w:numPr>
+          <w:ilvl w:val="1"/>
+          <w:numId w:val="5"/>
+        </w:numPr>
+        <w:pBdr/>
+        <w:spacing/>
+        <w:ind/>
+        <w:rPr/>
+      </w:pPr>
+      <w:r>
+        <w:rPr>
+          <w:highlight w:val="none"/>
+        </w:rPr>
+        <w:t xml:space="preserve">Each data unit is called a UDP datagram.</w:t>
+      </w:r>
+      <w:r/>
+      <w:r/>
+      <w:r>
+        <w:rPr>
+          <w:highlight w:val="none"/>
+        </w:rPr>
+      </w:r>
+      <w:r>
+        <w:rPr>
+          <w:highlight w:val="none"/>
+        </w:rPr>
+      </w:r>
+      <w:r>
+        <w:rPr>
+          <w:highlight w:val="none"/>
+        </w:rPr>
+      </w:r>
+      <w:r/>
+    </w:p>
+    <w:p>
+      <w:pPr>
+        <w:pStyle w:val="890"/>
+        <w:numPr>
+          <w:ilvl w:val="1"/>
+          <w:numId w:val="4"/>
+        </w:numPr>
+        <w:pBdr/>
+        <w:spacing/>
+        <w:ind/>
+        <w:rPr/>
+      </w:pPr>
+      <w:r>
+        <w:rPr>
+          <w:highlight w:val="none"/>
+        </w:rPr>
+        <w:t xml:space="preserve">This is a connectionless protocol with low overhead. It doesn’t establish a connection or a “session” or provide </w:t>
+      </w:r>
+      <w:r>
+        <w:rPr>
+          <w:highlight w:val="none"/>
+        </w:rPr>
+        <w:t xml:space="preserve">acknowledgments</w:t>
+      </w:r>
+      <w:r>
+        <w:rPr>
+          <w:highlight w:val="none"/>
+        </w:rPr>
+        <w:t xml:space="preserve">, </w:t>
+      </w:r>
+      <w:r>
+        <w:rPr>
+          <w:highlight w:val="none"/>
+        </w:rPr>
+        <w:t xml:space="preserve">retransmissions, </w:t>
+      </w:r>
+      <w:r>
+        <w:rPr>
+          <w:highlight w:val="none"/>
+        </w:rPr>
+        <w:t xml:space="preserve">flow control,</w:t>
+      </w:r>
+      <w:r>
+        <w:rPr>
+          <w:highlight w:val="none"/>
+        </w:rPr>
+        <w:t xml:space="preserve"> congestion control or any other “connection oriented” features. Each datagram is transmitted independently using source and destination ports with checksums for integrity checking. Due to this connectionless nature, UDP provides a very low latency and is therefore used in DNS resolving, VoIP, online gaming, streaming, and any other latency sensitive task.</w:t>
+      </w:r>
+      <w:r>
+        <w:rPr>
+          <w:highlight w:val="none"/>
+        </w:rPr>
+      </w:r>
+      <w:r/>
+    </w:p>
+    <w:p>
+      <w:pPr>
+        <w:pBdr/>
+        <w:spacing/>
+        <w:ind/>
+        <w:rPr>
+          <w:highlight w:val="none"/>
+        </w:rPr>
+      </w:pPr>
+      <w:r/>
+      <w:r>
+        <w:t xml:space="preserve">Network Layer:</w:t>
+      </w:r>
+      <w:r/>
+    </w:p>
+    <w:p>
+      <w:pPr>
+        <w:pStyle w:val="890"/>
+        <w:numPr>
+          <w:ilvl w:val="0"/>
+          <w:numId w:val="7"/>
+        </w:numPr>
+        <w:pBdr/>
+        <w:spacing/>
+        <w:ind/>
+        <w:rPr/>
+      </w:pPr>
+      <w:r>
+        <w:rPr>
+          <w:highlight w:val="none"/>
+        </w:rPr>
+        <w:t xml:space="preserve">This layer is responsible for logical addressing of devices, allowing the packets to be routed across different networks even. It will handle the src/dst IP addressing, routing, packet forwarding, </w:t>
+      </w:r>
+      <w:r>
+        <w:rPr>
+          <w:highlight w:val="none"/>
+        </w:rPr>
+        <w:t xml:space="preserve">managing hop limits &amp; TTL and many other things. </w:t>
+      </w:r>
+      <w:r/>
+    </w:p>
+    <w:p>
+      <w:pPr>
+        <w:pStyle w:val="890"/>
+        <w:numPr>
+          <w:ilvl w:val="0"/>
+          <w:numId w:val="7"/>
+        </w:numPr>
+        <w:pBdr/>
+        <w:spacing/>
+        <w:ind/>
+        <w:rPr/>
+      </w:pPr>
+      <w:r>
+        <w:rPr>
+          <w:highlight w:val="none"/>
+        </w:rPr>
+        <w:t xml:space="preserve">The main protocol at this layer is IPv4 or IPv6. Routers mostly work in this layer.</w:t>
+      </w:r>
+      <w:r/>
+    </w:p>
+    <w:p>
+      <w:pPr>
+        <w:pStyle w:val="890"/>
+        <w:numPr>
+          <w:ilvl w:val="0"/>
+          <w:numId w:val="7"/>
+        </w:numPr>
+        <w:pBdr/>
+        <w:spacing/>
+        <w:ind/>
+        <w:rPr/>
+      </w:pPr>
+      <w:r>
+        <w:rPr>
+          <w:highlight w:val="none"/>
+        </w:rPr>
+        <w:t xml:space="preserve">For example, my GL.iNet router takes care of routing my traffic between my private home subnet and the landlord’s network. For internet related IPv4 traffic, it will handles NAT, replacing the private src IP with an address reachable through it’s WISP uplink.</w:t>
+      </w:r>
+      <w:r>
+        <w:rPr>
+          <w:highlight w:val="none"/>
+        </w:rPr>
+      </w:r>
+      <w:r>
+        <w:rPr>
+          <w:highlight w:val="none"/>
+        </w:rPr>
+      </w:r>
+    </w:p>
+    <w:p>
+      <w:pPr>
+        <w:pBdr/>
+        <w:spacing/>
+        <w:ind/>
+        <w:rPr>
+          <w:highlight w:val="none"/>
+        </w:rPr>
+      </w:pPr>
+      <w:r/>
+      <w:r>
+        <w:t xml:space="preserve">Link Layer:</w:t>
+      </w:r>
+      <w:r/>
+    </w:p>
+    <w:p>
+      <w:pPr>
+        <w:pStyle w:val="890"/>
+        <w:numPr>
+          <w:ilvl w:val="0"/>
+          <w:numId w:val="8"/>
+        </w:numPr>
+        <w:pBdr/>
+        <w:spacing/>
+        <w:ind/>
+        <w:rPr/>
+      </w:pPr>
+      <w:r>
+        <w:rPr>
+          <w:highlight w:val="none"/>
+        </w:rPr>
+        <w:t xml:space="preserve">This handles the transfer of frames between devices on the same local network segment. It will deal with MAC addressing, creating frames, ensuing local delivery, and it also resolves the addresses of the next hop using ARP (for IPv4) or IPv6 neighbor discovery.</w:t>
+      </w:r>
+      <w:r/>
+    </w:p>
+    <w:p>
+      <w:pPr>
+        <w:pStyle w:val="890"/>
+        <w:numPr>
+          <w:ilvl w:val="0"/>
+          <w:numId w:val="8"/>
+        </w:numPr>
+        <w:pBdr/>
+        <w:spacing/>
+        <w:ind/>
+        <w:rPr/>
+      </w:pPr>
+      <w:r>
+        <w:rPr>
+          <w:highlight w:val="none"/>
+        </w:rPr>
+        <w:t xml:space="preserve">Protocols used in this layer includes: </w:t>
+      </w:r>
+      <w:r>
+        <w:rPr>
+          <w:highlight w:val="none"/>
+        </w:rPr>
+        <w:t xml:space="preserve">Ethernet, IEEE 802.11 WiFi, ARP</w:t>
+      </w:r>
+      <w:r>
+        <w:rPr>
+          <w:highlight w:val="none"/>
+        </w:rPr>
+        <w:t xml:space="preserve">, and many more...</w:t>
+      </w:r>
+      <w:r/>
+    </w:p>
+    <w:p>
+      <w:pPr>
+        <w:pStyle w:val="890"/>
+        <w:numPr>
+          <w:ilvl w:val="0"/>
+          <w:numId w:val="8"/>
+        </w:numPr>
+        <w:pBdr/>
+        <w:spacing/>
+        <w:ind/>
+        <w:rPr/>
+      </w:pPr>
+      <w:r>
+        <w:rPr>
+          <w:highlight w:val="none"/>
+        </w:rPr>
+      </w:r>
+      <w:r>
+        <w:rPr>
+          <w:highlight w:val="none"/>
+        </w:rPr>
+        <w:t xml:space="preserve">For local communication between my wired desktop and my home server, the ethernet frames are basically just switched within the LAN. That traffic will not pass through NAT (or into another router) because both my devices are on the same private subnet.</w:t>
+      </w:r>
+      <w:r>
+        <w:rPr>
+          <w:highlight w:val="none"/>
+        </w:rPr>
+      </w:r>
+    </w:p>
+    <w:p>
+      <w:pPr>
+        <w:pBdr/>
+        <w:spacing/>
+        <w:ind/>
+        <w:rPr>
+          <w:highlight w:val="none"/>
+        </w:rPr>
+      </w:pPr>
+      <w:r/>
+      <w:r>
+        <w:t xml:space="preserve">Physical Layer:</w:t>
+      </w:r>
+      <w:r/>
+    </w:p>
+    <w:p>
+      <w:pPr>
+        <w:pStyle w:val="890"/>
+        <w:numPr>
+          <w:ilvl w:val="0"/>
+          <w:numId w:val="9"/>
+        </w:numPr>
+        <w:pBdr/>
+        <w:spacing/>
+        <w:ind/>
+        <w:rPr/>
+      </w:pPr>
+      <w:r>
+        <w:rPr>
+          <w:highlight w:val="none"/>
+        </w:rPr>
+        <w:t xml:space="preserve">At this layer, frames are converted into electrical/optical/radio signals that can travel through the transmission medium of choice. This layer deals with modulation and encoding, connections, channels and physical media and also deals with frequencies, voltages and optical signaling.</w:t>
+      </w:r>
+      <w:r>
+        <w:rPr>
+          <w:highlight w:val="none"/>
+        </w:rPr>
+      </w:r>
+    </w:p>
+    <w:p>
+      <w:pPr>
+        <w:pBdr/>
+        <w:spacing/>
+        <w:ind/>
+        <w:rPr/>
+      </w:pPr>
+      <w:r/>
+      <w:r>
+        <w:t xml:space="preserve">When visualized, it should look something like this:</w:t>
+      </w:r>
+      <w:r/>
+    </w:p>
+    <w:p>
+      <w:pPr>
+        <w:pBdr/>
+        <w:spacing/>
+        <w:ind/>
+        <w:rPr/>
+      </w:pPr>
+      <w:r/>
+      <w:r/>
+      <w:r>
+        <mc:AlternateContent>
+          <mc:Choice Requires="wpg">
+            <w:drawing>
+              <wp:inline xmlns:wp="http://schemas.openxmlformats.org/drawingml/2006/wordprocessingDrawing" distT="0" distB="0" distL="0" distR="0">
+                <wp:extent cx="6858000" cy="5271649"/>
+                <wp:effectExtent l="0" t="0" r="0" b="0"/>
+                <wp:docPr id="7" name=""/>
+                <wp:cNvGraphicFramePr>
+                  <a:graphicFrameLocks xmlns:a="http://schemas.openxmlformats.org/drawingml/2006/main" noChangeAspect="1"/>
+                </wp:cNvGraphicFramePr>
+                <a:graphic xmlns:a="http://schemas.openxmlformats.org/drawingml/2006/main">
+                  <a:graphicData uri="http://schemas.openxmlformats.org/drawingml/2006/picture">
+                    <pic:pic xmlns:pic="http://schemas.openxmlformats.org/drawingml/2006/picture">
+                      <pic:nvPicPr>
+                        <pic:cNvPr id="170262183" name=""/>
+                        <pic:cNvPicPr>
+                          <a:picLocks noChangeAspect="1"/>
+                        </pic:cNvPicPr>
+                        <pic:nvPr/>
+                      </pic:nvPicPr>
+                      <pic:blipFill rotWithShape="1">
+                        <a:blip r:embed="rId16"/>
+                        <a:stretch/>
+                      </pic:blipFill>
+                      <pic:spPr bwMode="auto">
+                        <a:xfrm>
+                          <a:off x="0" y="0"/>
+                          <a:ext cx="6858000" cy="5271648"/>
+                        </a:xfrm>
+                        <a:prstGeom prst="rect">
+                          <a:avLst/>
+                        </a:prstGeom>
+                      </pic:spPr>
+                    </pic:pic>
+                  </a:graphicData>
+                </a:graphic>
+              </wp:inline>
+            </w:drawing>
+          </mc:Choice>
+          <mc:Fallback>
+            <w:pict>
+              <v:shapetype id="_x0000_t75" coordsize="21600,21600" o:spt="75" o:preferrelative="t" path="m@4@5l@4@11@9@11@9@5xe" filled="f" stroked="f">
+                <v:stroke joinstyle="miter"/>
+                <v:formulas>
+                  <v:f eqn="if lineDrawn pixelLineWidth 0"/>
+                  <v:f eqn="sum @0 1 0"/>
+                  <v:f eqn="sum 0 0 @1"/>
+                  <v:f eqn="prod @2 1 2"/>
+                  <v:f eqn="prod @3 21600 pixelWidth"/>
+                  <v:f eqn="prod @3 21600 pixelHeight"/>
+                  <v:f eqn="sum @0 0 1"/>
+                  <v:f eqn="prod @6 1 2"/>
+                  <v:f eqn="prod @7 21600 pixelWidth"/>
+                  <v:f eqn="sum @8 21600 0"/>
+                  <v:f eqn="prod @7 21600 pixelHeight"/>
+                  <v:f eqn="sum @10 21600 0"/>
+                </v:formulas>
+                <v:path o:extrusionok="f" gradientshapeok="t" o:connecttype="rect"/>
+                <o:lock v:ext="edit" aspectratio="t"/>
+              </v:shapetype>
+              <v:shape id="_x0000_i6" o:spid="_x0000_s6" type="#_x0000_t75" style="width:540.00pt;height:415.09pt;mso-wrap-distance-left:0.00pt;mso-wrap-distance-top:0.00pt;mso-wrap-distance-right:0.00pt;mso-wrap-distance-bottom:0.00pt;z-index:1;" stroked="false">
+                <v:imagedata r:id="rId16" o:title=""/>
+                <o:lock v:ext="edit" rotation="t"/>
+              </v:shape>
+            </w:pict>
+          </mc:Fallback>
+        </mc:AlternateContent>
+      </w:r>
+      <w:r/>
+      <w:r/>
+    </w:p>
+    <w:p>
+      <w:pPr>
+        <w:pBdr/>
+        <w:spacing/>
+        <w:ind/>
+        <w:rPr/>
+      </w:pPr>
+      <w:r/>
+      <w:r/>
+      <w:r/>
+    </w:p>
+    <w:p>
+      <w:pPr>
+        <w:pBdr/>
+        <w:spacing/>
+        <w:ind/>
+        <w:rPr/>
+      </w:pPr>
+      <w:r/>
+      <w:r/>
+      <w:r/>
+    </w:p>
+    <w:p>
+      <w:pPr>
+        <w:pStyle w:val="830"/>
+        <w:pBdr/>
+        <w:spacing/>
+        <w:ind/>
+        <w:rPr/>
+      </w:pPr>
+      <w:r>
+        <w:rPr>
+          <w:i w:val="0"/>
+          <w:iCs w:val="0"/>
+        </w:rPr>
+      </w:r>
+      <w:r>
+        <w:rPr>
+          <w:i w:val="0"/>
+          <w:iCs w:val="0"/>
+        </w:rPr>
+        <w:t xml:space="preserve">3. </w:t>
+      </w:r>
+      <w:r>
+        <w:rPr>
+          <w:i w:val="0"/>
+          <w:iCs w:val="0"/>
+        </w:rPr>
+        <w:t xml:space="preserve">Computer networks experience network delays as they have limited bandwidth. </w:t>
+      </w:r>
+      <w:r>
+        <w:rPr>
+          <w:i w:val="0"/>
+          <w:iCs w:val="0"/>
+        </w:rPr>
+        <w:t xml:space="preserve">a. </w:t>
+      </w:r>
+      <w:r>
+        <w:rPr>
+          <w:i w:val="0"/>
+          <w:iCs w:val="0"/>
+        </w:rPr>
+        <w:t xml:space="preserve">Let's look at a similar problem that we might have experienced before. </w:t>
+      </w:r>
+      <w:r>
+        <w:rPr>
+          <w:bCs w:val="0"/>
+          <w:i w:val="0"/>
+        </w:rPr>
+      </w:r>
+      <w:r>
+        <w:rPr>
+          <w:i w:val="0"/>
+          <w:iCs w:val="0"/>
+        </w:rPr>
+        <w:t xml:space="preserve">How many 2mX2mX2m boxes can be fitted into a container with a limited space of 20mX20mX10m?</w:t>
+      </w:r>
+      <w:r/>
+    </w:p>
+    <w:p>
+      <w:pPr>
+        <w:pBdr/>
+        <w:spacing/>
+        <w:ind/>
+        <w:rPr/>
+      </w:pPr>
+      <w:r/>
+      <w:r>
+        <w:t xml:space="preserve">As everything is in the same unit, the solution is: (20*20*10)/(2*2*2) = 500 boxes</w:t>
+      </w:r>
+      <w:r/>
+    </w:p>
+    <w:p>
+      <w:pPr>
+        <w:pStyle w:val="830"/>
+        <w:pBdr/>
+        <w:spacing/>
+        <w:ind/>
+        <w:rPr/>
+      </w:pPr>
+      <w:r/>
+      <w:r>
+        <w:t xml:space="preserve">b. </w:t>
+      </w:r>
+      <w:r>
+        <w:t xml:space="preserve">Similarly, suppose network users share a 0.5 GBps (Gigabytes per second) link and each user transmits continuously at  </w:t>
+      </w:r>
+      <w:r/>
+      <w:r/>
+      <w:r>
+        <w:t xml:space="preserve">100 Mbps (Megabits per second) when transmitting, but each user transmits only 50% percent at the time. Assume that the network use packet switching. Which of the following statements is correct? Explain your answer. </w:t>
+      </w:r>
+      <w:r/>
+      <w:r>
+        <w:rPr>
+          <w:highlight w:val="none"/>
+        </w:rPr>
+      </w:r>
+      <w:r>
+        <w:rPr>
+          <w:highlight w:val="none"/>
+        </w:rPr>
+      </w:r>
+      <w:r>
+        <w:rPr>
+          <w:highlight w:val="none"/>
+        </w:rPr>
+      </w:r>
+      <w:r/>
+    </w:p>
+    <w:p>
+      <w:pPr>
+        <w:pBdr/>
+        <w:spacing/>
+        <w:ind/>
+        <w:rPr>
+          <w:highlight w:val="none"/>
+        </w:rPr>
+      </w:pPr>
+      <w:r>
+        <w:t xml:space="preserve">Link capacity is 0.5 GBps. As each byte has eight bits, 0.5 GBps * 8 = 4 Gbps = 4000 Mbps. </w:t>
+      </w:r>
+      <w:r>
+        <w:rPr>
+          <w:highlight w:val="none"/>
+        </w:rPr>
+      </w:r>
+    </w:p>
+    <w:p>
+      <w:pPr>
+        <w:pBdr/>
+        <w:spacing/>
+        <w:ind/>
+        <w:rPr>
+          <w:highlight w:val="none"/>
+        </w:rPr>
+      </w:pPr>
+      <w:r>
+        <w:rPr>
+          <w:highlight w:val="none"/>
+        </w:rPr>
+        <w:t xml:space="preserve">As each active user transmits 100 Mbps, the maximum number of simultaneous active users for this link is 4000 Mbps / 100 Mbps = 40 users.</w:t>
+      </w:r>
+      <w:r>
+        <w:rPr>
+          <w:highlight w:val="none"/>
+        </w:rPr>
+      </w:r>
+      <w:r>
+        <w:rPr>
+          <w:highlight w:val="none"/>
+        </w:rPr>
+      </w:r>
+    </w:p>
+    <w:p>
+      <w:pPr>
+        <w:pBdr/>
+        <w:spacing/>
+        <w:ind/>
+        <w:rPr/>
+      </w:pPr>
+      <w:r/>
+      <w:r/>
+      <w:r/>
+    </w:p>
+    <w:p>
+      <w:pPr>
+        <w:pBdr/>
+        <w:spacing/>
+        <w:ind/>
+        <w:rPr/>
+      </w:pPr>
+      <w:r/>
+      <w:r/>
+      <w:r/>
+    </w:p>
+    <w:p>
+      <w:pPr>
+        <w:pBdr/>
+        <w:spacing/>
+        <w:ind/>
+        <w:rPr/>
+      </w:pPr>
+      <w:r/>
+      <w:r/>
+      <w:r/>
+    </w:p>
+    <w:p>
+      <w:pPr>
+        <w:pBdr/>
+        <w:spacing/>
+        <w:ind/>
+        <w:rPr/>
+      </w:pPr>
+      <w:r/>
+      <w:r/>
+      <w:r/>
+    </w:p>
+    <w:p>
+      <w:pPr>
+        <w:pBdr/>
+        <w:spacing/>
+        <w:ind/>
+        <w:rPr/>
+      </w:pPr>
+      <w:r/>
+      <w:r/>
+      <w:r/>
+    </w:p>
+    <w:p>
+      <w:pPr>
+        <w:pBdr/>
+        <w:spacing/>
+        <w:ind/>
+        <w:rPr/>
+      </w:pPr>
+      <w:r/>
+      <w:r/>
+      <w:r/>
+    </w:p>
+    <w:p>
+      <w:pPr>
+        <w:pBdr/>
+        <w:spacing/>
+        <w:ind/>
+        <w:rPr/>
+      </w:pPr>
+      <w:r/>
+      <w:r/>
+      <w:r/>
+    </w:p>
+    <w:p>
+      <w:pPr>
+        <w:pBdr/>
+        <w:spacing/>
+        <w:ind/>
+        <w:rPr/>
+      </w:pPr>
+      <w:r/>
+      <w:r/>
+      <w:r/>
+    </w:p>
+    <w:p>
+      <w:pPr>
+        <w:pBdr/>
+        <w:spacing/>
+        <w:ind/>
+        <w:rPr/>
+      </w:pPr>
+      <w:r/>
+      <w:r/>
+      <w:r/>
+    </w:p>
+    <w:p>
+      <w:pPr>
+        <w:pBdr/>
+        <w:spacing/>
+        <w:ind/>
+        <w:rPr/>
+      </w:pPr>
+      <w:r/>
+      <w:r/>
+      <w:r/>
+    </w:p>
+    <w:p>
+      <w:pPr>
+        <w:pBdr/>
+        <w:spacing/>
+        <w:ind/>
+        <w:rPr/>
+      </w:pPr>
+      <w:r/>
+      <w:r/>
+      <w:r/>
+    </w:p>
+    <w:p>
+      <w:pPr>
+        <w:pBdr/>
+        <w:spacing/>
+        <w:ind/>
+        <w:rPr/>
+      </w:pPr>
+      <w:r/>
+      <w:r/>
+      <w:r/>
+    </w:p>
+    <w:p>
+      <w:pPr>
+        <w:pBdr/>
+        <w:spacing/>
+        <w:ind/>
+        <w:rPr/>
+      </w:pPr>
+      <w:r/>
+      <w:r/>
+    </w:p>
+    <w:p>
+      <w:pPr>
+        <w:pBdr/>
+        <w:spacing/>
+        <w:ind/>
+        <w:rPr/>
+      </w:pPr>
+      <w:r/>
+      <w:r/>
+      <w:r/>
+    </w:p>
+    <w:p>
+      <w:pPr>
+        <w:pBdr/>
+        <w:spacing/>
+        <w:ind/>
+        <w:rPr/>
+      </w:pPr>
+      <w:r/>
+      <w:r/>
+      <w:r/>
+    </w:p>
+    <w:p>
+      <w:pPr>
+        <w:pBdr/>
+        <w:spacing/>
+        <w:ind/>
+        <w:rPr/>
+      </w:pPr>
+      <w:r/>
+      <w:r/>
+      <w:r/>
+    </w:p>
+    <w:p>
+      <w:pPr>
+        <w:pBdr/>
+        <w:spacing/>
+        <w:ind/>
+        <w:rPr/>
+      </w:pPr>
+      <w:r/>
+      <w:r/>
+      <w:r/>
+    </w:p>
+    <w:p>
+      <w:pPr>
+        <w:pBdr/>
+        <w:spacing/>
+        <w:ind/>
+        <w:rPr/>
+      </w:pPr>
+      <w:r/>
+      <w:r/>
+      <w:r/>
+    </w:p>
+    <w:p>
+      <w:pPr>
+        <w:pBdr/>
+        <w:spacing/>
+        <w:ind/>
+        <w:rPr/>
+      </w:pPr>
+      <w:r/>
+      <w:r/>
+      <w:r/>
+    </w:p>
+    <w:p>
+      <w:pPr>
+        <w:pBdr/>
+        <w:spacing/>
+        <w:ind/>
+        <w:rPr/>
+      </w:pPr>
+      <w:r/>
+      <w:r/>
+      <w:r/>
+    </w:p>
+    <w:p>
+      <w:pPr>
+        <w:pBdr/>
+        <w:spacing/>
+        <w:ind/>
+        <w:rPr/>
+      </w:pPr>
+      <w:r/>
+      <w:r/>
+      <w:r/>
+    </w:p>
+    <w:p>
+      <w:pPr>
+        <w:pBdr/>
+        <w:spacing/>
+        <w:ind/>
+        <w:rPr/>
+      </w:pPr>
+      <w:r/>
+      <w:r/>
+      <w:r/>
+    </w:p>
+    <w:p>
+      <w:pPr>
+        <w:pBdr/>
+        <w:spacing/>
+        <w:ind/>
+        <w:rPr/>
+      </w:pPr>
+      <w:r/>
+      <w:r/>
+      <w:r/>
+    </w:p>
+    <w:p>
+      <w:pPr>
+        <w:pBdr/>
+        <w:spacing/>
+        <w:ind/>
+        <w:rPr/>
+      </w:pPr>
+      <w:r/>
+      <w:r/>
+      <w:r/>
+    </w:p>
+    <w:p>
+      <w:pPr>
+        <w:pBdr/>
+        <w:spacing/>
+        <w:ind/>
+        <w:rPr/>
+      </w:pPr>
       <w:r/>
       <w:r/>
     </w:p>
@@ -1545,6 +2949,1361 @@
     </w:p>
   </w:footnote>
 </w:footnotes>
+</file>
+
+<file path=word/numbering.xml><?xml version="1.0" encoding="utf-8"?>
+<w:numbering xmlns:wpc="http://schemas.microsoft.com/office/word/2010/wordprocessingCanvas" xmlns:mc="http://schemas.openxmlformats.org/markup-compatibility/2006" xmlns:o="urn:schemas-microsoft-com:office:office" xmlns:r="http://schemas.openxmlformats.org/officeDocument/2006/relationships" xmlns:m="http://schemas.openxmlformats.org/officeDocument/2006/math" xmlns:v="urn:schemas-microsoft-com:vml" xmlns:wp14="http://schemas.microsoft.com/office/word/2010/wordprocessingDrawing" xmlns:wp="http://schemas.openxmlformats.org/drawingml/2006/wordprocessingDrawing" xmlns:w10="urn:schemas-microsoft-com:office:word" xmlns:w="http://schemas.openxmlformats.org/wordprocessingml/2006/main" xmlns:w14="http://schemas.microsoft.com/office/word/2010/wordml" xmlns:w15="http://schemas.microsoft.com/office/word/2012/wordml" xmlns:wpg="http://schemas.microsoft.com/office/word/2010/wordprocessingGroup" xmlns:wpi="http://schemas.microsoft.com/office/word/2010/wordprocessingInk" xmlns:wne="http://schemas.microsoft.com/office/word/2006/wordml" xmlns:wps="http://schemas.microsoft.com/office/word/2010/wordprocessingShape" mc:Ignorable="w14 w15 wp14">
+  <w:abstractNum w:abstractNumId="0">
+    <w:nsid w:val="184F7704"/>
+    <w:lvl w:ilvl="0">
+      <w:isLgl w:val="false"/>
+      <w:lvlJc w:val="left"/>
+      <w:lvlText w:val="–"/>
+      <w:numFmt w:val="bullet"/>
+      <w:pPr>
+        <w:pBdr/>
+        <w:spacing/>
+        <w:ind w:hanging="360" w:left="709"/>
+      </w:pPr>
+      <w:rPr>
+        <w:rFonts w:hint="default" w:ascii="Arial" w:hAnsi="Arial" w:eastAsia="Arial" w:cs="Arial"/>
+      </w:rPr>
+      <w:start w:val="1"/>
+      <w:suff w:val="tab"/>
+    </w:lvl>
+    <w:lvl w:ilvl="1">
+      <w:isLgl w:val="false"/>
+      <w:lvlJc w:val="left"/>
+      <w:lvlText w:val="o"/>
+      <w:numFmt w:val="bullet"/>
+      <w:pPr>
+        <w:pBdr/>
+        <w:spacing/>
+        <w:ind w:hanging="360" w:left="1429"/>
+      </w:pPr>
+      <w:rPr>
+        <w:rFonts w:hint="default" w:ascii="Courier New" w:hAnsi="Courier New" w:eastAsia="Courier New" w:cs="Courier New"/>
+      </w:rPr>
+      <w:start w:val="1"/>
+      <w:suff w:val="tab"/>
+    </w:lvl>
+    <w:lvl w:ilvl="2">
+      <w:isLgl w:val="false"/>
+      <w:lvlJc w:val="left"/>
+      <w:lvlText w:val="§"/>
+      <w:numFmt w:val="bullet"/>
+      <w:pPr>
+        <w:pBdr/>
+        <w:spacing/>
+        <w:ind w:hanging="360" w:left="2149"/>
+      </w:pPr>
+      <w:rPr>
+        <w:rFonts w:hint="default" w:ascii="Wingdings" w:hAnsi="Wingdings" w:eastAsia="Wingdings" w:cs="Wingdings"/>
+      </w:rPr>
+      <w:start w:val="1"/>
+      <w:suff w:val="tab"/>
+    </w:lvl>
+    <w:lvl w:ilvl="3">
+      <w:isLgl w:val="false"/>
+      <w:lvlJc w:val="left"/>
+      <w:lvlText w:val="·"/>
+      <w:numFmt w:val="bullet"/>
+      <w:pPr>
+        <w:pBdr/>
+        <w:spacing/>
+        <w:ind w:hanging="360" w:left="2869"/>
+      </w:pPr>
+      <w:rPr>
+        <w:rFonts w:hint="default" w:ascii="Symbol" w:hAnsi="Symbol" w:eastAsia="Symbol" w:cs="Symbol"/>
+      </w:rPr>
+      <w:start w:val="1"/>
+      <w:suff w:val="tab"/>
+    </w:lvl>
+    <w:lvl w:ilvl="4">
+      <w:isLgl w:val="false"/>
+      <w:lvlJc w:val="left"/>
+      <w:lvlText w:val="o"/>
+      <w:numFmt w:val="bullet"/>
+      <w:pPr>
+        <w:pBdr/>
+        <w:spacing/>
+        <w:ind w:hanging="360" w:left="3589"/>
+      </w:pPr>
+      <w:rPr>
+        <w:rFonts w:hint="default" w:ascii="Courier New" w:hAnsi="Courier New" w:eastAsia="Courier New" w:cs="Courier New"/>
+      </w:rPr>
+      <w:start w:val="1"/>
+      <w:suff w:val="tab"/>
+    </w:lvl>
+    <w:lvl w:ilvl="5">
+      <w:isLgl w:val="false"/>
+      <w:lvlJc w:val="left"/>
+      <w:lvlText w:val="§"/>
+      <w:numFmt w:val="bullet"/>
+      <w:pPr>
+        <w:pBdr/>
+        <w:spacing/>
+        <w:ind w:hanging="360" w:left="4309"/>
+      </w:pPr>
+      <w:rPr>
+        <w:rFonts w:hint="default" w:ascii="Wingdings" w:hAnsi="Wingdings" w:eastAsia="Wingdings" w:cs="Wingdings"/>
+      </w:rPr>
+      <w:start w:val="1"/>
+      <w:suff w:val="tab"/>
+    </w:lvl>
+    <w:lvl w:ilvl="6">
+      <w:isLgl w:val="false"/>
+      <w:lvlJc w:val="left"/>
+      <w:lvlText w:val="·"/>
+      <w:numFmt w:val="bullet"/>
+      <w:pPr>
+        <w:pBdr/>
+        <w:spacing/>
+        <w:ind w:hanging="360" w:left="5029"/>
+      </w:pPr>
+      <w:rPr>
+        <w:rFonts w:hint="default" w:ascii="Symbol" w:hAnsi="Symbol" w:eastAsia="Symbol" w:cs="Symbol"/>
+      </w:rPr>
+      <w:start w:val="1"/>
+      <w:suff w:val="tab"/>
+    </w:lvl>
+    <w:lvl w:ilvl="7">
+      <w:isLgl w:val="false"/>
+      <w:lvlJc w:val="left"/>
+      <w:lvlText w:val="o"/>
+      <w:numFmt w:val="bullet"/>
+      <w:pPr>
+        <w:pBdr/>
+        <w:spacing/>
+        <w:ind w:hanging="360" w:left="5749"/>
+      </w:pPr>
+      <w:rPr>
+        <w:rFonts w:hint="default" w:ascii="Courier New" w:hAnsi="Courier New" w:eastAsia="Courier New" w:cs="Courier New"/>
+      </w:rPr>
+      <w:start w:val="1"/>
+      <w:suff w:val="tab"/>
+    </w:lvl>
+    <w:lvl w:ilvl="8">
+      <w:isLgl w:val="false"/>
+      <w:lvlJc w:val="left"/>
+      <w:lvlText w:val="§"/>
+      <w:numFmt w:val="bullet"/>
+      <w:pPr>
+        <w:pBdr/>
+        <w:spacing/>
+        <w:ind w:hanging="360" w:left="6469"/>
+      </w:pPr>
+      <w:rPr>
+        <w:rFonts w:hint="default" w:ascii="Wingdings" w:hAnsi="Wingdings" w:eastAsia="Wingdings" w:cs="Wingdings"/>
+      </w:rPr>
+      <w:start w:val="1"/>
+      <w:suff w:val="tab"/>
+    </w:lvl>
+  </w:abstractNum>
+  <w:abstractNum w:abstractNumId="1">
+    <w:nsid w:val="23BA0A59"/>
+    <w:lvl w:ilvl="0">
+      <w:isLgl w:val="false"/>
+      <w:lvlJc w:val="left"/>
+      <w:lvlText w:val="–"/>
+      <w:numFmt w:val="bullet"/>
+      <w:pPr>
+        <w:pBdr/>
+        <w:spacing/>
+        <w:ind w:hanging="360" w:left="709"/>
+      </w:pPr>
+      <w:rPr>
+        <w:rFonts w:hint="default" w:ascii="Arial" w:hAnsi="Arial" w:eastAsia="Arial" w:cs="Arial"/>
+      </w:rPr>
+      <w:start w:val="1"/>
+      <w:suff w:val="tab"/>
+    </w:lvl>
+    <w:lvl w:ilvl="1">
+      <w:isLgl w:val="false"/>
+      <w:lvlJc w:val="left"/>
+      <w:lvlText w:val="o"/>
+      <w:numFmt w:val="bullet"/>
+      <w:pPr>
+        <w:pBdr/>
+        <w:spacing/>
+        <w:ind w:hanging="360" w:left="1429"/>
+      </w:pPr>
+      <w:rPr>
+        <w:rFonts w:hint="default" w:ascii="Courier New" w:hAnsi="Courier New" w:eastAsia="Courier New" w:cs="Courier New"/>
+      </w:rPr>
+      <w:start w:val="1"/>
+      <w:suff w:val="tab"/>
+    </w:lvl>
+    <w:lvl w:ilvl="2">
+      <w:isLgl w:val="false"/>
+      <w:lvlJc w:val="left"/>
+      <w:lvlText w:val="§"/>
+      <w:numFmt w:val="bullet"/>
+      <w:pPr>
+        <w:pBdr/>
+        <w:spacing/>
+        <w:ind w:hanging="360" w:left="2149"/>
+      </w:pPr>
+      <w:rPr>
+        <w:rFonts w:hint="default" w:ascii="Wingdings" w:hAnsi="Wingdings" w:eastAsia="Wingdings" w:cs="Wingdings"/>
+      </w:rPr>
+      <w:start w:val="1"/>
+      <w:suff w:val="tab"/>
+    </w:lvl>
+    <w:lvl w:ilvl="3">
+      <w:isLgl w:val="false"/>
+      <w:lvlJc w:val="left"/>
+      <w:lvlText w:val="·"/>
+      <w:numFmt w:val="bullet"/>
+      <w:pPr>
+        <w:pBdr/>
+        <w:spacing/>
+        <w:ind w:hanging="360" w:left="2869"/>
+      </w:pPr>
+      <w:rPr>
+        <w:rFonts w:hint="default" w:ascii="Symbol" w:hAnsi="Symbol" w:eastAsia="Symbol" w:cs="Symbol"/>
+      </w:rPr>
+      <w:start w:val="1"/>
+      <w:suff w:val="tab"/>
+    </w:lvl>
+    <w:lvl w:ilvl="4">
+      <w:isLgl w:val="false"/>
+      <w:lvlJc w:val="left"/>
+      <w:lvlText w:val="o"/>
+      <w:numFmt w:val="bullet"/>
+      <w:pPr>
+        <w:pBdr/>
+        <w:spacing/>
+        <w:ind w:hanging="360" w:left="3589"/>
+      </w:pPr>
+      <w:rPr>
+        <w:rFonts w:hint="default" w:ascii="Courier New" w:hAnsi="Courier New" w:eastAsia="Courier New" w:cs="Courier New"/>
+      </w:rPr>
+      <w:start w:val="1"/>
+      <w:suff w:val="tab"/>
+    </w:lvl>
+    <w:lvl w:ilvl="5">
+      <w:isLgl w:val="false"/>
+      <w:lvlJc w:val="left"/>
+      <w:lvlText w:val="§"/>
+      <w:numFmt w:val="bullet"/>
+      <w:pPr>
+        <w:pBdr/>
+        <w:spacing/>
+        <w:ind w:hanging="360" w:left="4309"/>
+      </w:pPr>
+      <w:rPr>
+        <w:rFonts w:hint="default" w:ascii="Wingdings" w:hAnsi="Wingdings" w:eastAsia="Wingdings" w:cs="Wingdings"/>
+      </w:rPr>
+      <w:start w:val="1"/>
+      <w:suff w:val="tab"/>
+    </w:lvl>
+    <w:lvl w:ilvl="6">
+      <w:isLgl w:val="false"/>
+      <w:lvlJc w:val="left"/>
+      <w:lvlText w:val="·"/>
+      <w:numFmt w:val="bullet"/>
+      <w:pPr>
+        <w:pBdr/>
+        <w:spacing/>
+        <w:ind w:hanging="360" w:left="5029"/>
+      </w:pPr>
+      <w:rPr>
+        <w:rFonts w:hint="default" w:ascii="Symbol" w:hAnsi="Symbol" w:eastAsia="Symbol" w:cs="Symbol"/>
+      </w:rPr>
+      <w:start w:val="1"/>
+      <w:suff w:val="tab"/>
+    </w:lvl>
+    <w:lvl w:ilvl="7">
+      <w:isLgl w:val="false"/>
+      <w:lvlJc w:val="left"/>
+      <w:lvlText w:val="o"/>
+      <w:numFmt w:val="bullet"/>
+      <w:pPr>
+        <w:pBdr/>
+        <w:spacing/>
+        <w:ind w:hanging="360" w:left="5749"/>
+      </w:pPr>
+      <w:rPr>
+        <w:rFonts w:hint="default" w:ascii="Courier New" w:hAnsi="Courier New" w:eastAsia="Courier New" w:cs="Courier New"/>
+      </w:rPr>
+      <w:start w:val="1"/>
+      <w:suff w:val="tab"/>
+    </w:lvl>
+    <w:lvl w:ilvl="8">
+      <w:isLgl w:val="false"/>
+      <w:lvlJc w:val="left"/>
+      <w:lvlText w:val="§"/>
+      <w:numFmt w:val="bullet"/>
+      <w:pPr>
+        <w:pBdr/>
+        <w:spacing/>
+        <w:ind w:hanging="360" w:left="6469"/>
+      </w:pPr>
+      <w:rPr>
+        <w:rFonts w:hint="default" w:ascii="Wingdings" w:hAnsi="Wingdings" w:eastAsia="Wingdings" w:cs="Wingdings"/>
+      </w:rPr>
+      <w:start w:val="1"/>
+      <w:suff w:val="tab"/>
+    </w:lvl>
+  </w:abstractNum>
+  <w:abstractNum w:abstractNumId="2">
+    <w:nsid w:val="145AD7F9"/>
+    <w:lvl w:ilvl="0">
+      <w:isLgl w:val="false"/>
+      <w:lvlJc w:val="left"/>
+      <w:lvlText w:val="–"/>
+      <w:numFmt w:val="bullet"/>
+      <w:pPr>
+        <w:pBdr/>
+        <w:spacing/>
+        <w:ind w:hanging="360" w:left="709"/>
+      </w:pPr>
+      <w:rPr>
+        <w:rFonts w:hint="default" w:ascii="Arial" w:hAnsi="Arial" w:eastAsia="Arial" w:cs="Arial"/>
+      </w:rPr>
+      <w:start w:val="1"/>
+      <w:suff w:val="tab"/>
+    </w:lvl>
+    <w:lvl w:ilvl="1">
+      <w:isLgl w:val="false"/>
+      <w:lvlJc w:val="left"/>
+      <w:lvlText w:val="o"/>
+      <w:numFmt w:val="bullet"/>
+      <w:pPr>
+        <w:pBdr/>
+        <w:spacing/>
+        <w:ind w:hanging="360" w:left="1429"/>
+      </w:pPr>
+      <w:rPr>
+        <w:rFonts w:hint="default" w:ascii="Courier New" w:hAnsi="Courier New" w:eastAsia="Courier New" w:cs="Courier New"/>
+      </w:rPr>
+      <w:start w:val="1"/>
+      <w:suff w:val="tab"/>
+    </w:lvl>
+    <w:lvl w:ilvl="2">
+      <w:isLgl w:val="false"/>
+      <w:lvlJc w:val="left"/>
+      <w:lvlText w:val="§"/>
+      <w:numFmt w:val="bullet"/>
+      <w:pPr>
+        <w:pBdr/>
+        <w:spacing/>
+        <w:ind w:hanging="360" w:left="2149"/>
+      </w:pPr>
+      <w:rPr>
+        <w:rFonts w:hint="default" w:ascii="Wingdings" w:hAnsi="Wingdings" w:eastAsia="Wingdings" w:cs="Wingdings"/>
+      </w:rPr>
+      <w:start w:val="1"/>
+      <w:suff w:val="tab"/>
+    </w:lvl>
+    <w:lvl w:ilvl="3">
+      <w:isLgl w:val="false"/>
+      <w:lvlJc w:val="left"/>
+      <w:lvlText w:val="·"/>
+      <w:numFmt w:val="bullet"/>
+      <w:pPr>
+        <w:pBdr/>
+        <w:spacing/>
+        <w:ind w:hanging="360" w:left="2869"/>
+      </w:pPr>
+      <w:rPr>
+        <w:rFonts w:hint="default" w:ascii="Symbol" w:hAnsi="Symbol" w:eastAsia="Symbol" w:cs="Symbol"/>
+      </w:rPr>
+      <w:start w:val="1"/>
+      <w:suff w:val="tab"/>
+    </w:lvl>
+    <w:lvl w:ilvl="4">
+      <w:isLgl w:val="false"/>
+      <w:lvlJc w:val="left"/>
+      <w:lvlText w:val="o"/>
+      <w:numFmt w:val="bullet"/>
+      <w:pPr>
+        <w:pBdr/>
+        <w:spacing/>
+        <w:ind w:hanging="360" w:left="3589"/>
+      </w:pPr>
+      <w:rPr>
+        <w:rFonts w:hint="default" w:ascii="Courier New" w:hAnsi="Courier New" w:eastAsia="Courier New" w:cs="Courier New"/>
+      </w:rPr>
+      <w:start w:val="1"/>
+      <w:suff w:val="tab"/>
+    </w:lvl>
+    <w:lvl w:ilvl="5">
+      <w:isLgl w:val="false"/>
+      <w:lvlJc w:val="left"/>
+      <w:lvlText w:val="§"/>
+      <w:numFmt w:val="bullet"/>
+      <w:pPr>
+        <w:pBdr/>
+        <w:spacing/>
+        <w:ind w:hanging="360" w:left="4309"/>
+      </w:pPr>
+      <w:rPr>
+        <w:rFonts w:hint="default" w:ascii="Wingdings" w:hAnsi="Wingdings" w:eastAsia="Wingdings" w:cs="Wingdings"/>
+      </w:rPr>
+      <w:start w:val="1"/>
+      <w:suff w:val="tab"/>
+    </w:lvl>
+    <w:lvl w:ilvl="6">
+      <w:isLgl w:val="false"/>
+      <w:lvlJc w:val="left"/>
+      <w:lvlText w:val="·"/>
+      <w:numFmt w:val="bullet"/>
+      <w:pPr>
+        <w:pBdr/>
+        <w:spacing/>
+        <w:ind w:hanging="360" w:left="5029"/>
+      </w:pPr>
+      <w:rPr>
+        <w:rFonts w:hint="default" w:ascii="Symbol" w:hAnsi="Symbol" w:eastAsia="Symbol" w:cs="Symbol"/>
+      </w:rPr>
+      <w:start w:val="1"/>
+      <w:suff w:val="tab"/>
+    </w:lvl>
+    <w:lvl w:ilvl="7">
+      <w:isLgl w:val="false"/>
+      <w:lvlJc w:val="left"/>
+      <w:lvlText w:val="o"/>
+      <w:numFmt w:val="bullet"/>
+      <w:pPr>
+        <w:pBdr/>
+        <w:spacing/>
+        <w:ind w:hanging="360" w:left="5749"/>
+      </w:pPr>
+      <w:rPr>
+        <w:rFonts w:hint="default" w:ascii="Courier New" w:hAnsi="Courier New" w:eastAsia="Courier New" w:cs="Courier New"/>
+      </w:rPr>
+      <w:start w:val="1"/>
+      <w:suff w:val="tab"/>
+    </w:lvl>
+    <w:lvl w:ilvl="8">
+      <w:isLgl w:val="false"/>
+      <w:lvlJc w:val="left"/>
+      <w:lvlText w:val="§"/>
+      <w:numFmt w:val="bullet"/>
+      <w:pPr>
+        <w:pBdr/>
+        <w:spacing/>
+        <w:ind w:hanging="360" w:left="6469"/>
+      </w:pPr>
+      <w:rPr>
+        <w:rFonts w:hint="default" w:ascii="Wingdings" w:hAnsi="Wingdings" w:eastAsia="Wingdings" w:cs="Wingdings"/>
+      </w:rPr>
+      <w:start w:val="1"/>
+      <w:suff w:val="tab"/>
+    </w:lvl>
+  </w:abstractNum>
+  <w:abstractNum w:abstractNumId="3">
+    <w:nsid w:val="0294740B"/>
+    <w:lvl w:ilvl="0">
+      <w:isLgl w:val="false"/>
+      <w:lvlJc w:val="left"/>
+      <w:lvlText w:val="–"/>
+      <w:numFmt w:val="bullet"/>
+      <w:pPr>
+        <w:pBdr/>
+        <w:spacing/>
+        <w:ind w:hanging="360" w:left="709"/>
+      </w:pPr>
+      <w:rPr>
+        <w:rFonts w:hint="default" w:ascii="Arial" w:hAnsi="Arial" w:eastAsia="Arial" w:cs="Arial"/>
+      </w:rPr>
+      <w:start w:val="1"/>
+      <w:suff w:val="tab"/>
+    </w:lvl>
+    <w:lvl w:ilvl="1">
+      <w:isLgl w:val="false"/>
+      <w:lvlJc w:val="left"/>
+      <w:lvlText w:val="o"/>
+      <w:numFmt w:val="bullet"/>
+      <w:pPr>
+        <w:pBdr/>
+        <w:spacing/>
+        <w:ind w:hanging="360" w:left="1429"/>
+      </w:pPr>
+      <w:rPr>
+        <w:rFonts w:hint="default" w:ascii="Courier New" w:hAnsi="Courier New" w:eastAsia="Courier New" w:cs="Courier New"/>
+      </w:rPr>
+      <w:start w:val="1"/>
+      <w:suff w:val="tab"/>
+    </w:lvl>
+    <w:lvl w:ilvl="2">
+      <w:isLgl w:val="false"/>
+      <w:lvlJc w:val="left"/>
+      <w:lvlText w:val="§"/>
+      <w:numFmt w:val="bullet"/>
+      <w:pPr>
+        <w:pBdr/>
+        <w:spacing/>
+        <w:ind w:hanging="360" w:left="2149"/>
+      </w:pPr>
+      <w:rPr>
+        <w:rFonts w:hint="default" w:ascii="Wingdings" w:hAnsi="Wingdings" w:eastAsia="Wingdings" w:cs="Wingdings"/>
+      </w:rPr>
+      <w:start w:val="1"/>
+      <w:suff w:val="tab"/>
+    </w:lvl>
+    <w:lvl w:ilvl="3">
+      <w:isLgl w:val="false"/>
+      <w:lvlJc w:val="left"/>
+      <w:lvlText w:val="·"/>
+      <w:numFmt w:val="bullet"/>
+      <w:pPr>
+        <w:pBdr/>
+        <w:spacing/>
+        <w:ind w:hanging="360" w:left="2869"/>
+      </w:pPr>
+      <w:rPr>
+        <w:rFonts w:hint="default" w:ascii="Symbol" w:hAnsi="Symbol" w:eastAsia="Symbol" w:cs="Symbol"/>
+      </w:rPr>
+      <w:start w:val="1"/>
+      <w:suff w:val="tab"/>
+    </w:lvl>
+    <w:lvl w:ilvl="4">
+      <w:isLgl w:val="false"/>
+      <w:lvlJc w:val="left"/>
+      <w:lvlText w:val="o"/>
+      <w:numFmt w:val="bullet"/>
+      <w:pPr>
+        <w:pBdr/>
+        <w:spacing/>
+        <w:ind w:hanging="360" w:left="3589"/>
+      </w:pPr>
+      <w:rPr>
+        <w:rFonts w:hint="default" w:ascii="Courier New" w:hAnsi="Courier New" w:eastAsia="Courier New" w:cs="Courier New"/>
+      </w:rPr>
+      <w:start w:val="1"/>
+      <w:suff w:val="tab"/>
+    </w:lvl>
+    <w:lvl w:ilvl="5">
+      <w:isLgl w:val="false"/>
+      <w:lvlJc w:val="left"/>
+      <w:lvlText w:val="§"/>
+      <w:numFmt w:val="bullet"/>
+      <w:pPr>
+        <w:pBdr/>
+        <w:spacing/>
+        <w:ind w:hanging="360" w:left="4309"/>
+      </w:pPr>
+      <w:rPr>
+        <w:rFonts w:hint="default" w:ascii="Wingdings" w:hAnsi="Wingdings" w:eastAsia="Wingdings" w:cs="Wingdings"/>
+      </w:rPr>
+      <w:start w:val="1"/>
+      <w:suff w:val="tab"/>
+    </w:lvl>
+    <w:lvl w:ilvl="6">
+      <w:isLgl w:val="false"/>
+      <w:lvlJc w:val="left"/>
+      <w:lvlText w:val="·"/>
+      <w:numFmt w:val="bullet"/>
+      <w:pPr>
+        <w:pBdr/>
+        <w:spacing/>
+        <w:ind w:hanging="360" w:left="5029"/>
+      </w:pPr>
+      <w:rPr>
+        <w:rFonts w:hint="default" w:ascii="Symbol" w:hAnsi="Symbol" w:eastAsia="Symbol" w:cs="Symbol"/>
+      </w:rPr>
+      <w:start w:val="1"/>
+      <w:suff w:val="tab"/>
+    </w:lvl>
+    <w:lvl w:ilvl="7">
+      <w:isLgl w:val="false"/>
+      <w:lvlJc w:val="left"/>
+      <w:lvlText w:val="o"/>
+      <w:numFmt w:val="bullet"/>
+      <w:pPr>
+        <w:pBdr/>
+        <w:spacing/>
+        <w:ind w:hanging="360" w:left="5749"/>
+      </w:pPr>
+      <w:rPr>
+        <w:rFonts w:hint="default" w:ascii="Courier New" w:hAnsi="Courier New" w:eastAsia="Courier New" w:cs="Courier New"/>
+      </w:rPr>
+      <w:start w:val="1"/>
+      <w:suff w:val="tab"/>
+    </w:lvl>
+    <w:lvl w:ilvl="8">
+      <w:isLgl w:val="false"/>
+      <w:lvlJc w:val="left"/>
+      <w:lvlText w:val="§"/>
+      <w:numFmt w:val="bullet"/>
+      <w:pPr>
+        <w:pBdr/>
+        <w:spacing/>
+        <w:ind w:hanging="360" w:left="6469"/>
+      </w:pPr>
+      <w:rPr>
+        <w:rFonts w:hint="default" w:ascii="Wingdings" w:hAnsi="Wingdings" w:eastAsia="Wingdings" w:cs="Wingdings"/>
+      </w:rPr>
+      <w:start w:val="1"/>
+      <w:suff w:val="tab"/>
+    </w:lvl>
+  </w:abstractNum>
+  <w:abstractNum w:abstractNumId="4">
+    <w:nsid w:val="0294740B"/>
+    <w:lvl w:ilvl="0">
+      <w:isLgl w:val="false"/>
+      <w:lvlJc w:val="left"/>
+      <w:lvlText w:val="–"/>
+      <w:numFmt w:val="bullet"/>
+      <w:pPr>
+        <w:pBdr/>
+        <w:spacing/>
+        <w:ind w:hanging="360" w:left="709"/>
+      </w:pPr>
+      <w:rPr>
+        <w:rFonts w:hint="default" w:ascii="Arial" w:hAnsi="Arial" w:eastAsia="Arial" w:cs="Arial"/>
+      </w:rPr>
+      <w:start w:val="1"/>
+      <w:suff w:val="tab"/>
+    </w:lvl>
+    <w:lvl w:ilvl="1">
+      <w:isLgl w:val="false"/>
+      <w:lvlJc w:val="left"/>
+      <w:lvlText w:val="o"/>
+      <w:numFmt w:val="bullet"/>
+      <w:pPr>
+        <w:pBdr/>
+        <w:spacing/>
+        <w:ind w:hanging="360" w:left="1429"/>
+      </w:pPr>
+      <w:rPr>
+        <w:rFonts w:hint="default" w:ascii="Courier New" w:hAnsi="Courier New" w:eastAsia="Courier New" w:cs="Courier New"/>
+      </w:rPr>
+      <w:start w:val="1"/>
+      <w:suff w:val="tab"/>
+    </w:lvl>
+    <w:lvl w:ilvl="2">
+      <w:isLgl w:val="false"/>
+      <w:lvlJc w:val="left"/>
+      <w:lvlText w:val="§"/>
+      <w:numFmt w:val="bullet"/>
+      <w:pPr>
+        <w:pBdr/>
+        <w:spacing/>
+        <w:ind w:hanging="360" w:left="2149"/>
+      </w:pPr>
+      <w:rPr>
+        <w:rFonts w:hint="default" w:ascii="Wingdings" w:hAnsi="Wingdings" w:eastAsia="Wingdings" w:cs="Wingdings"/>
+      </w:rPr>
+      <w:start w:val="1"/>
+      <w:suff w:val="tab"/>
+    </w:lvl>
+    <w:lvl w:ilvl="3">
+      <w:isLgl w:val="false"/>
+      <w:lvlJc w:val="left"/>
+      <w:lvlText w:val="·"/>
+      <w:numFmt w:val="bullet"/>
+      <w:pPr>
+        <w:pBdr/>
+        <w:spacing/>
+        <w:ind w:hanging="360" w:left="2869"/>
+      </w:pPr>
+      <w:rPr>
+        <w:rFonts w:hint="default" w:ascii="Symbol" w:hAnsi="Symbol" w:eastAsia="Symbol" w:cs="Symbol"/>
+      </w:rPr>
+      <w:start w:val="1"/>
+      <w:suff w:val="tab"/>
+    </w:lvl>
+    <w:lvl w:ilvl="4">
+      <w:isLgl w:val="false"/>
+      <w:lvlJc w:val="left"/>
+      <w:lvlText w:val="o"/>
+      <w:numFmt w:val="bullet"/>
+      <w:pPr>
+        <w:pBdr/>
+        <w:spacing/>
+        <w:ind w:hanging="360" w:left="3589"/>
+      </w:pPr>
+      <w:rPr>
+        <w:rFonts w:hint="default" w:ascii="Courier New" w:hAnsi="Courier New" w:eastAsia="Courier New" w:cs="Courier New"/>
+      </w:rPr>
+      <w:start w:val="1"/>
+      <w:suff w:val="tab"/>
+    </w:lvl>
+    <w:lvl w:ilvl="5">
+      <w:isLgl w:val="false"/>
+      <w:lvlJc w:val="left"/>
+      <w:lvlText w:val="§"/>
+      <w:numFmt w:val="bullet"/>
+      <w:pPr>
+        <w:pBdr/>
+        <w:spacing/>
+        <w:ind w:hanging="360" w:left="4309"/>
+      </w:pPr>
+      <w:rPr>
+        <w:rFonts w:hint="default" w:ascii="Wingdings" w:hAnsi="Wingdings" w:eastAsia="Wingdings" w:cs="Wingdings"/>
+      </w:rPr>
+      <w:start w:val="1"/>
+      <w:suff w:val="tab"/>
+    </w:lvl>
+    <w:lvl w:ilvl="6">
+      <w:isLgl w:val="false"/>
+      <w:lvlJc w:val="left"/>
+      <w:lvlText w:val="·"/>
+      <w:numFmt w:val="bullet"/>
+      <w:pPr>
+        <w:pBdr/>
+        <w:spacing/>
+        <w:ind w:hanging="360" w:left="5029"/>
+      </w:pPr>
+      <w:rPr>
+        <w:rFonts w:hint="default" w:ascii="Symbol" w:hAnsi="Symbol" w:eastAsia="Symbol" w:cs="Symbol"/>
+      </w:rPr>
+      <w:start w:val="1"/>
+      <w:suff w:val="tab"/>
+    </w:lvl>
+    <w:lvl w:ilvl="7">
+      <w:isLgl w:val="false"/>
+      <w:lvlJc w:val="left"/>
+      <w:lvlText w:val="o"/>
+      <w:numFmt w:val="bullet"/>
+      <w:pPr>
+        <w:pBdr/>
+        <w:spacing/>
+        <w:ind w:hanging="360" w:left="5749"/>
+      </w:pPr>
+      <w:rPr>
+        <w:rFonts w:hint="default" w:ascii="Courier New" w:hAnsi="Courier New" w:eastAsia="Courier New" w:cs="Courier New"/>
+      </w:rPr>
+      <w:start w:val="1"/>
+      <w:suff w:val="tab"/>
+    </w:lvl>
+    <w:lvl w:ilvl="8">
+      <w:isLgl w:val="false"/>
+      <w:lvlJc w:val="left"/>
+      <w:lvlText w:val="§"/>
+      <w:numFmt w:val="bullet"/>
+      <w:pPr>
+        <w:pBdr/>
+        <w:spacing/>
+        <w:ind w:hanging="360" w:left="6469"/>
+      </w:pPr>
+      <w:rPr>
+        <w:rFonts w:hint="default" w:ascii="Wingdings" w:hAnsi="Wingdings" w:eastAsia="Wingdings" w:cs="Wingdings"/>
+      </w:rPr>
+      <w:start w:val="1"/>
+      <w:suff w:val="tab"/>
+    </w:lvl>
+  </w:abstractNum>
+  <w:abstractNum w:abstractNumId="5">
+    <w:nsid w:val="0294740B"/>
+    <w:lvl w:ilvl="0">
+      <w:isLgl w:val="false"/>
+      <w:lvlJc w:val="left"/>
+      <w:lvlText w:val="–"/>
+      <w:numFmt w:val="bullet"/>
+      <w:pPr>
+        <w:pBdr/>
+        <w:spacing/>
+        <w:ind w:hanging="360" w:left="709"/>
+      </w:pPr>
+      <w:rPr>
+        <w:rFonts w:hint="default" w:ascii="Arial" w:hAnsi="Arial" w:eastAsia="Arial" w:cs="Arial"/>
+      </w:rPr>
+      <w:start w:val="1"/>
+      <w:suff w:val="tab"/>
+    </w:lvl>
+    <w:lvl w:ilvl="1">
+      <w:isLgl w:val="false"/>
+      <w:lvlJc w:val="left"/>
+      <w:lvlText w:val="o"/>
+      <w:numFmt w:val="bullet"/>
+      <w:pPr>
+        <w:pBdr/>
+        <w:spacing/>
+        <w:ind w:hanging="360" w:left="1429"/>
+      </w:pPr>
+      <w:rPr>
+        <w:rFonts w:hint="default" w:ascii="Courier New" w:hAnsi="Courier New" w:eastAsia="Courier New" w:cs="Courier New"/>
+      </w:rPr>
+      <w:start w:val="1"/>
+      <w:suff w:val="tab"/>
+    </w:lvl>
+    <w:lvl w:ilvl="2">
+      <w:isLgl w:val="false"/>
+      <w:lvlJc w:val="left"/>
+      <w:lvlText w:val="§"/>
+      <w:numFmt w:val="bullet"/>
+      <w:pPr>
+        <w:pBdr/>
+        <w:spacing/>
+        <w:ind w:hanging="360" w:left="2149"/>
+      </w:pPr>
+      <w:rPr>
+        <w:rFonts w:hint="default" w:ascii="Wingdings" w:hAnsi="Wingdings" w:eastAsia="Wingdings" w:cs="Wingdings"/>
+      </w:rPr>
+      <w:start w:val="1"/>
+      <w:suff w:val="tab"/>
+    </w:lvl>
+    <w:lvl w:ilvl="3">
+      <w:isLgl w:val="false"/>
+      <w:lvlJc w:val="left"/>
+      <w:lvlText w:val="·"/>
+      <w:numFmt w:val="bullet"/>
+      <w:pPr>
+        <w:pBdr/>
+        <w:spacing/>
+        <w:ind w:hanging="360" w:left="2869"/>
+      </w:pPr>
+      <w:rPr>
+        <w:rFonts w:hint="default" w:ascii="Symbol" w:hAnsi="Symbol" w:eastAsia="Symbol" w:cs="Symbol"/>
+      </w:rPr>
+      <w:start w:val="1"/>
+      <w:suff w:val="tab"/>
+    </w:lvl>
+    <w:lvl w:ilvl="4">
+      <w:isLgl w:val="false"/>
+      <w:lvlJc w:val="left"/>
+      <w:lvlText w:val="o"/>
+      <w:numFmt w:val="bullet"/>
+      <w:pPr>
+        <w:pBdr/>
+        <w:spacing/>
+        <w:ind w:hanging="360" w:left="3589"/>
+      </w:pPr>
+      <w:rPr>
+        <w:rFonts w:hint="default" w:ascii="Courier New" w:hAnsi="Courier New" w:eastAsia="Courier New" w:cs="Courier New"/>
+      </w:rPr>
+      <w:start w:val="1"/>
+      <w:suff w:val="tab"/>
+    </w:lvl>
+    <w:lvl w:ilvl="5">
+      <w:isLgl w:val="false"/>
+      <w:lvlJc w:val="left"/>
+      <w:lvlText w:val="§"/>
+      <w:numFmt w:val="bullet"/>
+      <w:pPr>
+        <w:pBdr/>
+        <w:spacing/>
+        <w:ind w:hanging="360" w:left="4309"/>
+      </w:pPr>
+      <w:rPr>
+        <w:rFonts w:hint="default" w:ascii="Wingdings" w:hAnsi="Wingdings" w:eastAsia="Wingdings" w:cs="Wingdings"/>
+      </w:rPr>
+      <w:start w:val="1"/>
+      <w:suff w:val="tab"/>
+    </w:lvl>
+    <w:lvl w:ilvl="6">
+      <w:isLgl w:val="false"/>
+      <w:lvlJc w:val="left"/>
+      <w:lvlText w:val="·"/>
+      <w:numFmt w:val="bullet"/>
+      <w:pPr>
+        <w:pBdr/>
+        <w:spacing/>
+        <w:ind w:hanging="360" w:left="5029"/>
+      </w:pPr>
+      <w:rPr>
+        <w:rFonts w:hint="default" w:ascii="Symbol" w:hAnsi="Symbol" w:eastAsia="Symbol" w:cs="Symbol"/>
+      </w:rPr>
+      <w:start w:val="1"/>
+      <w:suff w:val="tab"/>
+    </w:lvl>
+    <w:lvl w:ilvl="7">
+      <w:isLgl w:val="false"/>
+      <w:lvlJc w:val="left"/>
+      <w:lvlText w:val="o"/>
+      <w:numFmt w:val="bullet"/>
+      <w:pPr>
+        <w:pBdr/>
+        <w:spacing/>
+        <w:ind w:hanging="360" w:left="5749"/>
+      </w:pPr>
+      <w:rPr>
+        <w:rFonts w:hint="default" w:ascii="Courier New" w:hAnsi="Courier New" w:eastAsia="Courier New" w:cs="Courier New"/>
+      </w:rPr>
+      <w:start w:val="1"/>
+      <w:suff w:val="tab"/>
+    </w:lvl>
+    <w:lvl w:ilvl="8">
+      <w:isLgl w:val="false"/>
+      <w:lvlJc w:val="left"/>
+      <w:lvlText w:val="§"/>
+      <w:numFmt w:val="bullet"/>
+      <w:pPr>
+        <w:pBdr/>
+        <w:spacing/>
+        <w:ind w:hanging="360" w:left="6469"/>
+      </w:pPr>
+      <w:rPr>
+        <w:rFonts w:hint="default" w:ascii="Wingdings" w:hAnsi="Wingdings" w:eastAsia="Wingdings" w:cs="Wingdings"/>
+      </w:rPr>
+      <w:start w:val="1"/>
+      <w:suff w:val="tab"/>
+    </w:lvl>
+  </w:abstractNum>
+  <w:abstractNum w:abstractNumId="6">
+    <w:nsid w:val="3F002200"/>
+    <w:lvl w:ilvl="0">
+      <w:isLgl w:val="false"/>
+      <w:lvlJc w:val="left"/>
+      <w:lvlText w:val="–"/>
+      <w:numFmt w:val="bullet"/>
+      <w:pPr>
+        <w:pBdr/>
+        <w:spacing/>
+        <w:ind w:hanging="360" w:left="709"/>
+      </w:pPr>
+      <w:rPr>
+        <w:rFonts w:hint="default" w:ascii="Arial" w:hAnsi="Arial" w:eastAsia="Arial" w:cs="Arial"/>
+      </w:rPr>
+      <w:start w:val="1"/>
+      <w:suff w:val="tab"/>
+    </w:lvl>
+    <w:lvl w:ilvl="1">
+      <w:isLgl w:val="false"/>
+      <w:lvlJc w:val="left"/>
+      <w:lvlText w:val="o"/>
+      <w:numFmt w:val="bullet"/>
+      <w:pPr>
+        <w:pBdr/>
+        <w:spacing/>
+        <w:ind w:hanging="360" w:left="1429"/>
+      </w:pPr>
+      <w:rPr>
+        <w:rFonts w:hint="default" w:ascii="Courier New" w:hAnsi="Courier New" w:eastAsia="Courier New" w:cs="Courier New"/>
+      </w:rPr>
+      <w:start w:val="1"/>
+      <w:suff w:val="tab"/>
+    </w:lvl>
+    <w:lvl w:ilvl="2">
+      <w:isLgl w:val="false"/>
+      <w:lvlJc w:val="left"/>
+      <w:lvlText w:val="§"/>
+      <w:numFmt w:val="bullet"/>
+      <w:pPr>
+        <w:pBdr/>
+        <w:spacing/>
+        <w:ind w:hanging="360" w:left="2149"/>
+      </w:pPr>
+      <w:rPr>
+        <w:rFonts w:hint="default" w:ascii="Wingdings" w:hAnsi="Wingdings" w:eastAsia="Wingdings" w:cs="Wingdings"/>
+      </w:rPr>
+      <w:start w:val="1"/>
+      <w:suff w:val="tab"/>
+    </w:lvl>
+    <w:lvl w:ilvl="3">
+      <w:isLgl w:val="false"/>
+      <w:lvlJc w:val="left"/>
+      <w:lvlText w:val="·"/>
+      <w:numFmt w:val="bullet"/>
+      <w:pPr>
+        <w:pBdr/>
+        <w:spacing/>
+        <w:ind w:hanging="360" w:left="2869"/>
+      </w:pPr>
+      <w:rPr>
+        <w:rFonts w:hint="default" w:ascii="Symbol" w:hAnsi="Symbol" w:eastAsia="Symbol" w:cs="Symbol"/>
+      </w:rPr>
+      <w:start w:val="1"/>
+      <w:suff w:val="tab"/>
+    </w:lvl>
+    <w:lvl w:ilvl="4">
+      <w:isLgl w:val="false"/>
+      <w:lvlJc w:val="left"/>
+      <w:lvlText w:val="o"/>
+      <w:numFmt w:val="bullet"/>
+      <w:pPr>
+        <w:pBdr/>
+        <w:spacing/>
+        <w:ind w:hanging="360" w:left="3589"/>
+      </w:pPr>
+      <w:rPr>
+        <w:rFonts w:hint="default" w:ascii="Courier New" w:hAnsi="Courier New" w:eastAsia="Courier New" w:cs="Courier New"/>
+      </w:rPr>
+      <w:start w:val="1"/>
+      <w:suff w:val="tab"/>
+    </w:lvl>
+    <w:lvl w:ilvl="5">
+      <w:isLgl w:val="false"/>
+      <w:lvlJc w:val="left"/>
+      <w:lvlText w:val="§"/>
+      <w:numFmt w:val="bullet"/>
+      <w:pPr>
+        <w:pBdr/>
+        <w:spacing/>
+        <w:ind w:hanging="360" w:left="4309"/>
+      </w:pPr>
+      <w:rPr>
+        <w:rFonts w:hint="default" w:ascii="Wingdings" w:hAnsi="Wingdings" w:eastAsia="Wingdings" w:cs="Wingdings"/>
+      </w:rPr>
+      <w:start w:val="1"/>
+      <w:suff w:val="tab"/>
+    </w:lvl>
+    <w:lvl w:ilvl="6">
+      <w:isLgl w:val="false"/>
+      <w:lvlJc w:val="left"/>
+      <w:lvlText w:val="·"/>
+      <w:numFmt w:val="bullet"/>
+      <w:pPr>
+        <w:pBdr/>
+        <w:spacing/>
+        <w:ind w:hanging="360" w:left="5029"/>
+      </w:pPr>
+      <w:rPr>
+        <w:rFonts w:hint="default" w:ascii="Symbol" w:hAnsi="Symbol" w:eastAsia="Symbol" w:cs="Symbol"/>
+      </w:rPr>
+      <w:start w:val="1"/>
+      <w:suff w:val="tab"/>
+    </w:lvl>
+    <w:lvl w:ilvl="7">
+      <w:isLgl w:val="false"/>
+      <w:lvlJc w:val="left"/>
+      <w:lvlText w:val="o"/>
+      <w:numFmt w:val="bullet"/>
+      <w:pPr>
+        <w:pBdr/>
+        <w:spacing/>
+        <w:ind w:hanging="360" w:left="5749"/>
+      </w:pPr>
+      <w:rPr>
+        <w:rFonts w:hint="default" w:ascii="Courier New" w:hAnsi="Courier New" w:eastAsia="Courier New" w:cs="Courier New"/>
+      </w:rPr>
+      <w:start w:val="1"/>
+      <w:suff w:val="tab"/>
+    </w:lvl>
+    <w:lvl w:ilvl="8">
+      <w:isLgl w:val="false"/>
+      <w:lvlJc w:val="left"/>
+      <w:lvlText w:val="§"/>
+      <w:numFmt w:val="bullet"/>
+      <w:pPr>
+        <w:pBdr/>
+        <w:spacing/>
+        <w:ind w:hanging="360" w:left="6469"/>
+      </w:pPr>
+      <w:rPr>
+        <w:rFonts w:hint="default" w:ascii="Wingdings" w:hAnsi="Wingdings" w:eastAsia="Wingdings" w:cs="Wingdings"/>
+      </w:rPr>
+      <w:start w:val="1"/>
+      <w:suff w:val="tab"/>
+    </w:lvl>
+  </w:abstractNum>
+  <w:abstractNum w:abstractNumId="7">
+    <w:nsid w:val="02C40E5F"/>
+    <w:lvl w:ilvl="0">
+      <w:isLgl w:val="false"/>
+      <w:lvlJc w:val="left"/>
+      <w:lvlText w:val="–"/>
+      <w:numFmt w:val="bullet"/>
+      <w:pPr>
+        <w:pBdr/>
+        <w:spacing/>
+        <w:ind w:hanging="360" w:left="709"/>
+      </w:pPr>
+      <w:rPr>
+        <w:rFonts w:hint="default" w:ascii="Arial" w:hAnsi="Arial" w:eastAsia="Arial" w:cs="Arial"/>
+      </w:rPr>
+      <w:start w:val="1"/>
+      <w:suff w:val="tab"/>
+    </w:lvl>
+    <w:lvl w:ilvl="1">
+      <w:isLgl w:val="false"/>
+      <w:lvlJc w:val="left"/>
+      <w:lvlText w:val="o"/>
+      <w:numFmt w:val="bullet"/>
+      <w:pPr>
+        <w:pBdr/>
+        <w:spacing/>
+        <w:ind w:hanging="360" w:left="1429"/>
+      </w:pPr>
+      <w:rPr>
+        <w:rFonts w:hint="default" w:ascii="Courier New" w:hAnsi="Courier New" w:eastAsia="Courier New" w:cs="Courier New"/>
+      </w:rPr>
+      <w:start w:val="1"/>
+      <w:suff w:val="tab"/>
+    </w:lvl>
+    <w:lvl w:ilvl="2">
+      <w:isLgl w:val="false"/>
+      <w:lvlJc w:val="left"/>
+      <w:lvlText w:val="§"/>
+      <w:numFmt w:val="bullet"/>
+      <w:pPr>
+        <w:pBdr/>
+        <w:spacing/>
+        <w:ind w:hanging="360" w:left="2149"/>
+      </w:pPr>
+      <w:rPr>
+        <w:rFonts w:hint="default" w:ascii="Wingdings" w:hAnsi="Wingdings" w:eastAsia="Wingdings" w:cs="Wingdings"/>
+      </w:rPr>
+      <w:start w:val="1"/>
+      <w:suff w:val="tab"/>
+    </w:lvl>
+    <w:lvl w:ilvl="3">
+      <w:isLgl w:val="false"/>
+      <w:lvlJc w:val="left"/>
+      <w:lvlText w:val="·"/>
+      <w:numFmt w:val="bullet"/>
+      <w:pPr>
+        <w:pBdr/>
+        <w:spacing/>
+        <w:ind w:hanging="360" w:left="2869"/>
+      </w:pPr>
+      <w:rPr>
+        <w:rFonts w:hint="default" w:ascii="Symbol" w:hAnsi="Symbol" w:eastAsia="Symbol" w:cs="Symbol"/>
+      </w:rPr>
+      <w:start w:val="1"/>
+      <w:suff w:val="tab"/>
+    </w:lvl>
+    <w:lvl w:ilvl="4">
+      <w:isLgl w:val="false"/>
+      <w:lvlJc w:val="left"/>
+      <w:lvlText w:val="o"/>
+      <w:numFmt w:val="bullet"/>
+      <w:pPr>
+        <w:pBdr/>
+        <w:spacing/>
+        <w:ind w:hanging="360" w:left="3589"/>
+      </w:pPr>
+      <w:rPr>
+        <w:rFonts w:hint="default" w:ascii="Courier New" w:hAnsi="Courier New" w:eastAsia="Courier New" w:cs="Courier New"/>
+      </w:rPr>
+      <w:start w:val="1"/>
+      <w:suff w:val="tab"/>
+    </w:lvl>
+    <w:lvl w:ilvl="5">
+      <w:isLgl w:val="false"/>
+      <w:lvlJc w:val="left"/>
+      <w:lvlText w:val="§"/>
+      <w:numFmt w:val="bullet"/>
+      <w:pPr>
+        <w:pBdr/>
+        <w:spacing/>
+        <w:ind w:hanging="360" w:left="4309"/>
+      </w:pPr>
+      <w:rPr>
+        <w:rFonts w:hint="default" w:ascii="Wingdings" w:hAnsi="Wingdings" w:eastAsia="Wingdings" w:cs="Wingdings"/>
+      </w:rPr>
+      <w:start w:val="1"/>
+      <w:suff w:val="tab"/>
+    </w:lvl>
+    <w:lvl w:ilvl="6">
+      <w:isLgl w:val="false"/>
+      <w:lvlJc w:val="left"/>
+      <w:lvlText w:val="·"/>
+      <w:numFmt w:val="bullet"/>
+      <w:pPr>
+        <w:pBdr/>
+        <w:spacing/>
+        <w:ind w:hanging="360" w:left="5029"/>
+      </w:pPr>
+      <w:rPr>
+        <w:rFonts w:hint="default" w:ascii="Symbol" w:hAnsi="Symbol" w:eastAsia="Symbol" w:cs="Symbol"/>
+      </w:rPr>
+      <w:start w:val="1"/>
+      <w:suff w:val="tab"/>
+    </w:lvl>
+    <w:lvl w:ilvl="7">
+      <w:isLgl w:val="false"/>
+      <w:lvlJc w:val="left"/>
+      <w:lvlText w:val="o"/>
+      <w:numFmt w:val="bullet"/>
+      <w:pPr>
+        <w:pBdr/>
+        <w:spacing/>
+        <w:ind w:hanging="360" w:left="5749"/>
+      </w:pPr>
+      <w:rPr>
+        <w:rFonts w:hint="default" w:ascii="Courier New" w:hAnsi="Courier New" w:eastAsia="Courier New" w:cs="Courier New"/>
+      </w:rPr>
+      <w:start w:val="1"/>
+      <w:suff w:val="tab"/>
+    </w:lvl>
+    <w:lvl w:ilvl="8">
+      <w:isLgl w:val="false"/>
+      <w:lvlJc w:val="left"/>
+      <w:lvlText w:val="§"/>
+      <w:numFmt w:val="bullet"/>
+      <w:pPr>
+        <w:pBdr/>
+        <w:spacing/>
+        <w:ind w:hanging="360" w:left="6469"/>
+      </w:pPr>
+      <w:rPr>
+        <w:rFonts w:hint="default" w:ascii="Wingdings" w:hAnsi="Wingdings" w:eastAsia="Wingdings" w:cs="Wingdings"/>
+      </w:rPr>
+      <w:start w:val="1"/>
+      <w:suff w:val="tab"/>
+    </w:lvl>
+  </w:abstractNum>
+  <w:abstractNum w:abstractNumId="8">
+    <w:nsid w:val="59489597"/>
+    <w:lvl w:ilvl="0">
+      <w:isLgl w:val="false"/>
+      <w:lvlJc w:val="left"/>
+      <w:lvlText w:val="–"/>
+      <w:numFmt w:val="bullet"/>
+      <w:pPr>
+        <w:pBdr/>
+        <w:spacing/>
+        <w:ind w:hanging="360" w:left="709"/>
+      </w:pPr>
+      <w:rPr>
+        <w:rFonts w:hint="default" w:ascii="Arial" w:hAnsi="Arial" w:eastAsia="Arial" w:cs="Arial"/>
+      </w:rPr>
+      <w:start w:val="1"/>
+      <w:suff w:val="tab"/>
+    </w:lvl>
+    <w:lvl w:ilvl="1">
+      <w:isLgl w:val="false"/>
+      <w:lvlJc w:val="left"/>
+      <w:lvlText w:val="o"/>
+      <w:numFmt w:val="bullet"/>
+      <w:pPr>
+        <w:pBdr/>
+        <w:spacing/>
+        <w:ind w:hanging="360" w:left="1429"/>
+      </w:pPr>
+      <w:rPr>
+        <w:rFonts w:hint="default" w:ascii="Courier New" w:hAnsi="Courier New" w:eastAsia="Courier New" w:cs="Courier New"/>
+      </w:rPr>
+      <w:start w:val="1"/>
+      <w:suff w:val="tab"/>
+    </w:lvl>
+    <w:lvl w:ilvl="2">
+      <w:isLgl w:val="false"/>
+      <w:lvlJc w:val="left"/>
+      <w:lvlText w:val="§"/>
+      <w:numFmt w:val="bullet"/>
+      <w:pPr>
+        <w:pBdr/>
+        <w:spacing/>
+        <w:ind w:hanging="360" w:left="2149"/>
+      </w:pPr>
+      <w:rPr>
+        <w:rFonts w:hint="default" w:ascii="Wingdings" w:hAnsi="Wingdings" w:eastAsia="Wingdings" w:cs="Wingdings"/>
+      </w:rPr>
+      <w:start w:val="1"/>
+      <w:suff w:val="tab"/>
+    </w:lvl>
+    <w:lvl w:ilvl="3">
+      <w:isLgl w:val="false"/>
+      <w:lvlJc w:val="left"/>
+      <w:lvlText w:val="·"/>
+      <w:numFmt w:val="bullet"/>
+      <w:pPr>
+        <w:pBdr/>
+        <w:spacing/>
+        <w:ind w:hanging="360" w:left="2869"/>
+      </w:pPr>
+      <w:rPr>
+        <w:rFonts w:hint="default" w:ascii="Symbol" w:hAnsi="Symbol" w:eastAsia="Symbol" w:cs="Symbol"/>
+      </w:rPr>
+      <w:start w:val="1"/>
+      <w:suff w:val="tab"/>
+    </w:lvl>
+    <w:lvl w:ilvl="4">
+      <w:isLgl w:val="false"/>
+      <w:lvlJc w:val="left"/>
+      <w:lvlText w:val="o"/>
+      <w:numFmt w:val="bullet"/>
+      <w:pPr>
+        <w:pBdr/>
+        <w:spacing/>
+        <w:ind w:hanging="360" w:left="3589"/>
+      </w:pPr>
+      <w:rPr>
+        <w:rFonts w:hint="default" w:ascii="Courier New" w:hAnsi="Courier New" w:eastAsia="Courier New" w:cs="Courier New"/>
+      </w:rPr>
+      <w:start w:val="1"/>
+      <w:suff w:val="tab"/>
+    </w:lvl>
+    <w:lvl w:ilvl="5">
+      <w:isLgl w:val="false"/>
+      <w:lvlJc w:val="left"/>
+      <w:lvlText w:val="§"/>
+      <w:numFmt w:val="bullet"/>
+      <w:pPr>
+        <w:pBdr/>
+        <w:spacing/>
+        <w:ind w:hanging="360" w:left="4309"/>
+      </w:pPr>
+      <w:rPr>
+        <w:rFonts w:hint="default" w:ascii="Wingdings" w:hAnsi="Wingdings" w:eastAsia="Wingdings" w:cs="Wingdings"/>
+      </w:rPr>
+      <w:start w:val="1"/>
+      <w:suff w:val="tab"/>
+    </w:lvl>
+    <w:lvl w:ilvl="6">
+      <w:isLgl w:val="false"/>
+      <w:lvlJc w:val="left"/>
+      <w:lvlText w:val="·"/>
+      <w:numFmt w:val="bullet"/>
+      <w:pPr>
+        <w:pBdr/>
+        <w:spacing/>
+        <w:ind w:hanging="360" w:left="5029"/>
+      </w:pPr>
+      <w:rPr>
+        <w:rFonts w:hint="default" w:ascii="Symbol" w:hAnsi="Symbol" w:eastAsia="Symbol" w:cs="Symbol"/>
+      </w:rPr>
+      <w:start w:val="1"/>
+      <w:suff w:val="tab"/>
+    </w:lvl>
+    <w:lvl w:ilvl="7">
+      <w:isLgl w:val="false"/>
+      <w:lvlJc w:val="left"/>
+      <w:lvlText w:val="o"/>
+      <w:numFmt w:val="bullet"/>
+      <w:pPr>
+        <w:pBdr/>
+        <w:spacing/>
+        <w:ind w:hanging="360" w:left="5749"/>
+      </w:pPr>
+      <w:rPr>
+        <w:rFonts w:hint="default" w:ascii="Courier New" w:hAnsi="Courier New" w:eastAsia="Courier New" w:cs="Courier New"/>
+      </w:rPr>
+      <w:start w:val="1"/>
+      <w:suff w:val="tab"/>
+    </w:lvl>
+    <w:lvl w:ilvl="8">
+      <w:isLgl w:val="false"/>
+      <w:lvlJc w:val="left"/>
+      <w:lvlText w:val="§"/>
+      <w:numFmt w:val="bullet"/>
+      <w:pPr>
+        <w:pBdr/>
+        <w:spacing/>
+        <w:ind w:hanging="360" w:left="6469"/>
+      </w:pPr>
+      <w:rPr>
+        <w:rFonts w:hint="default" w:ascii="Wingdings" w:hAnsi="Wingdings" w:eastAsia="Wingdings" w:cs="Wingdings"/>
+      </w:rPr>
+      <w:start w:val="1"/>
+      <w:suff w:val="tab"/>
+    </w:lvl>
+  </w:abstractNum>
+  <w:num w:numId="1">
+    <w:abstractNumId w:val="0"/>
+  </w:num>
+  <w:num w:numId="2">
+    <w:abstractNumId w:val="1"/>
+  </w:num>
+  <w:num w:numId="3">
+    <w:abstractNumId w:val="2"/>
+  </w:num>
+  <w:num w:numId="4">
+    <w:abstractNumId w:val="3"/>
+  </w:num>
+  <w:num w:numId="5">
+    <w:abstractNumId w:val="4"/>
+  </w:num>
+  <w:num w:numId="6">
+    <w:abstractNumId w:val="5"/>
+  </w:num>
+  <w:num w:numId="7">
+    <w:abstractNumId w:val="6"/>
+  </w:num>
+  <w:num w:numId="8">
+    <w:abstractNumId w:val="7"/>
+  </w:num>
+  <w:num w:numId="9">
+    <w:abstractNumId w:val="8"/>
+  </w:num>
+</w:numbering>
 </file>
 
 <file path=word/styles.xml><?xml version="1.0" encoding="utf-8"?>

--- a/sit202_networking/task12p/ans2.docx
+++ b/sit202_networking/task12p/ans2.docx
@@ -4,7 +4,7 @@
   <w:body>
     <w:p>
       <w:pPr>
-        <w:pStyle w:val="827"/>
+        <w:pStyle w:val="845"/>
         <w:pBdr/>
         <w:spacing/>
         <w:ind/>
@@ -13,12 +13,9 @@
       <w:r>
         <w:t xml:space="preserve">Part 2: </w:t>
       </w:r>
-      <w:r/>
       <w:r>
         <w:t xml:space="preserve">Evidence of successful completion of the activities and learning</w:t>
       </w:r>
-      <w:r/>
-      <w:r/>
       <w:r/>
     </w:p>
     <w:p>
@@ -42,7 +39,7 @@
     </w:p>
     <w:p>
       <w:pPr>
-        <w:pStyle w:val="828"/>
+        <w:pStyle w:val="846"/>
         <w:pBdr/>
         <w:spacing/>
         <w:ind/>
@@ -50,7 +47,6 @@
           <w:highlight w:val="none"/>
         </w:rPr>
       </w:pPr>
-      <w:r/>
       <w:r>
         <w:t xml:space="preserve">Exercise</w:t>
       </w:r>
@@ -62,10 +58,15 @@
           <w:highlight w:val="none"/>
         </w:rPr>
       </w:r>
+      <w:r>
+        <w:rPr>
+          <w:highlight w:val="none"/>
+        </w:rPr>
+      </w:r>
     </w:p>
     <w:p>
       <w:pPr>
-        <w:pStyle w:val="830"/>
+        <w:pStyle w:val="848"/>
         <w:pBdr/>
         <w:spacing/>
         <w:ind/>
@@ -110,24 +111,16 @@
         </w:rPr>
         <w:t xml:space="preserve">CP, firewalling, routing, and local DNS resolution on its own subnet, thus isolating my network from my landlord’s LAN. This basically creates a nested network.</w:t>
       </w:r>
-      <w:r/>
-      <w:r>
-        <w:rPr>
-          <w:highlight w:val="none"/>
-        </w:rPr>
-      </w:r>
       <w:r>
         <w:rPr>
           <w:highlight w:val="none"/>
         </w:rPr>
       </w:r>
       <w:r/>
-      <w:r/>
-      <w:r/>
     </w:p>
     <w:p>
       <w:pPr>
-        <w:pStyle w:val="830"/>
+        <w:pStyle w:val="848"/>
         <w:pBdr/>
         <w:spacing/>
         <w:ind/>
@@ -146,7 +139,6 @@
         <w:jc w:val="left"/>
         <w:rPr/>
       </w:pPr>
-      <w:r/>
       <w:r>
         <w:t xml:space="preserve">I normally use four main types every day. They are Ethernet, WiFi, 4G/5G cellular, and Bluetooth BR/EDR and sometimes Bluetooth BLE.</w:t>
       </w:r>
@@ -154,7 +146,7 @@
     </w:p>
     <w:p>
       <w:pPr>
-        <w:pStyle w:val="828"/>
+        <w:pStyle w:val="846"/>
         <w:pBdr/>
         <w:spacing/>
         <w:ind/>
@@ -162,7 +154,6 @@
           <w:highlight w:val="none"/>
         </w:rPr>
       </w:pPr>
-      <w:r/>
       <w:r>
         <w:t xml:space="preserve">Exercise</w:t>
       </w:r>
@@ -182,7 +173,7 @@
     </w:p>
     <w:p>
       <w:pPr>
-        <w:pStyle w:val="830"/>
+        <w:pStyle w:val="848"/>
         <w:pBdr/>
         <w:spacing/>
         <w:ind/>
@@ -200,15 +191,20 @@
         <w:ind/>
         <w:rPr/>
       </w:pPr>
-      <w:r/>
       <w:r>
-        <w:t xml:space="preserve">A web application would be a really good example. At the top, I interact with the user interface through my web browser. The browser will then communicate with the application layer, which will handle the website logic and user requests. The backend will then process the request, communicate with databases or any other external APIs/services as necessary, and then will pass the response back through the same layers. Underneath this, the operating system, network protocols and the physical connection handles the actual data transfer. Each layer has a separate responsibility, making the overall system more modular.</w:t>
+        <w:t xml:space="preserve">A web application would be a really good example. At the top, I interact with the user interface through my </w:t>
+      </w:r>
+      <w:r>
+        <w:t xml:space="preserve">web browser. The browser will then communicate with the application layer, which will handle the website logic and user requests. The backend will then process the request, communicate with databases or any other external APIs/services as necessary, and th</w:t>
+      </w:r>
+      <w:r>
+        <w:t xml:space="preserve">en will pass the response back through the same layers. Underneath this, the operating system, network protocols and the physical connection handles the actual data transfer. Each layer has a separate responsibility, making the overall system more modular.</w:t>
       </w:r>
       <w:r/>
     </w:p>
     <w:p>
       <w:pPr>
-        <w:pStyle w:val="828"/>
+        <w:pStyle w:val="846"/>
         <w:pBdr/>
         <w:spacing/>
         <w:ind/>
@@ -216,7 +212,6 @@
           <w:highlight w:val="none"/>
         </w:rPr>
       </w:pPr>
-      <w:r/>
       <w:r>
         <w:t xml:space="preserve">Exercise</w:t>
       </w:r>
@@ -236,7 +231,7 @@
     </w:p>
     <w:p>
       <w:pPr>
-        <w:pStyle w:val="830"/>
+        <w:pStyle w:val="848"/>
         <w:pBdr/>
         <w:spacing/>
         <w:ind/>
@@ -254,18 +249,10 @@
         <w:ind/>
         <w:rPr/>
       </w:pPr>
-      <w:r/>
       <w:r>
         <w:t xml:space="preserve">As seen below, my computer performed a standard DNS query for `cdn.jsdelivr.net` and got those responses.</w:t>
       </w:r>
       <w:r/>
-      <w:r/>
-      <w:r/>
-      <w:r/>
-      <w:r/>
-      <w:r/>
-      <w:r/>
-      <w:r/>
     </w:p>
     <w:p>
       <w:pPr>
@@ -275,10 +262,6 @@
         <w:jc w:val="center"/>
         <w:rPr/>
       </w:pPr>
-      <w:r/>
-      <w:r/>
-      <w:r/>
-      <w:r/>
       <w:r>
         <mc:AlternateContent>
           <mc:Choice Requires="wpg">
@@ -307,7 +290,7 @@
                       <pic:spPr bwMode="auto">
                         <a:xfrm flipH="0" flipV="0">
                           <a:off x="0" y="0"/>
-                          <a:ext cx="5798362" cy="2450248"/>
+                          <a:ext cx="5798362" cy="2450247"/>
                         </a:xfrm>
                         <a:prstGeom prst="rect">
                           <a:avLst/>
@@ -349,11 +332,10 @@
         </mc:AlternateContent>
       </w:r>
       <w:r/>
-      <w:r/>
     </w:p>
     <w:p>
       <w:pPr>
-        <w:pStyle w:val="828"/>
+        <w:pStyle w:val="846"/>
         <w:pBdr/>
         <w:spacing/>
         <w:ind/>
@@ -361,7 +343,6 @@
           <w:highlight w:val="none"/>
         </w:rPr>
       </w:pPr>
-      <w:r/>
       <w:r>
         <w:t xml:space="preserve">Exercise</w:t>
       </w:r>
@@ -381,7 +362,7 @@
     </w:p>
     <w:p>
       <w:pPr>
-        <w:pStyle w:val="830"/>
+        <w:pStyle w:val="848"/>
         <w:pBdr/>
         <w:spacing/>
         <w:ind/>
@@ -394,12 +375,6 @@
         <w:t xml:space="preserve">All frames containing the DNS protocol;</w:t>
       </w:r>
       <w:r/>
-      <w:r/>
-      <w:r/>
-      <w:r/>
-      <w:r/>
-      <w:r/>
-      <w:r/>
     </w:p>
     <w:p>
       <w:pPr>
@@ -408,7 +383,6 @@
         <w:ind/>
         <w:rPr/>
       </w:pPr>
-      <w:r/>
       <w:r>
         <w:t xml:space="preserve">The best way to filter out DNS traffic is to use the `dns` filter.</w:t>
       </w:r>
@@ -421,8 +395,6 @@
         <w:ind/>
         <w:rPr/>
       </w:pPr>
-      <w:r/>
-      <w:r/>
       <w:r>
         <mc:AlternateContent>
           <mc:Choice Requires="wpg">
@@ -493,7 +465,6 @@
         </mc:AlternateContent>
       </w:r>
       <w:r/>
-      <w:r/>
     </w:p>
     <w:p>
       <w:pPr>
@@ -504,7 +475,6 @@
           <w:highlight w:val="none"/>
         </w:rPr>
       </w:pPr>
-      <w:r/>
       <w:r>
         <w:t xml:space="preserve">As seen above, all DNS traffic goes through UDP port 53. Therefore, `udp.port == 53` filter should also work. But note that it might display any other UDP traffic that’s sent over port 53 as well. </w:t>
       </w:r>
@@ -526,12 +496,6 @@
         <w:ind/>
         <w:rPr/>
       </w:pPr>
-      <w:r/>
-      <w:r/>
-      <w:r/>
-      <w:r/>
-      <w:r/>
-      <w:r/>
       <w:r>
         <mc:AlternateContent>
           <mc:Choice Requires="wpg">
@@ -602,7 +566,6 @@
         </mc:AlternateContent>
       </w:r>
       <w:r/>
-      <w:r/>
     </w:p>
     <w:p>
       <w:pPr>
@@ -611,7 +574,6 @@
         <w:ind/>
         <w:rPr/>
       </w:pPr>
-      <w:r/>
       <w:r/>
       <w:r/>
     </w:p>
@@ -624,7 +586,6 @@
       </w:pPr>
       <w:r/>
       <w:r/>
-      <w:r/>
     </w:p>
     <w:p>
       <w:pPr>
@@ -633,7 +594,6 @@
         <w:ind/>
         <w:rPr/>
       </w:pPr>
-      <w:r/>
       <w:r/>
       <w:r/>
     </w:p>
@@ -646,25 +606,19 @@
       </w:pPr>
       <w:r/>
       <w:r/>
-      <w:r/>
-      <w:r/>
-      <w:r/>
     </w:p>
     <w:p>
       <w:pPr>
-        <w:pStyle w:val="830"/>
+        <w:pStyle w:val="848"/>
         <w:pBdr/>
         <w:spacing/>
         <w:ind/>
         <w:rPr/>
       </w:pPr>
-      <w:r/>
-      <w:r/>
       <w:r>
         <w:t xml:space="preserve">All frames sent by your local machine;  </w:t>
       </w:r>
       <w:r/>
-      <w:r/>
     </w:p>
     <w:p>
       <w:pPr>
@@ -673,7 +627,6 @@
         <w:ind/>
         <w:rPr/>
       </w:pPr>
-      <w:r/>
       <w:r>
         <w:t xml:space="preserve">As seen here, my local IP address for this interface connected to my host machine is 192.168.8.136.</w:t>
       </w:r>
@@ -686,8 +639,6 @@
         <w:ind/>
         <w:rPr/>
       </w:pPr>
-      <w:r/>
-      <w:r/>
       <w:r>
         <mc:AlternateContent>
           <mc:Choice Requires="wpg">
@@ -758,7 +709,6 @@
         </mc:AlternateContent>
       </w:r>
       <w:r/>
-      <w:r/>
     </w:p>
     <w:p>
       <w:pPr>
@@ -767,7 +717,6 @@
         <w:ind/>
         <w:rPr/>
       </w:pPr>
-      <w:r/>
       <w:r>
         <w:t xml:space="preserve">To filter by the source IP address, you can use this filter: `</w:t>
       </w:r>
@@ -778,10 +727,6 @@
         <w:t xml:space="preserve">`</w:t>
       </w:r>
       <w:r/>
-      <w:r/>
-      <w:r/>
-      <w:r/>
-      <w:r/>
     </w:p>
     <w:p>
       <w:pPr>
@@ -790,8 +735,6 @@
         <w:ind/>
         <w:rPr/>
       </w:pPr>
-      <w:r/>
-      <w:r/>
       <w:r>
         <mc:AlternateContent>
           <mc:Choice Requires="wpg">
@@ -862,7 +805,6 @@
         </mc:AlternateContent>
       </w:r>
       <w:r/>
-      <w:r/>
     </w:p>
     <w:p>
       <w:pPr>
@@ -871,7 +813,6 @@
         <w:ind/>
         <w:rPr/>
       </w:pPr>
-      <w:r/>
       <w:r/>
       <w:r/>
     </w:p>
@@ -884,7 +825,6 @@
       </w:pPr>
       <w:r/>
       <w:r/>
-      <w:r/>
     </w:p>
     <w:p>
       <w:pPr>
@@ -893,7 +833,6 @@
         <w:ind/>
         <w:rPr/>
       </w:pPr>
-      <w:r/>
       <w:r/>
       <w:r/>
     </w:p>
@@ -904,7 +843,6 @@
         <w:ind/>
         <w:rPr/>
       </w:pPr>
-      <w:r/>
       <w:r/>
       <w:r/>
     </w:p>
@@ -930,7 +868,6 @@
       </w:pPr>
       <w:r/>
       <w:r/>
-      <w:r/>
     </w:p>
     <w:p>
       <w:pPr>
@@ -939,7 +876,6 @@
         <w:ind/>
         <w:rPr/>
       </w:pPr>
-      <w:r/>
       <w:r/>
       <w:r/>
     </w:p>
@@ -950,7 +886,6 @@
         <w:ind/>
         <w:rPr/>
       </w:pPr>
-      <w:r/>
       <w:r/>
       <w:r/>
     </w:p>
@@ -980,14 +915,14 @@
       <w:hyperlink r:id="rId14" w:tooltip="http://neverssl.com/" w:history="1">
         <w:r>
           <w:rPr>
-            <w:rStyle w:val="872"/>
+            <w:rStyle w:val="890"/>
             <w:highlight w:val="none"/>
           </w:rPr>
           <w:t xml:space="preserve">http://neverssl.com/</w:t>
         </w:r>
         <w:r>
           <w:rPr>
-            <w:rStyle w:val="872"/>
+            <w:rStyle w:val="890"/>
             <w:highlight w:val="none"/>
           </w:rPr>
         </w:r>
@@ -1003,6 +938,7 @@
           <w:highlight w:val="none"/>
         </w:rPr>
       </w:r>
+      <w:r/>
     </w:p>
     <w:p>
       <w:pPr>
@@ -1013,8 +949,6 @@
           <w:highlight w:val="none"/>
         </w:rPr>
       </w:pPr>
-      <w:r/>
-      <w:r/>
       <w:r>
         <mc:AlternateContent>
           <mc:Choice Requires="wpg">
@@ -1043,7 +977,7 @@
                       <pic:spPr bwMode="auto">
                         <a:xfrm>
                           <a:off x="0" y="0"/>
-                          <a:ext cx="6858000" cy="3469431"/>
+                          <a:ext cx="6858000" cy="3469430"/>
                         </a:xfrm>
                         <a:prstGeom prst="rect">
                           <a:avLst/>
@@ -1084,8 +1018,11 @@
           </mc:Fallback>
         </mc:AlternateContent>
       </w:r>
-      <w:r/>
-      <w:r/>
+      <w:r>
+        <w:rPr>
+          <w:highlight w:val="none"/>
+        </w:rPr>
+      </w:r>
     </w:p>
     <w:p>
       <w:pPr>
@@ -1094,14 +1031,12 @@
         <w:ind/>
         <w:rPr/>
       </w:pPr>
-      <w:r/>
       <w:r>
         <w:t xml:space="preserve">As seen above, you can see the response received for the HTTP GET </w:t>
       </w:r>
       <w:r>
         <w:t xml:space="preserve">request</w:t>
       </w:r>
-      <w:r/>
       <w:r>
         <w:t xml:space="preserve"> sent.</w:t>
       </w:r>
@@ -1116,11 +1051,10 @@
       </w:pPr>
       <w:r/>
       <w:r/>
-      <w:r/>
     </w:p>
     <w:p>
       <w:pPr>
-        <w:pStyle w:val="828"/>
+        <w:pStyle w:val="846"/>
         <w:pBdr/>
         <w:spacing/>
         <w:ind/>
@@ -1142,20 +1076,23 @@
           <w:highlight w:val="none"/>
         </w:rPr>
       </w:r>
+      <w:r>
+        <w:rPr>
+          <w:highlight w:val="none"/>
+        </w:rPr>
+      </w:r>
     </w:p>
     <w:p>
       <w:pPr>
-        <w:pStyle w:val="830"/>
+        <w:pStyle w:val="848"/>
         <w:pBdr/>
         <w:spacing/>
         <w:ind/>
         <w:rPr/>
       </w:pPr>
-      <w:r/>
       <w:r>
         <w:t xml:space="preserve">Why we need protocols to communicate? What are the five layers in the Internet protocol stack?</w:t>
       </w:r>
-      <w:r/>
       <w:r/>
     </w:p>
     <w:p>
@@ -1174,19 +1111,17 @@
         <w:t xml:space="preserve">network protocol is basically a standardized set of rules that allow applications to communicate with each other</w:t>
       </w:r>
       <w:r>
-        <w:rPr>
-          <w:vertAlign w:val="superscript"/>
-        </w:rPr>
-        <w:t xml:space="preserve">[1]</w:t>
+        <w:t xml:space="preserve">. The five layers in the IP stack are:</w:t>
       </w:r>
       <w:r>
-        <w:t xml:space="preserve">. The five layers in the IP stack are:</w:t>
+        <w:rPr>
+          <w:highlight w:val="none"/>
+        </w:rPr>
       </w:r>
-      <w:r/>
     </w:p>
     <w:p>
       <w:pPr>
-        <w:pStyle w:val="890"/>
+        <w:pStyle w:val="908"/>
         <w:numPr>
           <w:ilvl w:val="0"/>
           <w:numId w:val="1"/>
@@ -1206,7 +1141,7 @@
     </w:p>
     <w:p>
       <w:pPr>
-        <w:pStyle w:val="890"/>
+        <w:pStyle w:val="908"/>
         <w:numPr>
           <w:ilvl w:val="0"/>
           <w:numId w:val="1"/>
@@ -1224,11 +1159,15 @@
         </w:rPr>
         <w:t xml:space="preserve">Transport layer</w:t>
       </w:r>
-      <w:r/>
+      <w:r>
+        <w:rPr>
+          <w:highlight w:val="none"/>
+        </w:rPr>
+      </w:r>
     </w:p>
     <w:p>
       <w:pPr>
-        <w:pStyle w:val="890"/>
+        <w:pStyle w:val="908"/>
         <w:numPr>
           <w:ilvl w:val="0"/>
           <w:numId w:val="1"/>
@@ -1251,11 +1190,15 @@
         </w:rPr>
         <w:t xml:space="preserve">Network layer</w:t>
       </w:r>
-      <w:r/>
+      <w:r>
+        <w:rPr>
+          <w:highlight w:val="none"/>
+        </w:rPr>
+      </w:r>
     </w:p>
     <w:p>
       <w:pPr>
-        <w:pStyle w:val="890"/>
+        <w:pStyle w:val="908"/>
         <w:numPr>
           <w:ilvl w:val="0"/>
           <w:numId w:val="1"/>
@@ -1277,11 +1220,10 @@
         <w:t xml:space="preserve">Link layer</w:t>
       </w:r>
       <w:r/>
-      <w:r/>
     </w:p>
     <w:p>
       <w:pPr>
-        <w:pStyle w:val="890"/>
+        <w:pStyle w:val="908"/>
         <w:numPr>
           <w:ilvl w:val="0"/>
           <w:numId w:val="1"/>
@@ -1297,7 +1239,78 @@
         </w:rPr>
         <w:t xml:space="preserve">Physical layer</w:t>
       </w:r>
+      <w:r>
+        <w:rPr>
+          <w:highlight w:val="none"/>
+        </w:rPr>
+      </w:r>
       <w:r/>
+    </w:p>
+    <w:p>
+      <w:pPr>
+        <w:pBdr/>
+        <w:spacing/>
+        <w:ind/>
+        <w:rPr>
+          <w:highlight w:val="none"/>
+        </w:rPr>
+      </w:pPr>
+      <w:r>
+        <w:t xml:space="preserve">But do note that the TCP/IP model is sometimes represented using just 4 layers instead of 5 by combining the link and physical layers together. However, the five layer internet model separates them because they perform different functions.</w:t>
+      </w:r>
+      <w:r>
+        <w:rPr>
+          <w:highlight w:val="none"/>
+        </w:rPr>
+      </w:r>
+    </w:p>
+    <w:p>
+      <w:pPr>
+        <w:pBdr/>
+        <w:spacing/>
+        <w:ind/>
+        <w:rPr/>
+      </w:pPr>
+      <w:r/>
+      <w:r/>
+    </w:p>
+    <w:p>
+      <w:pPr>
+        <w:pBdr/>
+        <w:spacing/>
+        <w:ind/>
+        <w:rPr/>
+      </w:pPr>
+      <w:r/>
+      <w:r/>
+    </w:p>
+    <w:p>
+      <w:pPr>
+        <w:pBdr/>
+        <w:spacing/>
+        <w:ind/>
+        <w:rPr/>
+      </w:pPr>
+      <w:r/>
+      <w:r/>
+    </w:p>
+    <w:p>
+      <w:pPr>
+        <w:pBdr/>
+        <w:spacing/>
+        <w:ind/>
+        <w:rPr/>
+      </w:pPr>
+      <w:r/>
+      <w:r/>
+    </w:p>
+    <w:p>
+      <w:pPr>
+        <w:pBdr/>
+        <w:spacing/>
+        <w:ind/>
+        <w:rPr/>
+      </w:pPr>
       <w:r>
         <w:rPr>
           <w:highlight w:val="none"/>
@@ -1308,104 +1321,16 @@
           <w:highlight w:val="none"/>
         </w:rPr>
       </w:r>
-      <w:r>
-        <w:rPr>
-          <w:highlight w:val="none"/>
-        </w:rPr>
-      </w:r>
-    </w:p>
-    <w:p>
-      <w:pPr>
-        <w:pBdr/>
-        <w:spacing/>
-        <w:ind/>
-        <w:rPr>
-          <w:highlight w:val="none"/>
-        </w:rPr>
-      </w:pPr>
-      <w:r/>
-      <w:r>
-        <w:t xml:space="preserve">But do note that the TCP/IP model is sometimes represented using just 4 layers instead of 5 by combining the link and physical layers together. However, the five layer internet model separates them because they perform different functions.</w:t>
-      </w:r>
       <w:r/>
     </w:p>
     <w:p>
       <w:pPr>
+        <w:pStyle w:val="848"/>
         <w:pBdr/>
         <w:spacing/>
         <w:ind/>
         <w:rPr/>
       </w:pPr>
-      <w:r/>
-      <w:r/>
-      <w:r/>
-    </w:p>
-    <w:p>
-      <w:pPr>
-        <w:pBdr/>
-        <w:spacing/>
-        <w:ind/>
-        <w:rPr/>
-      </w:pPr>
-      <w:r/>
-      <w:r/>
-      <w:r/>
-    </w:p>
-    <w:p>
-      <w:pPr>
-        <w:pBdr/>
-        <w:spacing/>
-        <w:ind/>
-        <w:rPr/>
-      </w:pPr>
-      <w:r/>
-      <w:r/>
-      <w:r/>
-    </w:p>
-    <w:p>
-      <w:pPr>
-        <w:pBdr/>
-        <w:spacing/>
-        <w:ind/>
-        <w:rPr/>
-      </w:pPr>
-      <w:r/>
-      <w:r/>
-      <w:r/>
-    </w:p>
-    <w:p>
-      <w:pPr>
-        <w:pBdr/>
-        <w:spacing/>
-        <w:ind/>
-        <w:rPr/>
-      </w:pPr>
-      <w:r>
-        <w:rPr>
-          <w:highlight w:val="none"/>
-        </w:rPr>
-      </w:r>
-      <w:r>
-        <w:rPr>
-          <w:highlight w:val="none"/>
-        </w:rPr>
-      </w:r>
-      <w:r>
-        <w:rPr>
-          <w:highlight w:val="none"/>
-        </w:rPr>
-      </w:r>
-    </w:p>
-    <w:p>
-      <w:pPr>
-        <w:pStyle w:val="830"/>
-        <w:pBdr/>
-        <w:spacing/>
-        <w:ind/>
-        <w:rPr/>
-      </w:pPr>
-      <w:r/>
-      <w:r/>
       <w:r>
         <w:t xml:space="preserve">2. What are the key responsibilities of each of the layers we have in TCP/IP stack? To carry on this discussion, let us do a small role play.</w:t>
       </w:r>
@@ -1421,7 +1346,6 @@
       <w:r>
         <w:t xml:space="preserve">Let us assume we want to send a message “Hello” from Device one (source/host) to Device two (destination/server).</w:t>
       </w:r>
-      <w:r/>
       <w:r>
         <w:t xml:space="preserve"> </w:t>
       </w:r>
@@ -1432,7 +1356,10 @@
         <w:t xml:space="preserve"> </w:t>
       </w:r>
       <w:r>
-        <w:t xml:space="preserve">You can start the discussion with the application layer (the person who is acting as the application layer). Then, the application layer should pass the information to the next layer. Continue the process until message “Hello” is passed from device 1 to dev</w:t>
+        <w:t xml:space="preserve">Y</w:t>
+      </w:r>
+      <w:r>
+        <w:t xml:space="preserve">ou can start the discussion with the application layer (the person who is acting as the application layer). Then, the application layer should pass the information to the next layer. Continue the process until message “Hello” is passed from device 1 to dev</w:t>
       </w:r>
       <w:r>
         <w:t xml:space="preserve">ice 2. Each person (the relevant layer) needs to discuss their responsibility and name the protocols he/she would like to use to carry his/her job.</w:t>
@@ -1444,7 +1371,6 @@
         <w:t xml:space="preserve">As a group, you can also work out a diagram to show how these layers are interconnected with each other and the encapsulation process of sending the message “Hello” from the source to destination.</w:t>
       </w:r>
       <w:r/>
-      <w:r/>
     </w:p>
     <w:p>
       <w:pPr>
@@ -1453,7 +1379,6 @@
         <w:ind/>
         <w:rPr/>
       </w:pPr>
-      <w:r/>
       <w:r/>
       <w:r/>
     </w:p>
@@ -1469,7 +1394,6 @@
       <w:r>
         <w:t xml:space="preserve">Application Layer: </w:t>
       </w:r>
-      <w:r/>
       <w:r>
         <w:rPr>
           <w:highlight w:val="none"/>
@@ -1483,7 +1407,7 @@
     </w:p>
     <w:p>
       <w:pPr>
-        <w:pStyle w:val="890"/>
+        <w:pStyle w:val="908"/>
         <w:numPr>
           <w:ilvl w:val="0"/>
           <w:numId w:val="3"/>
@@ -1506,10 +1430,15 @@
           <w:highlight w:val="none"/>
         </w:rPr>
       </w:r>
+      <w:r>
+        <w:rPr>
+          <w:highlight w:val="none"/>
+        </w:rPr>
+      </w:r>
     </w:p>
     <w:p>
       <w:pPr>
-        <w:pStyle w:val="890"/>
+        <w:pStyle w:val="908"/>
         <w:numPr>
           <w:ilvl w:val="0"/>
           <w:numId w:val="3"/>
@@ -1535,10 +1464,15 @@
           <w:highlight w:val="none"/>
         </w:rPr>
       </w:r>
+      <w:r>
+        <w:rPr>
+          <w:highlight w:val="none"/>
+        </w:rPr>
+      </w:r>
     </w:p>
     <w:p>
       <w:pPr>
-        <w:pStyle w:val="890"/>
+        <w:pStyle w:val="908"/>
         <w:numPr>
           <w:ilvl w:val="0"/>
           <w:numId w:val="3"/>
@@ -1579,25 +1513,33 @@
           <w:highlight w:val="none"/>
         </w:rPr>
       </w:r>
-    </w:p>
-    <w:p>
-      <w:pPr>
-        <w:pBdr/>
-        <w:spacing/>
-        <w:ind/>
+      <w:r>
         <w:rPr>
           <w:highlight w:val="none"/>
         </w:rPr>
-      </w:pPr>
-      <w:r/>
+      </w:r>
+    </w:p>
+    <w:p>
+      <w:pPr>
+        <w:pBdr/>
+        <w:spacing/>
+        <w:ind/>
+        <w:rPr>
+          <w:highlight w:val="none"/>
+        </w:rPr>
+      </w:pPr>
       <w:r>
         <w:t xml:space="preserve">Transport Layer:</w:t>
       </w:r>
-      <w:r/>
+      <w:r>
+        <w:rPr>
+          <w:highlight w:val="none"/>
+        </w:rPr>
+      </w:r>
     </w:p>
     <w:p>
       <w:pPr>
-        <w:pStyle w:val="890"/>
+        <w:pStyle w:val="908"/>
         <w:numPr>
           <w:ilvl w:val="0"/>
           <w:numId w:val="4"/>
@@ -1655,7 +1597,7 @@
     </w:p>
     <w:p>
       <w:pPr>
-        <w:pStyle w:val="890"/>
+        <w:pStyle w:val="908"/>
         <w:numPr>
           <w:ilvl w:val="0"/>
           <w:numId w:val="4"/>
@@ -1687,7 +1629,7 @@
     </w:p>
     <w:p>
       <w:pPr>
-        <w:pStyle w:val="890"/>
+        <w:pStyle w:val="908"/>
         <w:numPr>
           <w:ilvl w:val="1"/>
           <w:numId w:val="6"/>
@@ -1702,18 +1644,6 @@
           <w:highlight w:val="none"/>
         </w:rPr>
         <w:t xml:space="preserve">Each data unit is called a TCP segment.</w:t>
-      </w:r>
-      <w:r/>
-      <w:r/>
-      <w:r>
-        <w:rPr>
-          <w:highlight w:val="none"/>
-        </w:rPr>
-      </w:r>
-      <w:r>
-        <w:rPr>
-          <w:highlight w:val="none"/>
-        </w:rPr>
       </w:r>
       <w:r>
         <w:rPr>
@@ -1724,7 +1654,7 @@
     </w:p>
     <w:p>
       <w:pPr>
-        <w:pStyle w:val="890"/>
+        <w:pStyle w:val="908"/>
         <w:numPr>
           <w:ilvl w:val="1"/>
           <w:numId w:val="4"/>
@@ -1738,13 +1668,19 @@
         <w:rPr>
           <w:highlight w:val="none"/>
         </w:rPr>
-        <w:t xml:space="preserve">This is a connection oriented protocol that allows for an ordered full duplex byte stream communication between applications. It uses sequence numbers, acknowledgments, retransmissions with checksums, and congestion control algorithms. Each TCP connection is established with a three way handshake.</w:t>
+        <w:t xml:space="preserve">This is a connection oriented protocol tha</w:t>
+      </w:r>
+      <w:r>
+        <w:rPr>
+          <w:highlight w:val="none"/>
+        </w:rPr>
+        <w:t xml:space="preserve">t allows for an ordered full duplex byte stream communication between applications. It uses sequence numbers, acknowledgments, retransmissions with checksums, and congestion control algorithms. Each TCP connection is established with a three way handshake.</w:t>
       </w:r>
       <w:r/>
     </w:p>
     <w:p>
       <w:pPr>
-        <w:pStyle w:val="890"/>
+        <w:pStyle w:val="908"/>
         <w:numPr>
           <w:ilvl w:val="0"/>
           <w:numId w:val="4"/>
@@ -1776,7 +1712,7 @@
     </w:p>
     <w:p>
       <w:pPr>
-        <w:pStyle w:val="890"/>
+        <w:pStyle w:val="908"/>
         <w:numPr>
           <w:ilvl w:val="1"/>
           <w:numId w:val="5"/>
@@ -1791,18 +1727,6 @@
           <w:highlight w:val="none"/>
         </w:rPr>
         <w:t xml:space="preserve">Each data unit is called a UDP datagram.</w:t>
-      </w:r>
-      <w:r/>
-      <w:r/>
-      <w:r>
-        <w:rPr>
-          <w:highlight w:val="none"/>
-        </w:rPr>
-      </w:r>
-      <w:r>
-        <w:rPr>
-          <w:highlight w:val="none"/>
-        </w:rPr>
       </w:r>
       <w:r>
         <w:rPr>
@@ -1813,7 +1737,7 @@
     </w:p>
     <w:p>
       <w:pPr>
-        <w:pStyle w:val="890"/>
+        <w:pStyle w:val="908"/>
         <w:numPr>
           <w:ilvl w:val="1"/>
           <w:numId w:val="4"/>
@@ -1857,7 +1781,13 @@
         <w:rPr>
           <w:highlight w:val="none"/>
         </w:rPr>
-        <w:t xml:space="preserve"> congestion control or any other “connection oriented” features. Each datagram is transmitted independently using source and destination ports with checksums for integrity checking. Due to this connectionless nature, UDP provides a very low latency and is therefore used in DNS resolving, VoIP, online gaming, streaming, and any other latency sensitive task.</w:t>
+        <w:t xml:space="preserve"> congestion control or any other “connection oriented” features. Each datagram is transmitted independ</w:t>
+      </w:r>
+      <w:r>
+        <w:rPr>
+          <w:highlight w:val="none"/>
+        </w:rPr>
+        <w:t xml:space="preserve">ently using source and destination ports with checksums for integrity checking. Due to this connectionless nature, UDP provides a very low latency and is therefore used in DNS resolving, VoIP, online gaming, streaming, and any other latency sensitive task.</w:t>
       </w:r>
       <w:r>
         <w:rPr>
@@ -1875,15 +1805,18 @@
           <w:highlight w:val="none"/>
         </w:rPr>
       </w:pPr>
-      <w:r/>
       <w:r>
         <w:t xml:space="preserve">Network Layer:</w:t>
       </w:r>
-      <w:r/>
+      <w:r>
+        <w:rPr>
+          <w:highlight w:val="none"/>
+        </w:rPr>
+      </w:r>
     </w:p>
     <w:p>
       <w:pPr>
-        <w:pStyle w:val="890"/>
+        <w:pStyle w:val="908"/>
         <w:numPr>
           <w:ilvl w:val="0"/>
           <w:numId w:val="7"/>
@@ -1909,7 +1842,7 @@
     </w:p>
     <w:p>
       <w:pPr>
-        <w:pStyle w:val="890"/>
+        <w:pStyle w:val="908"/>
         <w:numPr>
           <w:ilvl w:val="0"/>
           <w:numId w:val="7"/>
@@ -1929,7 +1862,7 @@
     </w:p>
     <w:p>
       <w:pPr>
-        <w:pStyle w:val="890"/>
+        <w:pStyle w:val="908"/>
         <w:numPr>
           <w:ilvl w:val="0"/>
           <w:numId w:val="7"/>
@@ -1943,12 +1876,32 @@
         <w:rPr>
           <w:highlight w:val="none"/>
         </w:rPr>
-        <w:t xml:space="preserve">For example, my GL.iNet router takes care of routing my traffic between my private home subnet and the landlord’s network. For internet related IPv4 traffic, it will handles NAT, replacing the private src IP with an address reachable through it’s WISP uplink.</w:t>
+        <w:t xml:space="preserve">For</w:t>
       </w:r>
       <w:r>
         <w:rPr>
           <w:highlight w:val="none"/>
         </w:rPr>
+        <w:t xml:space="preserve"> example, my GL.iNet router takes care of routing my traffic between my private home subnet and the landlord’s network. For internet related IPv4 traffic, it will handles NAT, replacing the private src IP with an address reachable through it’s WISP uplink.</w:t>
+      </w:r>
+      <w:r>
+        <w:rPr>
+          <w:highlight w:val="none"/>
+        </w:rPr>
+      </w:r>
+      <w:r/>
+    </w:p>
+    <w:p>
+      <w:pPr>
+        <w:pBdr/>
+        <w:spacing/>
+        <w:ind/>
+        <w:rPr>
+          <w:highlight w:val="none"/>
+        </w:rPr>
+      </w:pPr>
+      <w:r>
+        <w:t xml:space="preserve">Link Layer:</w:t>
       </w:r>
       <w:r>
         <w:rPr>
@@ -1958,42 +1911,33 @@
     </w:p>
     <w:p>
       <w:pPr>
-        <w:pBdr/>
-        <w:spacing/>
-        <w:ind/>
+        <w:pStyle w:val="908"/>
+        <w:numPr>
+          <w:ilvl w:val="0"/>
+          <w:numId w:val="8"/>
+        </w:numPr>
+        <w:pBdr/>
+        <w:spacing/>
+        <w:ind/>
+        <w:rPr/>
+      </w:pPr>
+      <w:r>
         <w:rPr>
           <w:highlight w:val="none"/>
         </w:rPr>
-      </w:pPr>
-      <w:r/>
+        <w:t xml:space="preserve">This </w:t>
+      </w:r>
       <w:r>
-        <w:t xml:space="preserve">Link Layer:</w:t>
+        <w:rPr>
+          <w:highlight w:val="none"/>
+        </w:rPr>
+        <w:t xml:space="preserve">handles the transfer of frames between devices on the same local network segment. It will deal with MAC addressing, creating frames, ensuing local delivery, and it also resolves the addresses of the next hop using ARP (for IPv4) or IPv6 neighbor discovery.</w:t>
       </w:r>
       <w:r/>
     </w:p>
     <w:p>
       <w:pPr>
-        <w:pStyle w:val="890"/>
-        <w:numPr>
-          <w:ilvl w:val="0"/>
-          <w:numId w:val="8"/>
-        </w:numPr>
-        <w:pBdr/>
-        <w:spacing/>
-        <w:ind/>
-        <w:rPr/>
-      </w:pPr>
-      <w:r>
-        <w:rPr>
-          <w:highlight w:val="none"/>
-        </w:rPr>
-        <w:t xml:space="preserve">This handles the transfer of frames between devices on the same local network segment. It will deal with MAC addressing, creating frames, ensuing local delivery, and it also resolves the addresses of the next hop using ARP (for IPv4) or IPv6 neighbor discovery.</w:t>
-      </w:r>
-      <w:r/>
-    </w:p>
-    <w:p>
-      <w:pPr>
-        <w:pStyle w:val="890"/>
+        <w:pStyle w:val="908"/>
         <w:numPr>
           <w:ilvl w:val="0"/>
           <w:numId w:val="8"/>
@@ -2025,7 +1969,7 @@
     </w:p>
     <w:p>
       <w:pPr>
-        <w:pStyle w:val="890"/>
+        <w:pStyle w:val="908"/>
         <w:numPr>
           <w:ilvl w:val="0"/>
           <w:numId w:val="8"/>
@@ -2051,6 +1995,7 @@
           <w:highlight w:val="none"/>
         </w:rPr>
       </w:r>
+      <w:r/>
     </w:p>
     <w:p>
       <w:pPr>
@@ -2061,29 +2006,8 @@
           <w:highlight w:val="none"/>
         </w:rPr>
       </w:pPr>
-      <w:r/>
       <w:r>
         <w:t xml:space="preserve">Physical Layer:</w:t>
-      </w:r>
-      <w:r/>
-    </w:p>
-    <w:p>
-      <w:pPr>
-        <w:pStyle w:val="890"/>
-        <w:numPr>
-          <w:ilvl w:val="0"/>
-          <w:numId w:val="9"/>
-        </w:numPr>
-        <w:pBdr/>
-        <w:spacing/>
-        <w:ind/>
-        <w:rPr/>
-      </w:pPr>
-      <w:r>
-        <w:rPr>
-          <w:highlight w:val="none"/>
-        </w:rPr>
-        <w:t xml:space="preserve">At this layer, frames are converted into electrical/optical/radio signals that can travel through the transmission medium of choice. This layer deals with modulation and encoding, connections, channels and physical media and also deals with frequencies, voltages and optical signaling.</w:t>
       </w:r>
       <w:r>
         <w:rPr>
@@ -2093,12 +2017,42 @@
     </w:p>
     <w:p>
       <w:pPr>
+        <w:pStyle w:val="908"/>
+        <w:numPr>
+          <w:ilvl w:val="0"/>
+          <w:numId w:val="9"/>
+        </w:numPr>
         <w:pBdr/>
         <w:spacing/>
         <w:ind/>
         <w:rPr/>
       </w:pPr>
+      <w:r>
+        <w:rPr>
+          <w:highlight w:val="none"/>
+        </w:rPr>
+        <w:t xml:space="preserve">At this layer, frames are con</w:t>
+      </w:r>
+      <w:r>
+        <w:rPr>
+          <w:highlight w:val="none"/>
+        </w:rPr>
+        <w:t xml:space="preserve">verted into electrical/optical/radio signals that can travel through the transmission medium of choice. This layer deals with modulation and encoding, connections, channels and physical media and also deals with frequencies, voltages and optical signaling.</w:t>
+      </w:r>
+      <w:r>
+        <w:rPr>
+          <w:highlight w:val="none"/>
+        </w:rPr>
+      </w:r>
       <w:r/>
+    </w:p>
+    <w:p>
+      <w:pPr>
+        <w:pBdr/>
+        <w:spacing/>
+        <w:ind/>
+        <w:rPr/>
+      </w:pPr>
       <w:r>
         <w:t xml:space="preserve">When visualized, it should look something like this:</w:t>
       </w:r>
@@ -2111,8 +2065,6 @@
         <w:ind/>
         <w:rPr/>
       </w:pPr>
-      <w:r/>
-      <w:r/>
       <w:r>
         <mc:AlternateContent>
           <mc:Choice Requires="wpg">
@@ -2183,7 +2135,6 @@
         </mc:AlternateContent>
       </w:r>
       <w:r/>
-      <w:r/>
     </w:p>
     <w:p>
       <w:pPr>
@@ -2192,7 +2143,6 @@
         <w:ind/>
         <w:rPr/>
       </w:pPr>
-      <w:r/>
       <w:r/>
       <w:r/>
     </w:p>
@@ -2205,11 +2155,10 @@
       </w:pPr>
       <w:r/>
       <w:r/>
-      <w:r/>
     </w:p>
     <w:p>
       <w:pPr>
-        <w:pStyle w:val="830"/>
+        <w:pStyle w:val="848"/>
         <w:pBdr/>
         <w:spacing/>
         <w:ind/>
@@ -2251,12 +2200,6 @@
       </w:r>
       <w:r>
         <w:rPr>
-          <w:bCs w:val="0"/>
-          <w:i w:val="0"/>
-        </w:rPr>
-      </w:r>
-      <w:r>
-        <w:rPr>
           <w:i w:val="0"/>
           <w:iCs w:val="0"/>
         </w:rPr>
@@ -2271,7 +2214,6 @@
         <w:ind/>
         <w:rPr/>
       </w:pPr>
-      <w:r/>
       <w:r>
         <w:t xml:space="preserve">As everything is in the same unit, the solution is: (20*20*10)/(2*2*2) = 500 boxes</w:t>
       </w:r>
@@ -2279,24 +2221,666 @@
     </w:p>
     <w:p>
       <w:pPr>
-        <w:pStyle w:val="830"/>
+        <w:pStyle w:val="848"/>
         <w:pBdr/>
         <w:spacing/>
         <w:ind/>
         <w:rPr/>
       </w:pPr>
-      <w:r/>
       <w:r>
         <w:t xml:space="preserve">b. </w:t>
       </w:r>
       <w:r>
         <w:t xml:space="preserve">Similarly, suppose network users share a 0.5 GBps (Gigabytes per second) link and each user transmits continuously at  </w:t>
       </w:r>
+      <w:r>
+        <w:t xml:space="preserve">100 Mbps (Megabits per second) when transmitting, but each user transmits only 50% percent at the time. Assume that the network use packet switching. Which of the following statements is correct? Explain your answer. </w:t>
+      </w:r>
+      <w:r>
+        <w:rPr>
+          <w:highlight w:val="none"/>
+        </w:rPr>
+      </w:r>
+      <w:r/>
+    </w:p>
+    <w:p>
+      <w:pPr>
+        <w:pBdr/>
+        <w:spacing/>
+        <w:ind/>
+        <w:rPr>
+          <w:highlight w:val="none"/>
+        </w:rPr>
+      </w:pPr>
+      <w:r>
+        <w:t xml:space="preserve">Link capacity is 0.5 GBps. As each byte has eight bits, 0.5 GBps * 8 = 4 Gbps = 4000 Mbps. </w:t>
+      </w:r>
+      <w:r>
+        <w:rPr>
+          <w:highlight w:val="none"/>
+        </w:rPr>
+      </w:r>
+      <w:r>
+        <w:rPr>
+          <w:highlight w:val="none"/>
+        </w:rPr>
+      </w:r>
+    </w:p>
+    <w:p>
+      <w:pPr>
+        <w:pBdr/>
+        <w:spacing/>
+        <w:ind/>
+        <w:rPr>
+          <w:highlight w:val="none"/>
+        </w:rPr>
+      </w:pPr>
+      <w:r>
+        <w:rPr>
+          <w:highlight w:val="none"/>
+        </w:rPr>
+        <w:t xml:space="preserve">As each active user transmits 100 Mbps, the maximum number of simultaneous active users for this link is 4000 Mbps / 100 Mbps = 40 users.</w:t>
+      </w:r>
+      <w:r>
+        <w:rPr>
+          <w:highlight w:val="none"/>
+        </w:rPr>
+      </w:r>
+      <w:r>
+        <w:rPr>
+          <w:highlight w:val="none"/>
+        </w:rPr>
+      </w:r>
+    </w:p>
+    <w:p>
+      <w:pPr>
+        <w:pStyle w:val="848"/>
+        <w:pBdr/>
+        <w:spacing/>
+        <w:ind/>
+        <w:rPr/>
+      </w:pPr>
+      <w:r/>
+      <w:r>
+        <w:t xml:space="preserve">If 40 users transmit simultaneously, then there will be a significant queuing delay before the link.</w:t>
+      </w:r>
+      <w:r/>
+      <w:r/>
+    </w:p>
+    <w:p>
+      <w:pPr>
+        <w:pBdr/>
+        <w:spacing/>
+        <w:ind/>
+        <w:rPr>
+          <w:highlight w:val="none"/>
+        </w:rPr>
+      </w:pPr>
+      <w:r/>
+      <w:r>
+        <w:t xml:space="preserve">This is False</w:t>
+      </w:r>
+      <w:r>
+        <w:t xml:space="preserve">. This would fully saturate the bandwidth and might cause little delays when there are bursts of traffic. So, it’s not a 100% stable but it not a definite overload as well. </w:t>
+      </w:r>
+      <w:r/>
+      <w:r>
+        <w:rPr>
+          <w:highlight w:val="none"/>
+        </w:rPr>
+      </w:r>
+      <w:r>
+        <w:rPr>
+          <w:highlight w:val="none"/>
+        </w:rPr>
+      </w:r>
+      <w:r>
+        <w:rPr>
+          <w:highlight w:val="none"/>
+        </w:rPr>
+      </w:r>
+    </w:p>
+    <w:p>
+      <w:pPr>
+        <w:pStyle w:val="848"/>
+        <w:pBdr/>
+        <w:spacing/>
+        <w:ind/>
+        <w:rPr/>
+      </w:pPr>
+      <w:r/>
+      <w:r>
+        <w:t xml:space="preserve">If 88 users transmit simultaneously, then there will be a queuing delay just before the link.</w:t>
+      </w:r>
+      <w:r/>
+      <w:r/>
+    </w:p>
+    <w:p>
+      <w:pPr>
+        <w:pBdr/>
+        <w:spacing/>
+        <w:ind/>
+        <w:rPr/>
+      </w:pPr>
+      <w:r/>
+      <w:r>
+        <w:t xml:space="preserve">This is True.</w:t>
+      </w:r>
+      <w:r>
+        <w:t xml:space="preserve"> </w:t>
+      </w:r>
+      <w:r>
+        <w:t xml:space="preserve">Less than 50% of the users already saturate 100% of the bandwidth. Therefore, the queue would be very unstable over time and might even cause in packets to be dropped.</w:t>
+      </w:r>
+      <w:r/>
+    </w:p>
+    <w:p>
+      <w:pPr>
+        <w:pStyle w:val="848"/>
+        <w:pBdr/>
+        <w:spacing/>
+        <w:ind/>
+        <w:rPr/>
+      </w:pPr>
+      <w:r/>
+      <w:r>
+        <w:t xml:space="preserve">Since we use packet switching, we can have any number of users and they can transmit packets without a delay.</w:t>
+      </w:r>
+      <w:r/>
+      <w:r/>
+    </w:p>
+    <w:p>
+      <w:pPr>
+        <w:pBdr/>
+        <w:spacing/>
+        <w:ind/>
+        <w:rPr>
+          <w:highlight w:val="none"/>
+        </w:rPr>
+      </w:pPr>
+      <w:r>
+        <w:t xml:space="preserve">This is False. </w:t>
+      </w:r>
+      <w:r/>
+      <w:r>
+        <w:rPr>
+          <w:highlight w:val="none"/>
+        </w:rPr>
+        <w:t xml:space="preserve">Using packet switching doesn’t mean the bandwidth is unlimited. If the bandwidth is fully saturated, packets might queue up and keep on accumulating in the routers.</w:t>
+      </w:r>
+      <w:r>
+        <w:rPr>
+          <w:highlight w:val="none"/>
+        </w:rPr>
+      </w:r>
+      <w:r>
+        <w:rPr>
+          <w:highlight w:val="none"/>
+        </w:rPr>
+      </w:r>
+    </w:p>
+    <w:p>
+      <w:pPr>
+        <w:pStyle w:val="846"/>
+        <w:pBdr/>
+        <w:spacing/>
+        <w:ind/>
+        <w:rPr>
+          <w:highlight w:val="none"/>
+        </w:rPr>
+      </w:pPr>
+      <w:r>
+        <w:t xml:space="preserve">Activity</w:t>
+      </w:r>
+      <w:r>
+        <w:t xml:space="preserve"> </w:t>
+      </w:r>
+      <w:r>
+        <w:rPr>
+          <w:highlight w:val="none"/>
+        </w:rPr>
+        <w:t xml:space="preserve">2</w:t>
+      </w:r>
+      <w:r>
+        <w:rPr>
+          <w:highlight w:val="none"/>
+        </w:rPr>
+      </w:r>
+    </w:p>
+    <w:p>
+      <w:pPr>
+        <w:pStyle w:val="848"/>
+        <w:pBdr/>
+        <w:spacing/>
+        <w:ind/>
+        <w:rPr/>
+      </w:pPr>
+      <w:r/>
+      <w:r>
+        <w:t xml:space="preserve">Open Google Chrome browser and Clear browsing history/ cache</w:t>
+      </w:r>
+      <w:r>
+        <w:t xml:space="preserve">.</w:t>
+      </w:r>
+      <w:r/>
+    </w:p>
+    <w:p>
+      <w:pPr>
+        <w:pBdr/>
+        <w:spacing/>
+        <w:ind/>
+        <w:rPr>
+          <w:highlight w:val="none"/>
+        </w:rPr>
+      </w:pPr>
+      <w:r>
+        <w:t xml:space="preserve">Done. I used another profile.</w:t>
+      </w:r>
+      <w:r/>
+    </w:p>
+    <w:p>
+      <w:pPr>
+        <w:pBdr/>
+        <w:spacing/>
+        <w:ind/>
+        <w:jc w:val="center"/>
+        <w:rPr/>
+      </w:pPr>
+      <w:r/>
       <w:r/>
       <w:r/>
       <w:r>
-        <w:t xml:space="preserve">100 Mbps (Megabits per second) when transmitting, but each user transmits only 50% percent at the time. Assume that the network use packet switching. Which of the following statements is correct? Explain your answer. </w:t>
+        <mc:AlternateContent>
+          <mc:Choice Requires="wpg">
+            <w:drawing>
+              <wp:inline xmlns:wp="http://schemas.openxmlformats.org/drawingml/2006/wordprocessingDrawing" distT="0" distB="0" distL="0" distR="0">
+                <wp:extent cx="5561425" cy="3212792"/>
+                <wp:effectExtent l="0" t="0" r="0" b="0"/>
+                <wp:docPr id="8" name=""/>
+                <wp:cNvGraphicFramePr>
+                  <a:graphicFrameLocks xmlns:a="http://schemas.openxmlformats.org/drawingml/2006/main" noChangeAspect="1"/>
+                </wp:cNvGraphicFramePr>
+                <a:graphic xmlns:a="http://schemas.openxmlformats.org/drawingml/2006/main">
+                  <a:graphicData uri="http://schemas.openxmlformats.org/drawingml/2006/picture">
+                    <pic:pic xmlns:pic="http://schemas.openxmlformats.org/drawingml/2006/picture">
+                      <pic:nvPicPr>
+                        <pic:cNvPr id="2103041313" name=""/>
+                        <pic:cNvPicPr>
+                          <a:picLocks noChangeAspect="1"/>
+                        </pic:cNvPicPr>
+                        <pic:nvPr/>
+                      </pic:nvPicPr>
+                      <pic:blipFill rotWithShape="1">
+                        <a:blip r:embed="rId17"/>
+                        <a:stretch/>
+                      </pic:blipFill>
+                      <pic:spPr bwMode="auto">
+                        <a:xfrm rot="0" flipH="0" flipV="0">
+                          <a:off x="0" y="0"/>
+                          <a:ext cx="5561425" cy="3212792"/>
+                        </a:xfrm>
+                        <a:prstGeom prst="rect">
+                          <a:avLst/>
+                        </a:prstGeom>
+                      </pic:spPr>
+                    </pic:pic>
+                  </a:graphicData>
+                </a:graphic>
+              </wp:inline>
+            </w:drawing>
+          </mc:Choice>
+          <mc:Fallback>
+            <w:pict>
+              <v:shapetype id="_x0000_t75" coordsize="21600,21600" o:spt="75" o:preferrelative="t" path="m@4@5l@4@11@9@11@9@5xe" filled="f" stroked="f">
+                <v:stroke joinstyle="miter"/>
+                <v:formulas>
+                  <v:f eqn="if lineDrawn pixelLineWidth 0"/>
+                  <v:f eqn="sum @0 1 0"/>
+                  <v:f eqn="sum 0 0 @1"/>
+                  <v:f eqn="prod @2 1 2"/>
+                  <v:f eqn="prod @3 21600 pixelWidth"/>
+                  <v:f eqn="prod @3 21600 pixelHeight"/>
+                  <v:f eqn="sum @0 0 1"/>
+                  <v:f eqn="prod @6 1 2"/>
+                  <v:f eqn="prod @7 21600 pixelWidth"/>
+                  <v:f eqn="sum @8 21600 0"/>
+                  <v:f eqn="prod @7 21600 pixelHeight"/>
+                  <v:f eqn="sum @10 21600 0"/>
+                </v:formulas>
+                <v:path o:extrusionok="f" gradientshapeok="t" o:connecttype="rect"/>
+                <o:lock v:ext="edit" aspectratio="t"/>
+              </v:shapetype>
+              <v:shape id="_x0000_i7" o:spid="_x0000_s7" type="#_x0000_t75" style="width:437.91pt;height:252.98pt;mso-wrap-distance-left:0.00pt;mso-wrap-distance-top:0.00pt;mso-wrap-distance-right:0.00pt;mso-wrap-distance-bottom:0.00pt;rotation:0;z-index:1;" stroked="false">
+                <v:imagedata r:id="rId17" o:title=""/>
+                <o:lock v:ext="edit" rotation="t"/>
+              </v:shape>
+            </w:pict>
+          </mc:Fallback>
+        </mc:AlternateContent>
       </w:r>
+      <w:r/>
+      <w:r/>
+      <w:r/>
+      <w:r/>
+    </w:p>
+    <w:p>
+      <w:pPr>
+        <w:pStyle w:val="848"/>
+        <w:pBdr/>
+        <w:spacing/>
+        <w:ind/>
+        <w:rPr/>
+      </w:pPr>
+      <w:r/>
+      <w:r/>
+      <w:r>
+        <w:t xml:space="preserve">Open developer tools</w:t>
+      </w:r>
+      <w:r>
+        <w:t xml:space="preserve">. </w:t>
+      </w:r>
+      <w:r>
+        <w:t xml:space="preserve">Type a URL of a Web page that your team would like to access into your Web browser</w:t>
+      </w:r>
+      <w:r>
+        <w:t xml:space="preserve">. </w:t>
+      </w:r>
+      <w:r>
+        <w:t xml:space="preserve">Analyse what happened behind the scenes using Network analyse feature. You need to explain the messages received/ sent between your device and other network devices to access the webpage you requested. You can use the following attributes/features for your </w:t>
+      </w:r>
+      <w:r>
+        <w:t xml:space="preserve">discussions. Name of the file/request, Method, Status, Protocol, Scheme, domain, Type, size, time, connection Id (TCP), Waterfall (Timing sequence of the messages), total response time, byte transferred, and number of requests shown at the bottom of the pan</w:t>
+      </w:r>
+      <w:r>
+        <w:t xml:space="preserve">el.</w:t>
+      </w:r>
+      <w:r>
+        <w:t xml:space="preserve"> </w:t>
+      </w:r>
+      <w:r>
+        <w:t xml:space="preserve">Please make sure to save screenshots and your results as you need those for your task submissions (as part of your learning evidence).</w:t>
+      </w:r>
+      <w:r/>
+      <w:r/>
+    </w:p>
+    <w:p>
+      <w:pPr>
+        <w:pBdr/>
+        <w:spacing/>
+        <w:ind/>
+        <w:rPr/>
+      </w:pPr>
+      <w:r>
+        <w:t xml:space="preserve">I opened developer tools.</w:t>
+      </w:r>
+      <w:r/>
+      <w:r/>
+      <w:r/>
+    </w:p>
+    <w:p>
+      <w:pPr>
+        <w:pBdr/>
+        <w:spacing/>
+        <w:ind/>
+        <w:jc w:val="center"/>
+        <w:rPr/>
+      </w:pPr>
+      <w:r/>
+      <w:r>
+        <mc:AlternateContent>
+          <mc:Choice Requires="wpg">
+            <w:drawing>
+              <wp:inline xmlns:wp="http://schemas.openxmlformats.org/drawingml/2006/wordprocessingDrawing" distT="0" distB="0" distL="0" distR="0">
+                <wp:extent cx="5749454" cy="3120414"/>
+                <wp:effectExtent l="0" t="0" r="0" b="0"/>
+                <wp:docPr id="9" name=""/>
+                <wp:cNvGraphicFramePr>
+                  <a:graphicFrameLocks xmlns:a="http://schemas.openxmlformats.org/drawingml/2006/main" noChangeAspect="1"/>
+                </wp:cNvGraphicFramePr>
+                <a:graphic xmlns:a="http://schemas.openxmlformats.org/drawingml/2006/main">
+                  <a:graphicData uri="http://schemas.openxmlformats.org/drawingml/2006/picture">
+                    <pic:pic xmlns:pic="http://schemas.openxmlformats.org/drawingml/2006/picture">
+                      <pic:nvPicPr>
+                        <pic:cNvPr id="1932937289" name=""/>
+                        <pic:cNvPicPr>
+                          <a:picLocks noChangeAspect="1"/>
+                        </pic:cNvPicPr>
+                        <pic:nvPr/>
+                      </pic:nvPicPr>
+                      <pic:blipFill rotWithShape="1">
+                        <a:blip r:embed="rId18"/>
+                        <a:stretch/>
+                      </pic:blipFill>
+                      <pic:spPr bwMode="auto">
+                        <a:xfrm flipH="0" flipV="0">
+                          <a:off x="0" y="0"/>
+                          <a:ext cx="5749453" cy="3120414"/>
+                        </a:xfrm>
+                        <a:prstGeom prst="rect">
+                          <a:avLst/>
+                        </a:prstGeom>
+                      </pic:spPr>
+                    </pic:pic>
+                  </a:graphicData>
+                </a:graphic>
+              </wp:inline>
+            </w:drawing>
+          </mc:Choice>
+          <mc:Fallback>
+            <w:pict>
+              <v:shapetype id="_x0000_t75" coordsize="21600,21600" o:spt="75" o:preferrelative="t" path="m@4@5l@4@11@9@11@9@5xe" filled="f" stroked="f">
+                <v:stroke joinstyle="miter"/>
+                <v:formulas>
+                  <v:f eqn="if lineDrawn pixelLineWidth 0"/>
+                  <v:f eqn="sum @0 1 0"/>
+                  <v:f eqn="sum 0 0 @1"/>
+                  <v:f eqn="prod @2 1 2"/>
+                  <v:f eqn="prod @3 21600 pixelWidth"/>
+                  <v:f eqn="prod @3 21600 pixelHeight"/>
+                  <v:f eqn="sum @0 0 1"/>
+                  <v:f eqn="prod @6 1 2"/>
+                  <v:f eqn="prod @7 21600 pixelWidth"/>
+                  <v:f eqn="sum @8 21600 0"/>
+                  <v:f eqn="prod @7 21600 pixelHeight"/>
+                  <v:f eqn="sum @10 21600 0"/>
+                </v:formulas>
+                <v:path o:extrusionok="f" gradientshapeok="t" o:connecttype="rect"/>
+                <o:lock v:ext="edit" aspectratio="t"/>
+              </v:shapetype>
+              <v:shape id="_x0000_i8" o:spid="_x0000_s8" type="#_x0000_t75" style="width:452.71pt;height:245.70pt;mso-wrap-distance-left:0.00pt;mso-wrap-distance-top:0.00pt;mso-wrap-distance-right:0.00pt;mso-wrap-distance-bottom:0.00pt;z-index:1;" stroked="false">
+                <v:imagedata r:id="rId18" o:title=""/>
+                <o:lock v:ext="edit" rotation="t"/>
+              </v:shape>
+            </w:pict>
+          </mc:Fallback>
+        </mc:AlternateContent>
+      </w:r>
+      <w:r/>
+      <w:r/>
+    </w:p>
+    <w:p>
+      <w:pPr>
+        <w:pBdr/>
+        <w:spacing/>
+        <w:ind/>
+        <w:rPr>
+          <w:highlight w:val="none"/>
+        </w:rPr>
+      </w:pPr>
+      <w:r>
+        <w:t xml:space="preserve">At the very top in the Network tab, you can see the request/response initially sent to the web server from my browser.</w:t>
+      </w:r>
+      <w:r/>
+    </w:p>
+    <w:p>
+      <w:pPr>
+        <w:pBdr/>
+        <w:spacing/>
+        <w:ind/>
+        <w:jc w:val="center"/>
+        <w:rPr/>
+      </w:pPr>
+      <w:r>
+        <w:rPr>
+          <w:highlight w:val="none"/>
+        </w:rPr>
+      </w:r>
+      <w:r>
+        <mc:AlternateContent>
+          <mc:Choice Requires="wpg">
+            <w:drawing>
+              <wp:inline xmlns:wp="http://schemas.openxmlformats.org/drawingml/2006/wordprocessingDrawing" distT="0" distB="0" distL="0" distR="0">
+                <wp:extent cx="2631153" cy="766032"/>
+                <wp:effectExtent l="0" t="0" r="0" b="0"/>
+                <wp:docPr id="10" name=""/>
+                <wp:cNvGraphicFramePr>
+                  <a:graphicFrameLocks xmlns:a="http://schemas.openxmlformats.org/drawingml/2006/main" noChangeAspect="1"/>
+                </wp:cNvGraphicFramePr>
+                <a:graphic xmlns:a="http://schemas.openxmlformats.org/drawingml/2006/main">
+                  <a:graphicData uri="http://schemas.openxmlformats.org/drawingml/2006/picture">
+                    <pic:pic xmlns:pic="http://schemas.openxmlformats.org/drawingml/2006/picture">
+                      <pic:nvPicPr>
+                        <pic:cNvPr id="382073483" name=""/>
+                        <pic:cNvPicPr>
+                          <a:picLocks noChangeAspect="1"/>
+                        </pic:cNvPicPr>
+                        <pic:nvPr/>
+                      </pic:nvPicPr>
+                      <pic:blipFill rotWithShape="1">
+                        <a:blip r:embed="rId19"/>
+                        <a:stretch/>
+                      </pic:blipFill>
+                      <pic:spPr bwMode="auto">
+                        <a:xfrm rot="0" flipH="0" flipV="0">
+                          <a:off x="0" y="0"/>
+                          <a:ext cx="2631152" cy="766031"/>
+                        </a:xfrm>
+                        <a:prstGeom prst="rect">
+                          <a:avLst/>
+                        </a:prstGeom>
+                      </pic:spPr>
+                    </pic:pic>
+                  </a:graphicData>
+                </a:graphic>
+              </wp:inline>
+            </w:drawing>
+          </mc:Choice>
+          <mc:Fallback>
+            <w:pict>
+              <v:shapetype id="_x0000_t75" coordsize="21600,21600" o:spt="75" o:preferrelative="t" path="m@4@5l@4@11@9@11@9@5xe" filled="f" stroked="f">
+                <v:stroke joinstyle="miter"/>
+                <v:formulas>
+                  <v:f eqn="if lineDrawn pixelLineWidth 0"/>
+                  <v:f eqn="sum @0 1 0"/>
+                  <v:f eqn="sum 0 0 @1"/>
+                  <v:f eqn="prod @2 1 2"/>
+                  <v:f eqn="prod @3 21600 pixelWidth"/>
+                  <v:f eqn="prod @3 21600 pixelHeight"/>
+                  <v:f eqn="sum @0 0 1"/>
+                  <v:f eqn="prod @6 1 2"/>
+                  <v:f eqn="prod @7 21600 pixelWidth"/>
+                  <v:f eqn="sum @8 21600 0"/>
+                  <v:f eqn="prod @7 21600 pixelHeight"/>
+                  <v:f eqn="sum @10 21600 0"/>
+                </v:formulas>
+                <v:path o:extrusionok="f" gradientshapeok="t" o:connecttype="rect"/>
+                <o:lock v:ext="edit" aspectratio="t"/>
+              </v:shapetype>
+              <v:shape id="_x0000_i9" o:spid="_x0000_s9" type="#_x0000_t75" style="width:207.18pt;height:60.32pt;mso-wrap-distance-left:0.00pt;mso-wrap-distance-top:0.00pt;mso-wrap-distance-right:0.00pt;mso-wrap-distance-bottom:0.00pt;rotation:0;z-index:1;" stroked="false">
+                <v:imagedata r:id="rId19" o:title=""/>
+                <o:lock v:ext="edit" rotation="t"/>
+              </v:shape>
+            </w:pict>
+          </mc:Fallback>
+        </mc:AlternateContent>
+      </w:r>
+      <w:r/>
+      <w:r>
+        <w:rPr>
+          <w:highlight w:val="none"/>
+        </w:rPr>
+      </w:r>
+      <w:r>
+        <w:rPr>
+          <w:highlight w:val="none"/>
+        </w:rPr>
+      </w:r>
+      <w:r>
+        <w:rPr>
+          <w:highlight w:val="none"/>
+        </w:rPr>
+      </w:r>
+      <w:r/>
+      <w:r>
+        <mc:AlternateContent>
+          <mc:Choice Requires="wpg">
+            <w:drawing>
+              <wp:inline xmlns:wp="http://schemas.openxmlformats.org/drawingml/2006/wordprocessingDrawing" distT="0" distB="0" distL="0" distR="0">
+                <wp:extent cx="5525533" cy="2633994"/>
+                <wp:effectExtent l="0" t="0" r="0" b="0"/>
+                <wp:docPr id="11" name=""/>
+                <wp:cNvGraphicFramePr>
+                  <a:graphicFrameLocks xmlns:a="http://schemas.openxmlformats.org/drawingml/2006/main" noChangeAspect="1"/>
+                </wp:cNvGraphicFramePr>
+                <a:graphic xmlns:a="http://schemas.openxmlformats.org/drawingml/2006/main">
+                  <a:graphicData uri="http://schemas.openxmlformats.org/drawingml/2006/picture">
+                    <pic:pic xmlns:pic="http://schemas.openxmlformats.org/drawingml/2006/picture">
+                      <pic:nvPicPr>
+                        <pic:cNvPr id="154295117" name=""/>
+                        <pic:cNvPicPr>
+                          <a:picLocks noChangeAspect="1"/>
+                        </pic:cNvPicPr>
+                        <pic:nvPr/>
+                      </pic:nvPicPr>
+                      <pic:blipFill rotWithShape="1">
+                        <a:blip r:embed="rId20"/>
+                        <a:stretch/>
+                      </pic:blipFill>
+                      <pic:spPr bwMode="auto">
+                        <a:xfrm flipH="0" flipV="0">
+                          <a:off x="0" y="0"/>
+                          <a:ext cx="5525533" cy="2633993"/>
+                        </a:xfrm>
+                        <a:prstGeom prst="rect">
+                          <a:avLst/>
+                        </a:prstGeom>
+                      </pic:spPr>
+                    </pic:pic>
+                  </a:graphicData>
+                </a:graphic>
+              </wp:inline>
+            </w:drawing>
+          </mc:Choice>
+          <mc:Fallback>
+            <w:pict>
+              <v:shapetype id="_x0000_t75" coordsize="21600,21600" o:spt="75" o:preferrelative="t" path="m@4@5l@4@11@9@11@9@5xe" filled="f" stroked="f">
+                <v:stroke joinstyle="miter"/>
+                <v:formulas>
+                  <v:f eqn="if lineDrawn pixelLineWidth 0"/>
+                  <v:f eqn="sum @0 1 0"/>
+                  <v:f eqn="sum 0 0 @1"/>
+                  <v:f eqn="prod @2 1 2"/>
+                  <v:f eqn="prod @3 21600 pixelWidth"/>
+                  <v:f eqn="prod @3 21600 pixelHeight"/>
+                  <v:f eqn="sum @0 0 1"/>
+                  <v:f eqn="prod @6 1 2"/>
+                  <v:f eqn="prod @7 21600 pixelWidth"/>
+                  <v:f eqn="sum @8 21600 0"/>
+                  <v:f eqn="prod @7 21600 pixelHeight"/>
+                  <v:f eqn="sum @10 21600 0"/>
+                </v:formulas>
+                <v:path o:extrusionok="f" gradientshapeok="t" o:connecttype="rect"/>
+                <o:lock v:ext="edit" aspectratio="t"/>
+              </v:shapetype>
+              <v:shape id="_x0000_i10" o:spid="_x0000_s10" type="#_x0000_t75" style="width:435.08pt;height:207.40pt;mso-wrap-distance-left:0.00pt;mso-wrap-distance-top:0.00pt;mso-wrap-distance-right:0.00pt;mso-wrap-distance-bottom:0.00pt;z-index:1;" stroked="false">
+                <v:imagedata r:id="rId20" o:title=""/>
+                <o:lock v:ext="edit" rotation="t"/>
+              </v:shape>
+            </w:pict>
+          </mc:Fallback>
+        </mc:AlternateContent>
+      </w:r>
+      <w:r/>
       <w:r/>
       <w:r>
         <w:rPr>
@@ -2320,33 +2904,108 @@
         <w:pBdr/>
         <w:spacing/>
         <w:ind/>
+        <w:jc w:val="center"/>
+        <w:rPr/>
+      </w:pPr>
+      <w:r/>
+      <w:r>
+        <mc:AlternateContent>
+          <mc:Choice Requires="wpg">
+            <w:drawing>
+              <wp:inline xmlns:wp="http://schemas.openxmlformats.org/drawingml/2006/wordprocessingDrawing" distT="0" distB="0" distL="0" distR="0">
+                <wp:extent cx="5323515" cy="2857254"/>
+                <wp:effectExtent l="0" t="0" r="0" b="0"/>
+                <wp:docPr id="12" name=""/>
+                <wp:cNvGraphicFramePr>
+                  <a:graphicFrameLocks xmlns:a="http://schemas.openxmlformats.org/drawingml/2006/main" noChangeAspect="1"/>
+                </wp:cNvGraphicFramePr>
+                <a:graphic xmlns:a="http://schemas.openxmlformats.org/drawingml/2006/main">
+                  <a:graphicData uri="http://schemas.openxmlformats.org/drawingml/2006/picture">
+                    <pic:pic xmlns:pic="http://schemas.openxmlformats.org/drawingml/2006/picture">
+                      <pic:nvPicPr>
+                        <pic:cNvPr id="1031746861" name=""/>
+                        <pic:cNvPicPr>
+                          <a:picLocks noChangeAspect="1"/>
+                        </pic:cNvPicPr>
+                        <pic:nvPr/>
+                      </pic:nvPicPr>
+                      <pic:blipFill rotWithShape="1">
+                        <a:blip r:embed="rId21"/>
+                        <a:stretch/>
+                      </pic:blipFill>
+                      <pic:spPr bwMode="auto">
+                        <a:xfrm flipH="0" flipV="0">
+                          <a:off x="0" y="0"/>
+                          <a:ext cx="5323515" cy="2857253"/>
+                        </a:xfrm>
+                        <a:prstGeom prst="rect">
+                          <a:avLst/>
+                        </a:prstGeom>
+                      </pic:spPr>
+                    </pic:pic>
+                  </a:graphicData>
+                </a:graphic>
+              </wp:inline>
+            </w:drawing>
+          </mc:Choice>
+          <mc:Fallback>
+            <w:pict>
+              <v:shapetype id="_x0000_t75" coordsize="21600,21600" o:spt="75" o:preferrelative="t" path="m@4@5l@4@11@9@11@9@5xe" filled="f" stroked="f">
+                <v:stroke joinstyle="miter"/>
+                <v:formulas>
+                  <v:f eqn="if lineDrawn pixelLineWidth 0"/>
+                  <v:f eqn="sum @0 1 0"/>
+                  <v:f eqn="sum 0 0 @1"/>
+                  <v:f eqn="prod @2 1 2"/>
+                  <v:f eqn="prod @3 21600 pixelWidth"/>
+                  <v:f eqn="prod @3 21600 pixelHeight"/>
+                  <v:f eqn="sum @0 0 1"/>
+                  <v:f eqn="prod @6 1 2"/>
+                  <v:f eqn="prod @7 21600 pixelWidth"/>
+                  <v:f eqn="sum @8 21600 0"/>
+                  <v:f eqn="prod @7 21600 pixelHeight"/>
+                  <v:f eqn="sum @10 21600 0"/>
+                </v:formulas>
+                <v:path o:extrusionok="f" gradientshapeok="t" o:connecttype="rect"/>
+                <o:lock v:ext="edit" aspectratio="t"/>
+              </v:shapetype>
+              <v:shape id="_x0000_i11" o:spid="_x0000_s11" type="#_x0000_t75" style="width:419.17pt;height:224.98pt;mso-wrap-distance-left:0.00pt;mso-wrap-distance-top:0.00pt;mso-wrap-distance-right:0.00pt;mso-wrap-distance-bottom:0.00pt;z-index:1;" stroked="false">
+                <v:imagedata r:id="rId21" o:title=""/>
+                <o:lock v:ext="edit" rotation="t"/>
+              </v:shape>
+            </w:pict>
+          </mc:Fallback>
+        </mc:AlternateContent>
+      </w:r>
+      <w:r/>
+      <w:r/>
+    </w:p>
+    <w:p>
+      <w:pPr>
+        <w:pBdr/>
+        <w:spacing/>
+        <w:ind/>
         <w:rPr>
           <w:highlight w:val="none"/>
         </w:rPr>
       </w:pPr>
       <w:r>
-        <w:t xml:space="preserve">Link capacity is 0.5 GBps. As each byte has eight bits, 0.5 GBps * 8 = 4 Gbps = 4000 Mbps. </w:t>
+        <w:t xml:space="preserve">Above are all the general information, request headers and response headers. These are all HTTP headers, specific to the HTTP protocol.</w:t>
       </w:r>
+      <w:r/>
+    </w:p>
+    <w:p>
+      <w:pPr>
+        <w:pBdr/>
+        <w:spacing/>
+        <w:ind/>
+        <w:rPr/>
+      </w:pPr>
       <w:r>
         <w:rPr>
           <w:highlight w:val="none"/>
         </w:rPr>
-      </w:r>
-    </w:p>
-    <w:p>
-      <w:pPr>
-        <w:pBdr/>
-        <w:spacing/>
-        <w:ind/>
-        <w:rPr>
-          <w:highlight w:val="none"/>
-        </w:rPr>
-      </w:pPr>
-      <w:r>
-        <w:rPr>
-          <w:highlight w:val="none"/>
-        </w:rPr>
-        <w:t xml:space="preserve">As each active user transmits 100 Mbps, the maximum number of simultaneous active users for this link is 4000 Mbps / 100 Mbps = 40 users.</w:t>
+        <w:t xml:space="preserve">Below is the response for that request.</w:t>
       </w:r>
       <w:r>
         <w:rPr>
@@ -2367,6 +3026,75 @@
         <w:rPr/>
       </w:pPr>
       <w:r/>
+      <w:r>
+        <mc:AlternateContent>
+          <mc:Choice Requires="wpg">
+            <w:drawing>
+              <wp:inline xmlns:wp="http://schemas.openxmlformats.org/drawingml/2006/wordprocessingDrawing" distT="0" distB="0" distL="0" distR="0">
+                <wp:extent cx="6858000" cy="4959505"/>
+                <wp:effectExtent l="0" t="0" r="0" b="0"/>
+                <wp:docPr id="13" name=""/>
+                <wp:cNvGraphicFramePr>
+                  <a:graphicFrameLocks xmlns:a="http://schemas.openxmlformats.org/drawingml/2006/main" noChangeAspect="1"/>
+                </wp:cNvGraphicFramePr>
+                <a:graphic xmlns:a="http://schemas.openxmlformats.org/drawingml/2006/main">
+                  <a:graphicData uri="http://schemas.openxmlformats.org/drawingml/2006/picture">
+                    <pic:pic xmlns:pic="http://schemas.openxmlformats.org/drawingml/2006/picture">
+                      <pic:nvPicPr>
+                        <pic:cNvPr id="1115603200" name=""/>
+                        <pic:cNvPicPr>
+                          <a:picLocks noChangeAspect="1"/>
+                        </pic:cNvPicPr>
+                        <pic:nvPr/>
+                      </pic:nvPicPr>
+                      <pic:blipFill rotWithShape="1">
+                        <a:blip r:embed="rId22"/>
+                        <a:stretch/>
+                      </pic:blipFill>
+                      <pic:spPr bwMode="auto">
+                        <a:xfrm>
+                          <a:off x="0" y="0"/>
+                          <a:ext cx="6858000" cy="4959504"/>
+                        </a:xfrm>
+                        <a:prstGeom prst="rect">
+                          <a:avLst/>
+                        </a:prstGeom>
+                      </pic:spPr>
+                    </pic:pic>
+                  </a:graphicData>
+                </a:graphic>
+              </wp:inline>
+            </w:drawing>
+          </mc:Choice>
+          <mc:Fallback>
+            <w:pict>
+              <v:shapetype id="_x0000_t75" coordsize="21600,21600" o:spt="75" o:preferrelative="t" path="m@4@5l@4@11@9@11@9@5xe" filled="f" stroked="f">
+                <v:stroke joinstyle="miter"/>
+                <v:formulas>
+                  <v:f eqn="if lineDrawn pixelLineWidth 0"/>
+                  <v:f eqn="sum @0 1 0"/>
+                  <v:f eqn="sum 0 0 @1"/>
+                  <v:f eqn="prod @2 1 2"/>
+                  <v:f eqn="prod @3 21600 pixelWidth"/>
+                  <v:f eqn="prod @3 21600 pixelHeight"/>
+                  <v:f eqn="sum @0 0 1"/>
+                  <v:f eqn="prod @6 1 2"/>
+                  <v:f eqn="prod @7 21600 pixelWidth"/>
+                  <v:f eqn="sum @8 21600 0"/>
+                  <v:f eqn="prod @7 21600 pixelHeight"/>
+                  <v:f eqn="sum @10 21600 0"/>
+                </v:formulas>
+                <v:path o:extrusionok="f" gradientshapeok="t" o:connecttype="rect"/>
+                <o:lock v:ext="edit" aspectratio="t"/>
+              </v:shapetype>
+              <v:shape id="_x0000_i12" o:spid="_x0000_s12" type="#_x0000_t75" style="width:540.00pt;height:390.51pt;mso-wrap-distance-left:0.00pt;mso-wrap-distance-top:0.00pt;mso-wrap-distance-right:0.00pt;mso-wrap-distance-bottom:0.00pt;z-index:1;" stroked="false">
+                <v:imagedata r:id="rId22" o:title=""/>
+                <o:lock v:ext="edit" rotation="t"/>
+              </v:shape>
+            </w:pict>
+          </mc:Fallback>
+        </mc:AlternateContent>
+      </w:r>
       <w:r/>
       <w:r/>
     </w:p>
@@ -2388,6 +3116,440 @@
         <w:ind/>
         <w:rPr/>
       </w:pPr>
+      <w:r>
+        <w:t xml:space="preserve">Looking at the sources suggests that this is a web app built with Next JS and Tailwind CSS.</w:t>
+      </w:r>
+      <w:r/>
+    </w:p>
+    <w:p>
+      <w:pPr>
+        <w:pBdr/>
+        <w:spacing/>
+        <w:ind/>
+        <w:jc w:val="center"/>
+        <w:rPr/>
+      </w:pPr>
+      <w:r/>
+      <w:r>
+        <mc:AlternateContent>
+          <mc:Choice Requires="wpg">
+            <w:drawing>
+              <wp:inline xmlns:wp="http://schemas.openxmlformats.org/drawingml/2006/wordprocessingDrawing" distT="0" distB="0" distL="0" distR="0">
+                <wp:extent cx="5536425" cy="3496510"/>
+                <wp:effectExtent l="0" t="0" r="0" b="0"/>
+                <wp:docPr id="14" name=""/>
+                <wp:cNvGraphicFramePr>
+                  <a:graphicFrameLocks xmlns:a="http://schemas.openxmlformats.org/drawingml/2006/main" noChangeAspect="1"/>
+                </wp:cNvGraphicFramePr>
+                <a:graphic xmlns:a="http://schemas.openxmlformats.org/drawingml/2006/main">
+                  <a:graphicData uri="http://schemas.openxmlformats.org/drawingml/2006/picture">
+                    <pic:pic xmlns:pic="http://schemas.openxmlformats.org/drawingml/2006/picture">
+                      <pic:nvPicPr>
+                        <pic:cNvPr id="762446658" name=""/>
+                        <pic:cNvPicPr>
+                          <a:picLocks noChangeAspect="1"/>
+                        </pic:cNvPicPr>
+                        <pic:nvPr/>
+                      </pic:nvPicPr>
+                      <pic:blipFill rotWithShape="1">
+                        <a:blip r:embed="rId23"/>
+                        <a:stretch/>
+                      </pic:blipFill>
+                      <pic:spPr bwMode="auto">
+                        <a:xfrm flipH="0" flipV="0">
+                          <a:off x="0" y="0"/>
+                          <a:ext cx="5536424" cy="3496509"/>
+                        </a:xfrm>
+                        <a:prstGeom prst="rect">
+                          <a:avLst/>
+                        </a:prstGeom>
+                      </pic:spPr>
+                    </pic:pic>
+                  </a:graphicData>
+                </a:graphic>
+              </wp:inline>
+            </w:drawing>
+          </mc:Choice>
+          <mc:Fallback>
+            <w:pict>
+              <v:shapetype id="_x0000_t75" coordsize="21600,21600" o:spt="75" o:preferrelative="t" path="m@4@5l@4@11@9@11@9@5xe" filled="f" stroked="f">
+                <v:stroke joinstyle="miter"/>
+                <v:formulas>
+                  <v:f eqn="if lineDrawn pixelLineWidth 0"/>
+                  <v:f eqn="sum @0 1 0"/>
+                  <v:f eqn="sum 0 0 @1"/>
+                  <v:f eqn="prod @2 1 2"/>
+                  <v:f eqn="prod @3 21600 pixelWidth"/>
+                  <v:f eqn="prod @3 21600 pixelHeight"/>
+                  <v:f eqn="sum @0 0 1"/>
+                  <v:f eqn="prod @6 1 2"/>
+                  <v:f eqn="prod @7 21600 pixelWidth"/>
+                  <v:f eqn="sum @8 21600 0"/>
+                  <v:f eqn="prod @7 21600 pixelHeight"/>
+                  <v:f eqn="sum @10 21600 0"/>
+                </v:formulas>
+                <v:path o:extrusionok="f" gradientshapeok="t" o:connecttype="rect"/>
+                <o:lock v:ext="edit" aspectratio="t"/>
+              </v:shapetype>
+              <v:shape id="_x0000_i13" o:spid="_x0000_s13" type="#_x0000_t75" style="width:435.94pt;height:275.32pt;mso-wrap-distance-left:0.00pt;mso-wrap-distance-top:0.00pt;mso-wrap-distance-right:0.00pt;mso-wrap-distance-bottom:0.00pt;z-index:1;" stroked="false">
+                <v:imagedata r:id="rId23" o:title=""/>
+                <o:lock v:ext="edit" rotation="t"/>
+              </v:shape>
+            </w:pict>
+          </mc:Fallback>
+        </mc:AlternateContent>
+      </w:r>
+      <w:r/>
+      <w:r/>
+    </w:p>
+    <w:p>
+      <w:pPr>
+        <w:pBdr/>
+        <w:spacing/>
+        <w:ind/>
+        <w:rPr>
+          <w:highlight w:val="none"/>
+        </w:rPr>
+      </w:pPr>
+      <w:r>
+        <w:t xml:space="preserve">The waterfall view in the Network tab is also very helpful. </w:t>
+      </w:r>
+      <w:r/>
+    </w:p>
+    <w:p>
+      <w:pPr>
+        <w:pBdr/>
+        <w:spacing/>
+        <w:ind/>
+        <w:rPr/>
+      </w:pPr>
+      <w:r>
+        <w:rPr>
+          <w:highlight w:val="none"/>
+        </w:rPr>
+      </w:r>
+      <w:r>
+        <mc:AlternateContent>
+          <mc:Choice Requires="wpg">
+            <w:drawing>
+              <wp:inline xmlns:wp="http://schemas.openxmlformats.org/drawingml/2006/wordprocessingDrawing" distT="0" distB="0" distL="0" distR="0">
+                <wp:extent cx="6858000" cy="1173628"/>
+                <wp:effectExtent l="0" t="0" r="0" b="0"/>
+                <wp:docPr id="15" name=""/>
+                <wp:cNvGraphicFramePr>
+                  <a:graphicFrameLocks xmlns:a="http://schemas.openxmlformats.org/drawingml/2006/main" noChangeAspect="1"/>
+                </wp:cNvGraphicFramePr>
+                <a:graphic xmlns:a="http://schemas.openxmlformats.org/drawingml/2006/main">
+                  <a:graphicData uri="http://schemas.openxmlformats.org/drawingml/2006/picture">
+                    <pic:pic xmlns:pic="http://schemas.openxmlformats.org/drawingml/2006/picture">
+                      <pic:nvPicPr>
+                        <pic:cNvPr id="1645533341" name=""/>
+                        <pic:cNvPicPr>
+                          <a:picLocks noChangeAspect="1"/>
+                        </pic:cNvPicPr>
+                        <pic:nvPr/>
+                      </pic:nvPicPr>
+                      <pic:blipFill rotWithShape="1">
+                        <a:blip r:embed="rId24"/>
+                        <a:stretch/>
+                      </pic:blipFill>
+                      <pic:spPr bwMode="auto">
+                        <a:xfrm>
+                          <a:off x="0" y="0"/>
+                          <a:ext cx="6858000" cy="1173628"/>
+                        </a:xfrm>
+                        <a:prstGeom prst="rect">
+                          <a:avLst/>
+                        </a:prstGeom>
+                      </pic:spPr>
+                    </pic:pic>
+                  </a:graphicData>
+                </a:graphic>
+              </wp:inline>
+            </w:drawing>
+          </mc:Choice>
+          <mc:Fallback>
+            <w:pict>
+              <v:shapetype id="_x0000_t75" coordsize="21600,21600" o:spt="75" o:preferrelative="t" path="m@4@5l@4@11@9@11@9@5xe" filled="f" stroked="f">
+                <v:stroke joinstyle="miter"/>
+                <v:formulas>
+                  <v:f eqn="if lineDrawn pixelLineWidth 0"/>
+                  <v:f eqn="sum @0 1 0"/>
+                  <v:f eqn="sum 0 0 @1"/>
+                  <v:f eqn="prod @2 1 2"/>
+                  <v:f eqn="prod @3 21600 pixelWidth"/>
+                  <v:f eqn="prod @3 21600 pixelHeight"/>
+                  <v:f eqn="sum @0 0 1"/>
+                  <v:f eqn="prod @6 1 2"/>
+                  <v:f eqn="prod @7 21600 pixelWidth"/>
+                  <v:f eqn="sum @8 21600 0"/>
+                  <v:f eqn="prod @7 21600 pixelHeight"/>
+                  <v:f eqn="sum @10 21600 0"/>
+                </v:formulas>
+                <v:path o:extrusionok="f" gradientshapeok="t" o:connecttype="rect"/>
+                <o:lock v:ext="edit" aspectratio="t"/>
+              </v:shapetype>
+              <v:shape id="_x0000_i14" o:spid="_x0000_s14" type="#_x0000_t75" style="width:540.00pt;height:92.41pt;mso-wrap-distance-left:0.00pt;mso-wrap-distance-top:0.00pt;mso-wrap-distance-right:0.00pt;mso-wrap-distance-bottom:0.00pt;z-index:1;" stroked="false">
+                <v:imagedata r:id="rId24" o:title=""/>
+                <o:lock v:ext="edit" rotation="t"/>
+              </v:shape>
+            </w:pict>
+          </mc:Fallback>
+        </mc:AlternateContent>
+      </w:r>
+      <w:r>
+        <w:rPr>
+          <w:highlight w:val="none"/>
+        </w:rPr>
+      </w:r>
+      <w:r>
+        <w:rPr>
+          <w:highlight w:val="none"/>
+        </w:rPr>
+      </w:r>
+      <w:r>
+        <w:rPr>
+          <w:highlight w:val="none"/>
+        </w:rPr>
+      </w:r>
+    </w:p>
+    <w:p>
+      <w:pPr>
+        <w:pBdr/>
+        <w:spacing/>
+        <w:ind/>
+        <w:rPr/>
+      </w:pPr>
+      <w:r>
+        <w:t xml:space="preserve">In this case, all of the site’s data gets loaded before the 600ms mark. Right before 1800ms, while the virtual DOM is being rendered, we can see other requests/bundles/images being lazy loaded. In this case, it seemed to be Crisp’s javascript bundle along with it’s icon (an svg) that was lazy loaded.</w:t>
+      </w:r>
+      <w:r/>
+    </w:p>
+    <w:p>
+      <w:pPr>
+        <w:pBdr/>
+        <w:spacing/>
+        <w:ind/>
+        <w:rPr/>
+      </w:pPr>
+      <w:r/>
+      <w:r>
+        <mc:AlternateContent>
+          <mc:Choice Requires="wpg">
+            <w:drawing>
+              <wp:inline xmlns:wp="http://schemas.openxmlformats.org/drawingml/2006/wordprocessingDrawing" distT="0" distB="0" distL="0" distR="0">
+                <wp:extent cx="6858000" cy="2111979"/>
+                <wp:effectExtent l="0" t="0" r="0" b="0"/>
+                <wp:docPr id="16" name=""/>
+                <wp:cNvGraphicFramePr>
+                  <a:graphicFrameLocks xmlns:a="http://schemas.openxmlformats.org/drawingml/2006/main" noChangeAspect="1"/>
+                </wp:cNvGraphicFramePr>
+                <a:graphic xmlns:a="http://schemas.openxmlformats.org/drawingml/2006/main">
+                  <a:graphicData uri="http://schemas.openxmlformats.org/drawingml/2006/picture">
+                    <pic:pic xmlns:pic="http://schemas.openxmlformats.org/drawingml/2006/picture">
+                      <pic:nvPicPr>
+                        <pic:cNvPr id="176012379" name=""/>
+                        <pic:cNvPicPr>
+                          <a:picLocks noChangeAspect="1"/>
+                        </pic:cNvPicPr>
+                        <pic:nvPr/>
+                      </pic:nvPicPr>
+                      <pic:blipFill rotWithShape="1">
+                        <a:blip r:embed="rId25"/>
+                        <a:stretch/>
+                      </pic:blipFill>
+                      <pic:spPr bwMode="auto">
+                        <a:xfrm>
+                          <a:off x="0" y="0"/>
+                          <a:ext cx="6858000" cy="2111978"/>
+                        </a:xfrm>
+                        <a:prstGeom prst="rect">
+                          <a:avLst/>
+                        </a:prstGeom>
+                      </pic:spPr>
+                    </pic:pic>
+                  </a:graphicData>
+                </a:graphic>
+              </wp:inline>
+            </w:drawing>
+          </mc:Choice>
+          <mc:Fallback>
+            <w:pict>
+              <v:shapetype id="_x0000_t75" coordsize="21600,21600" o:spt="75" o:preferrelative="t" path="m@4@5l@4@11@9@11@9@5xe" filled="f" stroked="f">
+                <v:stroke joinstyle="miter"/>
+                <v:formulas>
+                  <v:f eqn="if lineDrawn pixelLineWidth 0"/>
+                  <v:f eqn="sum @0 1 0"/>
+                  <v:f eqn="sum 0 0 @1"/>
+                  <v:f eqn="prod @2 1 2"/>
+                  <v:f eqn="prod @3 21600 pixelWidth"/>
+                  <v:f eqn="prod @3 21600 pixelHeight"/>
+                  <v:f eqn="sum @0 0 1"/>
+                  <v:f eqn="prod @6 1 2"/>
+                  <v:f eqn="prod @7 21600 pixelWidth"/>
+                  <v:f eqn="sum @8 21600 0"/>
+                  <v:f eqn="prod @7 21600 pixelHeight"/>
+                  <v:f eqn="sum @10 21600 0"/>
+                </v:formulas>
+                <v:path o:extrusionok="f" gradientshapeok="t" o:connecttype="rect"/>
+                <o:lock v:ext="edit" aspectratio="t"/>
+              </v:shapetype>
+              <v:shape id="_x0000_i15" o:spid="_x0000_s15" type="#_x0000_t75" style="width:540.00pt;height:166.30pt;mso-wrap-distance-left:0.00pt;mso-wrap-distance-top:0.00pt;mso-wrap-distance-right:0.00pt;mso-wrap-distance-bottom:0.00pt;z-index:1;" stroked="false">
+                <v:imagedata r:id="rId25" o:title=""/>
+                <o:lock v:ext="edit" rotation="t"/>
+              </v:shape>
+            </w:pict>
+          </mc:Fallback>
+        </mc:AlternateContent>
+      </w:r>
+      <w:r/>
+      <w:r/>
+    </w:p>
+    <w:p>
+      <w:pPr>
+        <w:pBdr/>
+        <w:spacing/>
+        <w:ind/>
+        <w:rPr/>
+      </w:pPr>
+      <w:r/>
+      <w:r/>
+    </w:p>
+    <w:p>
+      <w:pPr>
+        <w:pBdr/>
+        <w:spacing/>
+        <w:ind/>
+        <w:rPr/>
+      </w:pPr>
+      <w:r/>
+      <w:r/>
+    </w:p>
+    <w:p>
+      <w:pPr>
+        <w:pStyle w:val="846"/>
+        <w:pBdr/>
+        <w:spacing/>
+        <w:ind/>
+        <w:rPr>
+          <w:highlight w:val="none"/>
+        </w:rPr>
+      </w:pPr>
+      <w:r>
+        <w:t xml:space="preserve">Activity</w:t>
+      </w:r>
+      <w:r>
+        <w:t xml:space="preserve"> </w:t>
+      </w:r>
+      <w:r>
+        <w:rPr>
+          <w:highlight w:val="none"/>
+        </w:rPr>
+        <w:t xml:space="preserve">3</w:t>
+      </w:r>
+      <w:r>
+        <w:rPr>
+          <w:highlight w:val="none"/>
+        </w:rPr>
+      </w:r>
+    </w:p>
+    <w:p>
+      <w:pPr>
+        <w:pStyle w:val="848"/>
+        <w:pBdr/>
+        <w:spacing/>
+        <w:ind/>
+        <w:rPr/>
+      </w:pPr>
+      <w:r>
+        <w:t xml:space="preserve">1. </w:t>
+      </w:r>
+      <w:r>
+        <w:t xml:space="preserve">Your group can choose a web page (make sure to use http) that you are going to access and use for analyses.</w:t>
+      </w:r>
+      <w:r/>
+      <w:r/>
+    </w:p>
+    <w:p>
+      <w:pPr>
+        <w:pBdr/>
+        <w:spacing/>
+        <w:ind/>
+        <w:rPr/>
+      </w:pPr>
+      <w:r/>
+      <w:r>
+        <w:t xml:space="preserve">I choose to access </w:t>
+      </w:r>
+      <w:r/>
+      <w:hyperlink r:id="rId26" w:tooltip="http://httpforever.com/" w:history="1">
+        <w:r>
+          <w:rPr>
+            <w:rStyle w:val="890"/>
+          </w:rPr>
+          <w:t xml:space="preserve">http://httpforever.com/</w:t>
+        </w:r>
+        <w:r>
+          <w:rPr>
+            <w:rStyle w:val="890"/>
+          </w:rPr>
+        </w:r>
+      </w:hyperlink>
+      <w:r>
+        <w:t xml:space="preserve"> – which is a website that only uses HTTP (not HTTPS). This site is mostly popular among developers for testing purposes.</w:t>
+      </w:r>
+      <w:r>
+        <w:t xml:space="preserve"> </w:t>
+      </w:r>
+      <w:r/>
+      <w:r/>
+    </w:p>
+    <w:p>
+      <w:pPr>
+        <w:pStyle w:val="848"/>
+        <w:pBdr/>
+        <w:spacing/>
+        <w:ind/>
+        <w:rPr/>
+      </w:pPr>
+      <w:r/>
+      <w:r>
+        <w:t xml:space="preserve">2. </w:t>
+      </w:r>
+      <w:r>
+        <w:t xml:space="preserve">Follow the instructions provided in Introduction module in capturing the packets while you are browsing the web page.</w:t>
+      </w:r>
+      <w:r/>
+      <w:r/>
+    </w:p>
+    <w:p>
+      <w:pPr>
+        <w:pBdr/>
+        <w:spacing/>
+        <w:ind/>
+        <w:rPr/>
+      </w:pPr>
+      <w:r/>
+      <w:r>
+        <w:t xml:space="preserve">Done. I disabled caching in the Chrome Dev Tools and refreshed the page with Wireshark capture turned on.</w:t>
+      </w:r>
+      <w:r>
+        <w:t xml:space="preserve"> </w:t>
+      </w:r>
+      <w:r>
+        <w:t xml:space="preserve">The packet capture file can be downloaded </w:t>
+      </w:r>
+      <w:hyperlink r:id="rId27" w:tooltip="https://drive.google.com/drive/folders/1FMAXLBPnYxGwvpggMSCSWioVrhD8eli3?usp=sharing" w:history="1">
+        <w:r>
+          <w:rPr>
+            <w:rStyle w:val="890"/>
+          </w:rPr>
+          <w:t xml:space="preserve">here</w:t>
+        </w:r>
+      </w:hyperlink>
+      <w:r>
+        <w:t xml:space="preserve">.</w:t>
+      </w:r>
       <w:r/>
       <w:r/>
       <w:r/>
@@ -2400,7 +3562,303 @@
         <w:rPr/>
       </w:pPr>
       <w:r/>
+      <w:r>
+        <mc:AlternateContent>
+          <mc:Choice Requires="wpg">
+            <w:drawing>
+              <wp:inline xmlns:wp="http://schemas.openxmlformats.org/drawingml/2006/wordprocessingDrawing" distT="0" distB="0" distL="0" distR="0">
+                <wp:extent cx="6858000" cy="2371751"/>
+                <wp:effectExtent l="0" t="0" r="0" b="0"/>
+                <wp:docPr id="17" name=""/>
+                <wp:cNvGraphicFramePr>
+                  <a:graphicFrameLocks xmlns:a="http://schemas.openxmlformats.org/drawingml/2006/main" noChangeAspect="1"/>
+                </wp:cNvGraphicFramePr>
+                <a:graphic xmlns:a="http://schemas.openxmlformats.org/drawingml/2006/main">
+                  <a:graphicData uri="http://schemas.openxmlformats.org/drawingml/2006/picture">
+                    <pic:pic xmlns:pic="http://schemas.openxmlformats.org/drawingml/2006/picture">
+                      <pic:nvPicPr>
+                        <pic:cNvPr id="1358415294" name=""/>
+                        <pic:cNvPicPr>
+                          <a:picLocks noChangeAspect="1"/>
+                        </pic:cNvPicPr>
+                        <pic:nvPr/>
+                      </pic:nvPicPr>
+                      <pic:blipFill rotWithShape="1">
+                        <a:blip r:embed="rId28"/>
+                        <a:stretch/>
+                      </pic:blipFill>
+                      <pic:spPr bwMode="auto">
+                        <a:xfrm>
+                          <a:off x="0" y="0"/>
+                          <a:ext cx="6858000" cy="2371750"/>
+                        </a:xfrm>
+                        <a:prstGeom prst="rect">
+                          <a:avLst/>
+                        </a:prstGeom>
+                      </pic:spPr>
+                    </pic:pic>
+                  </a:graphicData>
+                </a:graphic>
+              </wp:inline>
+            </w:drawing>
+          </mc:Choice>
+          <mc:Fallback>
+            <w:pict>
+              <v:shapetype id="_x0000_t75" coordsize="21600,21600" o:spt="75" o:preferrelative="t" path="m@4@5l@4@11@9@11@9@5xe" filled="f" stroked="f">
+                <v:stroke joinstyle="miter"/>
+                <v:formulas>
+                  <v:f eqn="if lineDrawn pixelLineWidth 0"/>
+                  <v:f eqn="sum @0 1 0"/>
+                  <v:f eqn="sum 0 0 @1"/>
+                  <v:f eqn="prod @2 1 2"/>
+                  <v:f eqn="prod @3 21600 pixelWidth"/>
+                  <v:f eqn="prod @3 21600 pixelHeight"/>
+                  <v:f eqn="sum @0 0 1"/>
+                  <v:f eqn="prod @6 1 2"/>
+                  <v:f eqn="prod @7 21600 pixelWidth"/>
+                  <v:f eqn="sum @8 21600 0"/>
+                  <v:f eqn="prod @7 21600 pixelHeight"/>
+                  <v:f eqn="sum @10 21600 0"/>
+                </v:formulas>
+                <v:path o:extrusionok="f" gradientshapeok="t" o:connecttype="rect"/>
+                <o:lock v:ext="edit" aspectratio="t"/>
+              </v:shapetype>
+              <v:shape id="_x0000_i16" o:spid="_x0000_s16" type="#_x0000_t75" style="width:540.00pt;height:186.75pt;mso-wrap-distance-left:0.00pt;mso-wrap-distance-top:0.00pt;mso-wrap-distance-right:0.00pt;mso-wrap-distance-bottom:0.00pt;z-index:1;" stroked="false">
+                <v:imagedata r:id="rId28" o:title=""/>
+                <o:lock v:ext="edit" rotation="t"/>
+              </v:shape>
+            </w:pict>
+          </mc:Fallback>
+        </mc:AlternateContent>
+      </w:r>
       <w:r/>
+      <w:r/>
+    </w:p>
+    <w:p>
+      <w:pPr>
+        <w:pBdr/>
+        <w:spacing/>
+        <w:ind/>
+        <w:rPr/>
+      </w:pPr>
+      <w:r/>
+      <w:r>
+        <mc:AlternateContent>
+          <mc:Choice Requires="wpg">
+            <w:drawing>
+              <wp:inline xmlns:wp="http://schemas.openxmlformats.org/drawingml/2006/wordprocessingDrawing" distT="0" distB="0" distL="0" distR="0">
+                <wp:extent cx="6858000" cy="2020716"/>
+                <wp:effectExtent l="0" t="0" r="0" b="0"/>
+                <wp:docPr id="18" name=""/>
+                <wp:cNvGraphicFramePr>
+                  <a:graphicFrameLocks xmlns:a="http://schemas.openxmlformats.org/drawingml/2006/main" noChangeAspect="1"/>
+                </wp:cNvGraphicFramePr>
+                <a:graphic xmlns:a="http://schemas.openxmlformats.org/drawingml/2006/main">
+                  <a:graphicData uri="http://schemas.openxmlformats.org/drawingml/2006/picture">
+                    <pic:pic xmlns:pic="http://schemas.openxmlformats.org/drawingml/2006/picture">
+                      <pic:nvPicPr>
+                        <pic:cNvPr id="825532008" name=""/>
+                        <pic:cNvPicPr>
+                          <a:picLocks noChangeAspect="1"/>
+                        </pic:cNvPicPr>
+                        <pic:nvPr/>
+                      </pic:nvPicPr>
+                      <pic:blipFill rotWithShape="1">
+                        <a:blip r:embed="rId29"/>
+                        <a:stretch/>
+                      </pic:blipFill>
+                      <pic:spPr bwMode="auto">
+                        <a:xfrm>
+                          <a:off x="0" y="0"/>
+                          <a:ext cx="6858000" cy="2020716"/>
+                        </a:xfrm>
+                        <a:prstGeom prst="rect">
+                          <a:avLst/>
+                        </a:prstGeom>
+                      </pic:spPr>
+                    </pic:pic>
+                  </a:graphicData>
+                </a:graphic>
+              </wp:inline>
+            </w:drawing>
+          </mc:Choice>
+          <mc:Fallback>
+            <w:pict>
+              <v:shapetype id="_x0000_t75" coordsize="21600,21600" o:spt="75" o:preferrelative="t" path="m@4@5l@4@11@9@11@9@5xe" filled="f" stroked="f">
+                <v:stroke joinstyle="miter"/>
+                <v:formulas>
+                  <v:f eqn="if lineDrawn pixelLineWidth 0"/>
+                  <v:f eqn="sum @0 1 0"/>
+                  <v:f eqn="sum 0 0 @1"/>
+                  <v:f eqn="prod @2 1 2"/>
+                  <v:f eqn="prod @3 21600 pixelWidth"/>
+                  <v:f eqn="prod @3 21600 pixelHeight"/>
+                  <v:f eqn="sum @0 0 1"/>
+                  <v:f eqn="prod @6 1 2"/>
+                  <v:f eqn="prod @7 21600 pixelWidth"/>
+                  <v:f eqn="sum @8 21600 0"/>
+                  <v:f eqn="prod @7 21600 pixelHeight"/>
+                  <v:f eqn="sum @10 21600 0"/>
+                </v:formulas>
+                <v:path o:extrusionok="f" gradientshapeok="t" o:connecttype="rect"/>
+                <o:lock v:ext="edit" aspectratio="t"/>
+              </v:shapetype>
+              <v:shape id="_x0000_i17" o:spid="_x0000_s17" type="#_x0000_t75" style="width:540.00pt;height:159.11pt;mso-wrap-distance-left:0.00pt;mso-wrap-distance-top:0.00pt;mso-wrap-distance-right:0.00pt;mso-wrap-distance-bottom:0.00pt;z-index:1;" stroked="false">
+                <v:imagedata r:id="rId29" o:title=""/>
+                <o:lock v:ext="edit" rotation="t"/>
+              </v:shape>
+            </w:pict>
+          </mc:Fallback>
+        </mc:AlternateContent>
+      </w:r>
+      <w:r/>
+      <w:r/>
+    </w:p>
+    <w:p>
+      <w:pPr>
+        <w:pStyle w:val="848"/>
+        <w:pBdr/>
+        <w:spacing/>
+        <w:ind/>
+        <w:rPr/>
+      </w:pPr>
+      <w:r>
+        <w:t xml:space="preserve">3. </w:t>
+      </w:r>
+      <w:r>
+        <w:t xml:space="preserve">List four different protocols that appear in the protocol column.</w:t>
+      </w:r>
+      <w:r/>
+      <w:r/>
+    </w:p>
+    <w:p>
+      <w:pPr>
+        <w:pBdr/>
+        <w:spacing/>
+        <w:ind/>
+        <w:rPr/>
+      </w:pPr>
+      <w:r>
+        <w:t xml:space="preserve">TCP, UDP, DNS and HTTP. </w:t>
+      </w:r>
+      <w:r/>
+    </w:p>
+    <w:p>
+      <w:pPr>
+        <w:pStyle w:val="848"/>
+        <w:pBdr/>
+        <w:spacing/>
+        <w:ind/>
+        <w:rPr/>
+      </w:pPr>
+      <w:r>
+        <w:t xml:space="preserve">4. </w:t>
+      </w:r>
+      <w:r>
+        <w:t xml:space="preserve">How long did it take to receive the HTTP OK reply from the HTTP GET message was sent?</w:t>
+      </w:r>
+      <w:r/>
+      <w:r/>
+    </w:p>
+    <w:p>
+      <w:pPr>
+        <w:pBdr/>
+        <w:spacing/>
+        <w:ind/>
+        <w:rPr/>
+      </w:pPr>
+      <w:r/>
+      <w:r>
+        <w:t xml:space="preserve">It has taken </w:t>
+      </w:r>
+      <w:r>
+        <w:t xml:space="preserve">0.187044378</w:t>
+      </w:r>
+      <w:r>
+        <w:t xml:space="preserve"> second or ~187.04 milliseconds.</w:t>
+      </w:r>
+      <w:r/>
+    </w:p>
+    <w:p>
+      <w:pPr>
+        <w:pBdr/>
+        <w:spacing/>
+        <w:ind/>
+        <w:rPr>
+          <w:highlight w:val="none"/>
+        </w:rPr>
+      </w:pPr>
+      <w:r/>
+      <w:r/>
+      <w:r>
+        <mc:AlternateContent>
+          <mc:Choice Requires="wpg">
+            <w:drawing>
+              <wp:inline xmlns:wp="http://schemas.openxmlformats.org/drawingml/2006/wordprocessingDrawing" distT="0" distB="0" distL="0" distR="0">
+                <wp:extent cx="6858000" cy="456777"/>
+                <wp:effectExtent l="0" t="0" r="0" b="0"/>
+                <wp:docPr id="19" name=""/>
+                <wp:cNvGraphicFramePr>
+                  <a:graphicFrameLocks xmlns:a="http://schemas.openxmlformats.org/drawingml/2006/main" noChangeAspect="1"/>
+                </wp:cNvGraphicFramePr>
+                <a:graphic xmlns:a="http://schemas.openxmlformats.org/drawingml/2006/main">
+                  <a:graphicData uri="http://schemas.openxmlformats.org/drawingml/2006/picture">
+                    <pic:pic xmlns:pic="http://schemas.openxmlformats.org/drawingml/2006/picture">
+                      <pic:nvPicPr>
+                        <pic:cNvPr id="317225121" name=""/>
+                        <pic:cNvPicPr>
+                          <a:picLocks noChangeAspect="1"/>
+                        </pic:cNvPicPr>
+                        <pic:nvPr/>
+                      </pic:nvPicPr>
+                      <pic:blipFill rotWithShape="1">
+                        <a:blip r:embed="rId30"/>
+                        <a:stretch/>
+                      </pic:blipFill>
+                      <pic:spPr bwMode="auto">
+                        <a:xfrm rot="0" flipH="0" flipV="0">
+                          <a:off x="0" y="0"/>
+                          <a:ext cx="6858000" cy="456777"/>
+                        </a:xfrm>
+                        <a:prstGeom prst="rect">
+                          <a:avLst/>
+                        </a:prstGeom>
+                      </pic:spPr>
+                    </pic:pic>
+                  </a:graphicData>
+                </a:graphic>
+              </wp:inline>
+            </w:drawing>
+          </mc:Choice>
+          <mc:Fallback>
+            <w:pict>
+              <v:shapetype id="_x0000_t75" coordsize="21600,21600" o:spt="75" o:preferrelative="t" path="m@4@5l@4@11@9@11@9@5xe" filled="f" stroked="f">
+                <v:stroke joinstyle="miter"/>
+                <v:formulas>
+                  <v:f eqn="if lineDrawn pixelLineWidth 0"/>
+                  <v:f eqn="sum @0 1 0"/>
+                  <v:f eqn="sum 0 0 @1"/>
+                  <v:f eqn="prod @2 1 2"/>
+                  <v:f eqn="prod @3 21600 pixelWidth"/>
+                  <v:f eqn="prod @3 21600 pixelHeight"/>
+                  <v:f eqn="sum @0 0 1"/>
+                  <v:f eqn="prod @6 1 2"/>
+                  <v:f eqn="prod @7 21600 pixelWidth"/>
+                  <v:f eqn="sum @8 21600 0"/>
+                  <v:f eqn="prod @7 21600 pixelHeight"/>
+                  <v:f eqn="sum @10 21600 0"/>
+                </v:formulas>
+                <v:path o:extrusionok="f" gradientshapeok="t" o:connecttype="rect"/>
+                <o:lock v:ext="edit" aspectratio="t"/>
+              </v:shapetype>
+              <v:shape id="_x0000_i18" o:spid="_x0000_s18" type="#_x0000_t75" style="width:540.00pt;height:35.97pt;mso-wrap-distance-left:0.00pt;mso-wrap-distance-top:0.00pt;mso-wrap-distance-right:0.00pt;mso-wrap-distance-bottom:0.00pt;rotation:0;z-index:1;" stroked="false">
+                <v:imagedata r:id="rId30" o:title=""/>
+                <o:lock v:ext="edit" rotation="t"/>
+              </v:shape>
+            </w:pict>
+          </mc:Fallback>
+        </mc:AlternateContent>
+      </w:r>
       <w:r/>
     </w:p>
     <w:p>
@@ -2427,12 +3885,20 @@
     </w:p>
     <w:p>
       <w:pPr>
-        <w:pBdr/>
-        <w:spacing/>
-        <w:ind/>
-        <w:rPr/>
-      </w:pPr>
-      <w:r/>
+        <w:pStyle w:val="848"/>
+        <w:pBdr/>
+        <w:spacing/>
+        <w:ind/>
+        <w:rPr>
+          <w:highlight w:val="none"/>
+        </w:rPr>
+      </w:pPr>
+      <w:r>
+        <w:t xml:space="preserve">5. </w:t>
+      </w:r>
+      <w:r>
+        <w:t xml:space="preserve">What is the IP address of the Web server you accessed? What is the IP address of your computer? Provide the relevant screenshot to show this information in Wireshark.</w:t>
+      </w:r>
       <w:r/>
       <w:r/>
     </w:p>
@@ -2443,18 +3909,109 @@
         <w:ind/>
         <w:rPr/>
       </w:pPr>
+      <w:r>
+        <w:t xml:space="preserve">The destination IP address is 104.21.4.210.</w:t>
+      </w:r>
+      <w:r>
+        <w:t xml:space="preserve"> The IP address of my computer is 192.168.8.136.</w:t>
+      </w:r>
       <w:r/>
+    </w:p>
+    <w:p>
+      <w:pPr>
+        <w:pBdr/>
+        <w:spacing/>
+        <w:ind/>
+        <w:jc w:val="center"/>
+        <w:rPr/>
+      </w:pPr>
+      <w:r/>
+      <w:r>
+        <mc:AlternateContent>
+          <mc:Choice Requires="wpg">
+            <w:drawing>
+              <wp:inline xmlns:wp="http://schemas.openxmlformats.org/drawingml/2006/wordprocessingDrawing" distT="0" distB="0" distL="0" distR="0">
+                <wp:extent cx="5044480" cy="2578186"/>
+                <wp:effectExtent l="0" t="0" r="0" b="0"/>
+                <wp:docPr id="20" name=""/>
+                <wp:cNvGraphicFramePr>
+                  <a:graphicFrameLocks xmlns:a="http://schemas.openxmlformats.org/drawingml/2006/main" noChangeAspect="1"/>
+                </wp:cNvGraphicFramePr>
+                <a:graphic xmlns:a="http://schemas.openxmlformats.org/drawingml/2006/main">
+                  <a:graphicData uri="http://schemas.openxmlformats.org/drawingml/2006/picture">
+                    <pic:pic xmlns:pic="http://schemas.openxmlformats.org/drawingml/2006/picture">
+                      <pic:nvPicPr>
+                        <pic:cNvPr id="2142406376" name=""/>
+                        <pic:cNvPicPr>
+                          <a:picLocks noChangeAspect="1"/>
+                        </pic:cNvPicPr>
+                        <pic:nvPr/>
+                      </pic:nvPicPr>
+                      <pic:blipFill rotWithShape="1">
+                        <a:blip r:embed="rId31"/>
+                        <a:stretch/>
+                      </pic:blipFill>
+                      <pic:spPr bwMode="auto">
+                        <a:xfrm flipH="0" flipV="0">
+                          <a:off x="0" y="0"/>
+                          <a:ext cx="5044480" cy="2578186"/>
+                        </a:xfrm>
+                        <a:prstGeom prst="rect">
+                          <a:avLst/>
+                        </a:prstGeom>
+                      </pic:spPr>
+                    </pic:pic>
+                  </a:graphicData>
+                </a:graphic>
+              </wp:inline>
+            </w:drawing>
+          </mc:Choice>
+          <mc:Fallback>
+            <w:pict>
+              <v:shapetype id="_x0000_t75" coordsize="21600,21600" o:spt="75" o:preferrelative="t" path="m@4@5l@4@11@9@11@9@5xe" filled="f" stroked="f">
+                <v:stroke joinstyle="miter"/>
+                <v:formulas>
+                  <v:f eqn="if lineDrawn pixelLineWidth 0"/>
+                  <v:f eqn="sum @0 1 0"/>
+                  <v:f eqn="sum 0 0 @1"/>
+                  <v:f eqn="prod @2 1 2"/>
+                  <v:f eqn="prod @3 21600 pixelWidth"/>
+                  <v:f eqn="prod @3 21600 pixelHeight"/>
+                  <v:f eqn="sum @0 0 1"/>
+                  <v:f eqn="prod @6 1 2"/>
+                  <v:f eqn="prod @7 21600 pixelWidth"/>
+                  <v:f eqn="sum @8 21600 0"/>
+                  <v:f eqn="prod @7 21600 pixelHeight"/>
+                  <v:f eqn="sum @10 21600 0"/>
+                </v:formulas>
+                <v:path o:extrusionok="f" gradientshapeok="t" o:connecttype="rect"/>
+                <o:lock v:ext="edit" aspectratio="t"/>
+              </v:shapetype>
+              <v:shape id="_x0000_i19" o:spid="_x0000_s19" type="#_x0000_t75" style="width:397.20pt;height:203.01pt;mso-wrap-distance-left:0.00pt;mso-wrap-distance-top:0.00pt;mso-wrap-distance-right:0.00pt;mso-wrap-distance-bottom:0.00pt;z-index:1;" stroked="false">
+                <v:imagedata r:id="rId31" o:title=""/>
+                <o:lock v:ext="edit" rotation="t"/>
+              </v:shape>
+            </w:pict>
+          </mc:Fallback>
+        </mc:AlternateContent>
+      </w:r>
       <w:r/>
       <w:r/>
     </w:p>
     <w:p>
       <w:pPr>
+        <w:pStyle w:val="848"/>
         <w:pBdr/>
         <w:spacing/>
         <w:ind/>
         <w:rPr/>
       </w:pPr>
-      <w:r/>
+      <w:r>
+        <w:t xml:space="preserve">6. </w:t>
+      </w:r>
+      <w:r>
+        <w:t xml:space="preserve">Can you find the similar information in Chrome’s Developer tools? Support your explanation with screenshots of Chrome’s developer tools.</w:t>
+      </w:r>
       <w:r/>
       <w:r/>
     </w:p>
@@ -2465,7 +4022,88 @@
         <w:ind/>
         <w:rPr/>
       </w:pPr>
+      <w:r>
+        <w:t xml:space="preserve">You can see all the files being loaded accordingly, followed by the HTTP GET requests sent to access them from the server (sent by the browser). You can see these same files being listed in chrome’s developer tools. You can also see the “Remote Address” section displaying the same IP address of the server.</w:t>
+      </w:r>
       <w:r/>
+    </w:p>
+    <w:p>
+      <w:pPr>
+        <w:pBdr/>
+        <w:spacing/>
+        <w:ind/>
+        <w:rPr/>
+      </w:pPr>
+      <w:r/>
+      <w:r>
+        <mc:AlternateContent>
+          <mc:Choice Requires="wpg">
+            <w:drawing>
+              <wp:inline xmlns:wp="http://schemas.openxmlformats.org/drawingml/2006/wordprocessingDrawing" distT="0" distB="0" distL="0" distR="0">
+                <wp:extent cx="6858000" cy="1634977"/>
+                <wp:effectExtent l="0" t="0" r="0" b="0"/>
+                <wp:docPr id="21" name=""/>
+                <wp:cNvGraphicFramePr>
+                  <a:graphicFrameLocks xmlns:a="http://schemas.openxmlformats.org/drawingml/2006/main" noChangeAspect="1"/>
+                </wp:cNvGraphicFramePr>
+                <a:graphic xmlns:a="http://schemas.openxmlformats.org/drawingml/2006/main">
+                  <a:graphicData uri="http://schemas.openxmlformats.org/drawingml/2006/picture">
+                    <pic:pic xmlns:pic="http://schemas.openxmlformats.org/drawingml/2006/picture">
+                      <pic:nvPicPr>
+                        <pic:cNvPr id="1421302670" name=""/>
+                        <pic:cNvPicPr>
+                          <a:picLocks noChangeAspect="1"/>
+                        </pic:cNvPicPr>
+                        <pic:nvPr/>
+                      </pic:nvPicPr>
+                      <pic:blipFill rotWithShape="1">
+                        <a:blip r:embed="rId32"/>
+                        <a:stretch/>
+                      </pic:blipFill>
+                      <pic:spPr bwMode="auto">
+                        <a:xfrm>
+                          <a:off x="0" y="0"/>
+                          <a:ext cx="6858000" cy="1634977"/>
+                        </a:xfrm>
+                        <a:prstGeom prst="rect">
+                          <a:avLst/>
+                        </a:prstGeom>
+                      </pic:spPr>
+                    </pic:pic>
+                  </a:graphicData>
+                </a:graphic>
+              </wp:inline>
+            </w:drawing>
+          </mc:Choice>
+          <mc:Fallback>
+            <w:pict>
+              <v:shapetype id="_x0000_t75" coordsize="21600,21600" o:spt="75" o:preferrelative="t" path="m@4@5l@4@11@9@11@9@5xe" filled="f" stroked="f">
+                <v:stroke joinstyle="miter"/>
+                <v:formulas>
+                  <v:f eqn="if lineDrawn pixelLineWidth 0"/>
+                  <v:f eqn="sum @0 1 0"/>
+                  <v:f eqn="sum 0 0 @1"/>
+                  <v:f eqn="prod @2 1 2"/>
+                  <v:f eqn="prod @3 21600 pixelWidth"/>
+                  <v:f eqn="prod @3 21600 pixelHeight"/>
+                  <v:f eqn="sum @0 0 1"/>
+                  <v:f eqn="prod @6 1 2"/>
+                  <v:f eqn="prod @7 21600 pixelWidth"/>
+                  <v:f eqn="sum @8 21600 0"/>
+                  <v:f eqn="prod @7 21600 pixelHeight"/>
+                  <v:f eqn="sum @10 21600 0"/>
+                </v:formulas>
+                <v:path o:extrusionok="f" gradientshapeok="t" o:connecttype="rect"/>
+                <o:lock v:ext="edit" aspectratio="t"/>
+              </v:shapetype>
+              <v:shape id="_x0000_i20" o:spid="_x0000_s20" type="#_x0000_t75" style="width:540.00pt;height:128.74pt;mso-wrap-distance-left:0.00pt;mso-wrap-distance-top:0.00pt;mso-wrap-distance-right:0.00pt;mso-wrap-distance-bottom:0.00pt;z-index:1;" stroked="false">
+                <v:imagedata r:id="rId32" o:title=""/>
+                <o:lock v:ext="edit" rotation="t"/>
+              </v:shape>
+            </w:pict>
+          </mc:Fallback>
+        </mc:AlternateContent>
+      </w:r>
       <w:r/>
       <w:r/>
     </w:p>
@@ -2479,15 +4117,75 @@
       <w:r/>
       <w:r/>
       <w:r/>
-    </w:p>
-    <w:p>
-      <w:pPr>
-        <w:pBdr/>
-        <w:spacing/>
-        <w:ind/>
-        <w:rPr/>
-      </w:pPr>
-      <w:r/>
+      <w:r>
+        <mc:AlternateContent>
+          <mc:Choice Requires="wpg">
+            <w:drawing>
+              <wp:inline xmlns:wp="http://schemas.openxmlformats.org/drawingml/2006/wordprocessingDrawing" distT="0" distB="0" distL="0" distR="0">
+                <wp:extent cx="6858000" cy="1992233"/>
+                <wp:effectExtent l="0" t="0" r="0" b="0"/>
+                <wp:docPr id="22" name=""/>
+                <wp:cNvGraphicFramePr>
+                  <a:graphicFrameLocks xmlns:a="http://schemas.openxmlformats.org/drawingml/2006/main" noChangeAspect="1"/>
+                </wp:cNvGraphicFramePr>
+                <a:graphic xmlns:a="http://schemas.openxmlformats.org/drawingml/2006/main">
+                  <a:graphicData uri="http://schemas.openxmlformats.org/drawingml/2006/picture">
+                    <pic:pic xmlns:pic="http://schemas.openxmlformats.org/drawingml/2006/picture">
+                      <pic:nvPicPr>
+                        <pic:cNvPr id="1650673318" name=""/>
+                        <pic:cNvPicPr>
+                          <a:picLocks noChangeAspect="1"/>
+                        </pic:cNvPicPr>
+                        <pic:nvPr/>
+                      </pic:nvPicPr>
+                      <pic:blipFill rotWithShape="1">
+                        <a:blip r:embed="rId33"/>
+                        <a:stretch/>
+                      </pic:blipFill>
+                      <pic:spPr bwMode="auto">
+                        <a:xfrm>
+                          <a:off x="0" y="0"/>
+                          <a:ext cx="6858000" cy="1992233"/>
+                        </a:xfrm>
+                        <a:prstGeom prst="rect">
+                          <a:avLst/>
+                        </a:prstGeom>
+                      </pic:spPr>
+                    </pic:pic>
+                  </a:graphicData>
+                </a:graphic>
+              </wp:inline>
+            </w:drawing>
+          </mc:Choice>
+          <mc:Fallback>
+            <w:pict>
+              <v:shapetype id="_x0000_t75" coordsize="21600,21600" o:spt="75" o:preferrelative="t" path="m@4@5l@4@11@9@11@9@5xe" filled="f" stroked="f">
+                <v:stroke joinstyle="miter"/>
+                <v:formulas>
+                  <v:f eqn="if lineDrawn pixelLineWidth 0"/>
+                  <v:f eqn="sum @0 1 0"/>
+                  <v:f eqn="sum 0 0 @1"/>
+                  <v:f eqn="prod @2 1 2"/>
+                  <v:f eqn="prod @3 21600 pixelWidth"/>
+                  <v:f eqn="prod @3 21600 pixelHeight"/>
+                  <v:f eqn="sum @0 0 1"/>
+                  <v:f eqn="prod @6 1 2"/>
+                  <v:f eqn="prod @7 21600 pixelWidth"/>
+                  <v:f eqn="sum @8 21600 0"/>
+                  <v:f eqn="prod @7 21600 pixelHeight"/>
+                  <v:f eqn="sum @10 21600 0"/>
+                </v:formulas>
+                <v:path o:extrusionok="f" gradientshapeok="t" o:connecttype="rect"/>
+                <o:lock v:ext="edit" aspectratio="t"/>
+              </v:shapetype>
+              <v:shape id="_x0000_i21" o:spid="_x0000_s21" type="#_x0000_t75" style="width:540.00pt;height:156.87pt;mso-wrap-distance-left:0.00pt;mso-wrap-distance-top:0.00pt;mso-wrap-distance-right:0.00pt;mso-wrap-distance-bottom:0.00pt;z-index:1;" stroked="false">
+                <v:imagedata r:id="rId33" o:title=""/>
+                <o:lock v:ext="edit" rotation="t"/>
+              </v:shape>
+            </w:pict>
+          </mc:Fallback>
+        </mc:AlternateContent>
+      </w:r>
       <w:r/>
       <w:r/>
     </w:p>
@@ -2498,379 +4196,9 @@
         <w:ind/>
         <w:rPr/>
       </w:pPr>
-      <w:r/>
-      <w:r/>
-    </w:p>
-    <w:p>
-      <w:pPr>
-        <w:pBdr/>
-        <w:spacing/>
-        <w:ind/>
-        <w:rPr/>
-      </w:pPr>
-      <w:r/>
-      <w:r/>
-      <w:r/>
-    </w:p>
-    <w:p>
-      <w:pPr>
-        <w:pBdr/>
-        <w:spacing/>
-        <w:ind/>
-        <w:rPr/>
-      </w:pPr>
-      <w:r/>
-      <w:r/>
-      <w:r/>
-    </w:p>
-    <w:p>
-      <w:pPr>
-        <w:pBdr/>
-        <w:spacing/>
-        <w:ind/>
-        <w:rPr/>
-      </w:pPr>
-      <w:r/>
-      <w:r/>
-      <w:r/>
-    </w:p>
-    <w:p>
-      <w:pPr>
-        <w:pBdr/>
-        <w:spacing/>
-        <w:ind/>
-        <w:rPr/>
-      </w:pPr>
-      <w:r/>
-      <w:r/>
-      <w:r/>
-    </w:p>
-    <w:p>
-      <w:pPr>
-        <w:pBdr/>
-        <w:spacing/>
-        <w:ind/>
-        <w:rPr/>
-      </w:pPr>
-      <w:r/>
-      <w:r/>
-      <w:r/>
-    </w:p>
-    <w:p>
-      <w:pPr>
-        <w:pBdr/>
-        <w:spacing/>
-        <w:ind/>
-        <w:rPr/>
-      </w:pPr>
-      <w:r/>
-      <w:r/>
-      <w:r/>
-    </w:p>
-    <w:p>
-      <w:pPr>
-        <w:pBdr/>
-        <w:spacing/>
-        <w:ind/>
-        <w:rPr/>
-      </w:pPr>
-      <w:r/>
-      <w:r/>
-      <w:r/>
-    </w:p>
-    <w:p>
-      <w:pPr>
-        <w:pBdr/>
-        <w:spacing/>
-        <w:ind/>
-        <w:rPr/>
-      </w:pPr>
-      <w:r/>
-      <w:r/>
-      <w:r/>
-    </w:p>
-    <w:p>
-      <w:pPr>
-        <w:pBdr/>
-        <w:spacing/>
-        <w:ind/>
-        <w:rPr/>
-      </w:pPr>
-      <w:r/>
-      <w:r/>
-      <w:r/>
-    </w:p>
-    <w:p>
-      <w:pPr>
-        <w:pBdr/>
-        <w:spacing/>
-        <w:ind/>
-        <w:rPr/>
-      </w:pPr>
-      <w:r/>
-      <w:r/>
-      <w:r/>
-    </w:p>
-    <w:p>
-      <w:pPr>
-        <w:pBdr/>
-        <w:spacing/>
-        <w:ind/>
-        <w:rPr/>
-      </w:pPr>
-      <w:r/>
-      <w:r/>
-      <w:r/>
-    </w:p>
-    <w:p>
-      <w:pPr>
-        <w:pBdr/>
-        <w:spacing/>
-        <w:ind/>
-        <w:rPr/>
-      </w:pPr>
-      <w:r/>
-      <w:r/>
-    </w:p>
-    <w:p>
-      <w:pPr>
-        <w:pBdr/>
-        <w:spacing/>
-        <w:ind/>
-        <w:rPr/>
-      </w:pPr>
-      <w:r/>
-      <w:r/>
-      <w:r/>
-    </w:p>
-    <w:p>
-      <w:pPr>
-        <w:pBdr/>
-        <w:spacing/>
-        <w:ind/>
-        <w:rPr/>
-      </w:pPr>
-      <w:r/>
-      <w:r/>
-      <w:r/>
-    </w:p>
-    <w:p>
-      <w:pPr>
-        <w:pBdr/>
-        <w:spacing/>
-        <w:ind/>
-        <w:rPr/>
-      </w:pPr>
-      <w:r/>
-      <w:r/>
-      <w:r/>
-    </w:p>
-    <w:p>
-      <w:pPr>
-        <w:pBdr/>
-        <w:spacing/>
-        <w:ind/>
-        <w:rPr/>
-      </w:pPr>
-      <w:r/>
-      <w:r/>
-      <w:r/>
-    </w:p>
-    <w:p>
-      <w:pPr>
-        <w:pBdr/>
-        <w:spacing/>
-        <w:ind/>
-        <w:rPr/>
-      </w:pPr>
-      <w:r/>
-      <w:r/>
-      <w:r/>
-    </w:p>
-    <w:p>
-      <w:pPr>
-        <w:pBdr/>
-        <w:spacing/>
-        <w:ind/>
-        <w:rPr/>
-      </w:pPr>
-      <w:r/>
-      <w:r/>
-      <w:r/>
-    </w:p>
-    <w:p>
-      <w:pPr>
-        <w:pBdr/>
-        <w:spacing/>
-        <w:ind/>
-        <w:rPr/>
-      </w:pPr>
-      <w:r/>
-      <w:r/>
-      <w:r/>
-    </w:p>
-    <w:p>
-      <w:pPr>
-        <w:pBdr/>
-        <w:spacing/>
-        <w:ind/>
-        <w:rPr/>
-      </w:pPr>
-      <w:r/>
-      <w:r/>
-      <w:r/>
-    </w:p>
-    <w:p>
-      <w:pPr>
-        <w:pBdr/>
-        <w:spacing/>
-        <w:ind/>
-        <w:rPr/>
-      </w:pPr>
-      <w:r/>
-      <w:r/>
-      <w:r/>
-    </w:p>
-    <w:p>
-      <w:pPr>
-        <w:pBdr/>
-        <w:spacing/>
-        <w:ind/>
-        <w:rPr/>
-      </w:pPr>
-      <w:r/>
-      <w:r/>
-      <w:r/>
-    </w:p>
-    <w:p>
-      <w:pPr>
-        <w:pBdr/>
-        <w:spacing/>
-        <w:ind/>
-        <w:rPr/>
-      </w:pPr>
-      <w:r/>
-      <w:r/>
-      <w:r/>
-    </w:p>
-    <w:p>
-      <w:pPr>
-        <w:pBdr/>
-        <w:spacing/>
-        <w:ind/>
-        <w:rPr/>
-      </w:pPr>
-      <w:r/>
-      <w:r/>
-      <w:r/>
-    </w:p>
-    <w:p>
-      <w:pPr>
-        <w:pBdr/>
-        <w:spacing/>
-        <w:ind/>
-        <w:rPr/>
-      </w:pPr>
-      <w:r/>
-      <w:r/>
-      <w:r/>
-    </w:p>
-    <w:p>
-      <w:pPr>
-        <w:pBdr/>
-        <w:spacing/>
-        <w:ind/>
-        <w:rPr/>
-      </w:pPr>
-      <w:r/>
-      <w:r/>
-      <w:r/>
-    </w:p>
-    <w:p>
-      <w:pPr>
-        <w:pBdr/>
-        <w:spacing/>
-        <w:ind/>
-        <w:rPr/>
-      </w:pPr>
-      <w:r/>
-      <w:r/>
-      <w:r/>
-    </w:p>
-    <w:p>
-      <w:pPr>
-        <w:pBdr/>
-        <w:spacing/>
-        <w:ind/>
-        <w:rPr/>
-      </w:pPr>
-      <w:r/>
-      <w:r/>
-      <w:r/>
-    </w:p>
-    <w:p>
-      <w:pPr>
-        <w:pBdr/>
-        <w:spacing/>
-        <w:ind/>
-        <w:rPr/>
-      </w:pPr>
-      <w:r/>
-      <w:r/>
-      <w:r/>
-    </w:p>
-    <w:p>
-      <w:pPr>
-        <w:pBdr/>
-        <w:spacing/>
-        <w:ind/>
-        <w:rPr/>
-      </w:pPr>
-      <w:r/>
-      <w:r/>
-      <w:r/>
-    </w:p>
-    <w:p>
-      <w:pPr>
-        <w:pBdr/>
-        <w:spacing/>
-        <w:ind/>
-        <w:rPr/>
-      </w:pPr>
-      <w:r/>
-      <w:r/>
-      <w:r/>
-    </w:p>
-    <w:p>
-      <w:pPr>
-        <w:pBdr/>
-        <w:spacing/>
-        <w:ind/>
-        <w:rPr/>
-      </w:pPr>
-      <w:r/>
-      <w:r/>
-      <w:r/>
-    </w:p>
-    <w:p>
-      <w:pPr>
-        <w:pBdr/>
-        <w:spacing/>
-        <w:ind/>
-        <w:rPr/>
-      </w:pPr>
-      <w:r/>
-      <w:r/>
-      <w:r/>
-    </w:p>
-    <w:p>
-      <w:pPr>
-        <w:pBdr/>
-        <w:spacing/>
-        <w:ind/>
-        <w:rPr/>
-      </w:pPr>
-      <w:r/>
+      <w:r>
+        <w:t xml:space="preserve">The wireshark output is more lower level and is much more network oriented. Compared to that, the information seen in chrome’s dev tools is more web/HTTP focused and puts more focus into the application level analysis of things.</w:t>
+      </w:r>
       <w:r/>
     </w:p>
     <w:sectPr>
@@ -4464,9 +5792,9 @@
     <w:lsdException w:name="Bibliography" w:uiPriority="37"/>
     <w:lsdException w:name="TOC Heading" w:uiPriority="39" w:qFormat="1"/>
   </w:latentStyles>
-  <w:style w:type="table" w:styleId="701">
+  <w:style w:type="table" w:styleId="719">
     <w:name w:val="Table Grid"/>
-    <w:basedOn w:val="887"/>
+    <w:basedOn w:val="905"/>
     <w:uiPriority w:val="59"/>
     <w:pPr>
       <w:pBdr/>
@@ -4663,9 +5991,9 @@
       </w:tcPr>
     </w:tblStylePr>
   </w:style>
-  <w:style w:type="table" w:styleId="702">
+  <w:style w:type="table" w:styleId="720">
     <w:name w:val="Table Grid Light"/>
-    <w:basedOn w:val="887"/>
+    <w:basedOn w:val="905"/>
     <w:uiPriority w:val="59"/>
     <w:pPr>
       <w:pBdr/>
@@ -4862,9 +6190,9 @@
       </w:tcPr>
     </w:tblStylePr>
   </w:style>
-  <w:style w:type="table" w:styleId="703">
+  <w:style w:type="table" w:styleId="721">
     <w:name w:val="Plain Table 1"/>
-    <w:basedOn w:val="887"/>
+    <w:basedOn w:val="905"/>
     <w:uiPriority w:val="59"/>
     <w:pPr>
       <w:pBdr/>
@@ -5087,9 +6415,9 @@
       </w:tcPr>
     </w:tblStylePr>
   </w:style>
-  <w:style w:type="table" w:styleId="704">
+  <w:style w:type="table" w:styleId="722">
     <w:name w:val="Plain Table 2"/>
-    <w:basedOn w:val="887"/>
+    <w:basedOn w:val="905"/>
     <w:uiPriority w:val="59"/>
     <w:pPr>
       <w:pBdr/>
@@ -5320,9 +6648,9 @@
       </w:tcPr>
     </w:tblStylePr>
   </w:style>
-  <w:style w:type="table" w:styleId="705">
+  <w:style w:type="table" w:styleId="723">
     <w:name w:val="Plain Table 3"/>
-    <w:basedOn w:val="887"/>
+    <w:basedOn w:val="905"/>
     <w:uiPriority w:val="99"/>
     <w:pPr>
       <w:pBdr/>
@@ -5550,9 +6878,9 @@
       </w:tcPr>
     </w:tblStylePr>
   </w:style>
-  <w:style w:type="table" w:styleId="706">
+  <w:style w:type="table" w:styleId="724">
     <w:name w:val="Plain Table 4"/>
-    <w:basedOn w:val="887"/>
+    <w:basedOn w:val="905"/>
     <w:uiPriority w:val="99"/>
     <w:pPr>
       <w:pBdr/>
@@ -5766,9 +7094,9 @@
       </w:tcPr>
     </w:tblStylePr>
   </w:style>
-  <w:style w:type="table" w:styleId="707">
+  <w:style w:type="table" w:styleId="725">
     <w:name w:val="Plain Table 5"/>
-    <w:basedOn w:val="887"/>
+    <w:basedOn w:val="905"/>
     <w:uiPriority w:val="99"/>
     <w:pPr>
       <w:pBdr/>
@@ -5999,9 +7327,9 @@
       </w:tcPr>
     </w:tblStylePr>
   </w:style>
-  <w:style w:type="table" w:styleId="708">
+  <w:style w:type="table" w:styleId="726">
     <w:name w:val="Grid Table 1 Light"/>
-    <w:basedOn w:val="887"/>
+    <w:basedOn w:val="905"/>
     <w:uiPriority w:val="99"/>
     <w:pPr>
       <w:pBdr/>
@@ -6222,9 +7550,9 @@
       </w:tcPr>
     </w:tblStylePr>
   </w:style>
-  <w:style w:type="table" w:styleId="709">
+  <w:style w:type="table" w:styleId="727">
     <w:name w:val="Grid Table 1 Light - Accent 1"/>
-    <w:basedOn w:val="887"/>
+    <w:basedOn w:val="905"/>
     <w:uiPriority w:val="99"/>
     <w:pPr>
       <w:pBdr/>
@@ -6445,9 +7773,9 @@
       </w:tcPr>
     </w:tblStylePr>
   </w:style>
-  <w:style w:type="table" w:styleId="710">
+  <w:style w:type="table" w:styleId="728">
     <w:name w:val="Grid Table 1 Light - Accent 2"/>
-    <w:basedOn w:val="887"/>
+    <w:basedOn w:val="905"/>
     <w:uiPriority w:val="99"/>
     <w:pPr>
       <w:pBdr/>
@@ -6668,9 +7996,9 @@
       </w:tcPr>
     </w:tblStylePr>
   </w:style>
-  <w:style w:type="table" w:styleId="711">
+  <w:style w:type="table" w:styleId="729">
     <w:name w:val="Grid Table 1 Light - Accent 3"/>
-    <w:basedOn w:val="887"/>
+    <w:basedOn w:val="905"/>
     <w:uiPriority w:val="99"/>
     <w:pPr>
       <w:pBdr/>
@@ -6891,9 +8219,9 @@
       </w:tcPr>
     </w:tblStylePr>
   </w:style>
-  <w:style w:type="table" w:styleId="712">
+  <w:style w:type="table" w:styleId="730">
     <w:name w:val="Grid Table 1 Light - Accent 4"/>
-    <w:basedOn w:val="887"/>
+    <w:basedOn w:val="905"/>
     <w:uiPriority w:val="99"/>
     <w:pPr>
       <w:pBdr/>
@@ -7114,9 +8442,9 @@
       </w:tcPr>
     </w:tblStylePr>
   </w:style>
-  <w:style w:type="table" w:styleId="713">
+  <w:style w:type="table" w:styleId="731">
     <w:name w:val="Grid Table 1 Light - Accent 5"/>
-    <w:basedOn w:val="887"/>
+    <w:basedOn w:val="905"/>
     <w:uiPriority w:val="99"/>
     <w:pPr>
       <w:pBdr/>
@@ -7337,9 +8665,9 @@
       </w:tcPr>
     </w:tblStylePr>
   </w:style>
-  <w:style w:type="table" w:styleId="714">
+  <w:style w:type="table" w:styleId="732">
     <w:name w:val="Grid Table 1 Light - Accent 6"/>
-    <w:basedOn w:val="887"/>
+    <w:basedOn w:val="905"/>
     <w:uiPriority w:val="99"/>
     <w:pPr>
       <w:pBdr/>
@@ -7560,9 +8888,9 @@
       </w:tcPr>
     </w:tblStylePr>
   </w:style>
-  <w:style w:type="table" w:styleId="715">
+  <w:style w:type="table" w:styleId="733">
     <w:name w:val="Grid Table 2"/>
-    <w:basedOn w:val="887"/>
+    <w:basedOn w:val="905"/>
     <w:uiPriority w:val="99"/>
     <w:pPr>
       <w:pBdr/>
@@ -7792,9 +9120,9 @@
       </w:tcPr>
     </w:tblStylePr>
   </w:style>
-  <w:style w:type="table" w:styleId="716">
+  <w:style w:type="table" w:styleId="734">
     <w:name w:val="Grid Table 2 - Accent 1"/>
-    <w:basedOn w:val="887"/>
+    <w:basedOn w:val="905"/>
     <w:uiPriority w:val="99"/>
     <w:pPr>
       <w:pBdr/>
@@ -8024,9 +9352,9 @@
       </w:tcPr>
     </w:tblStylePr>
   </w:style>
-  <w:style w:type="table" w:styleId="717">
+  <w:style w:type="table" w:styleId="735">
     <w:name w:val="Grid Table 2 - Accent 2"/>
-    <w:basedOn w:val="887"/>
+    <w:basedOn w:val="905"/>
     <w:uiPriority w:val="99"/>
     <w:pPr>
       <w:pBdr/>
@@ -8256,9 +9584,9 @@
       </w:tcPr>
     </w:tblStylePr>
   </w:style>
-  <w:style w:type="table" w:styleId="718">
+  <w:style w:type="table" w:styleId="736">
     <w:name w:val="Grid Table 2 - Accent 3"/>
-    <w:basedOn w:val="887"/>
+    <w:basedOn w:val="905"/>
     <w:uiPriority w:val="99"/>
     <w:pPr>
       <w:pBdr/>
@@ -8488,9 +9816,9 @@
       </w:tcPr>
     </w:tblStylePr>
   </w:style>
-  <w:style w:type="table" w:styleId="719">
+  <w:style w:type="table" w:styleId="737">
     <w:name w:val="Grid Table 2 - Accent 4"/>
-    <w:basedOn w:val="887"/>
+    <w:basedOn w:val="905"/>
     <w:uiPriority w:val="99"/>
     <w:pPr>
       <w:pBdr/>
@@ -8720,9 +10048,9 @@
       </w:tcPr>
     </w:tblStylePr>
   </w:style>
-  <w:style w:type="table" w:styleId="720">
+  <w:style w:type="table" w:styleId="738">
     <w:name w:val="Grid Table 2 - Accent 5"/>
-    <w:basedOn w:val="887"/>
+    <w:basedOn w:val="905"/>
     <w:uiPriority w:val="99"/>
     <w:pPr>
       <w:pBdr/>
@@ -8952,9 +10280,9 @@
       </w:tcPr>
     </w:tblStylePr>
   </w:style>
-  <w:style w:type="table" w:styleId="721">
+  <w:style w:type="table" w:styleId="739">
     <w:name w:val="Grid Table 2 - Accent 6"/>
-    <w:basedOn w:val="887"/>
+    <w:basedOn w:val="905"/>
     <w:uiPriority w:val="99"/>
     <w:pPr>
       <w:pBdr/>
@@ -9184,9 +10512,9 @@
       </w:tcPr>
     </w:tblStylePr>
   </w:style>
-  <w:style w:type="table" w:styleId="722">
+  <w:style w:type="table" w:styleId="740">
     <w:name w:val="Grid Table 3"/>
-    <w:basedOn w:val="887"/>
+    <w:basedOn w:val="905"/>
     <w:uiPriority w:val="99"/>
     <w:pPr>
       <w:pBdr/>
@@ -9429,9 +10757,9 @@
       </w:tcPr>
     </w:tblStylePr>
   </w:style>
-  <w:style w:type="table" w:styleId="723">
+  <w:style w:type="table" w:styleId="741">
     <w:name w:val="Grid Table 3 - Accent 1"/>
-    <w:basedOn w:val="887"/>
+    <w:basedOn w:val="905"/>
     <w:uiPriority w:val="99"/>
     <w:pPr>
       <w:pBdr/>
@@ -9674,9 +11002,9 @@
       </w:tcPr>
     </w:tblStylePr>
   </w:style>
-  <w:style w:type="table" w:styleId="724">
+  <w:style w:type="table" w:styleId="742">
     <w:name w:val="Grid Table 3 - Accent 2"/>
-    <w:basedOn w:val="887"/>
+    <w:basedOn w:val="905"/>
     <w:uiPriority w:val="99"/>
     <w:pPr>
       <w:pBdr/>
@@ -9919,9 +11247,9 @@
       </w:tcPr>
     </w:tblStylePr>
   </w:style>
-  <w:style w:type="table" w:styleId="725">
+  <w:style w:type="table" w:styleId="743">
     <w:name w:val="Grid Table 3 - Accent 3"/>
-    <w:basedOn w:val="887"/>
+    <w:basedOn w:val="905"/>
     <w:uiPriority w:val="99"/>
     <w:pPr>
       <w:pBdr/>
@@ -10164,9 +11492,9 @@
       </w:tcPr>
     </w:tblStylePr>
   </w:style>
-  <w:style w:type="table" w:styleId="726">
+  <w:style w:type="table" w:styleId="744">
     <w:name w:val="Grid Table 3 - Accent 4"/>
-    <w:basedOn w:val="887"/>
+    <w:basedOn w:val="905"/>
     <w:uiPriority w:val="99"/>
     <w:pPr>
       <w:pBdr/>
@@ -10409,9 +11737,9 @@
       </w:tcPr>
     </w:tblStylePr>
   </w:style>
-  <w:style w:type="table" w:styleId="727">
+  <w:style w:type="table" w:styleId="745">
     <w:name w:val="Grid Table 3 - Accent 5"/>
-    <w:basedOn w:val="887"/>
+    <w:basedOn w:val="905"/>
     <w:uiPriority w:val="99"/>
     <w:pPr>
       <w:pBdr/>
@@ -10654,9 +11982,9 @@
       </w:tcPr>
     </w:tblStylePr>
   </w:style>
-  <w:style w:type="table" w:styleId="728">
+  <w:style w:type="table" w:styleId="746">
     <w:name w:val="Grid Table 3 - Accent 6"/>
-    <w:basedOn w:val="887"/>
+    <w:basedOn w:val="905"/>
     <w:uiPriority w:val="99"/>
     <w:pPr>
       <w:pBdr/>
@@ -10899,9 +12227,9 @@
       </w:tcPr>
     </w:tblStylePr>
   </w:style>
-  <w:style w:type="table" w:styleId="729">
+  <w:style w:type="table" w:styleId="747">
     <w:name w:val="Grid Table 4"/>
-    <w:basedOn w:val="887"/>
+    <w:basedOn w:val="905"/>
     <w:uiPriority w:val="59"/>
     <w:pPr>
       <w:pBdr/>
@@ -11132,9 +12460,9 @@
       </w:tcPr>
     </w:tblStylePr>
   </w:style>
-  <w:style w:type="table" w:styleId="730">
+  <w:style w:type="table" w:styleId="748">
     <w:name w:val="Grid Table 4 - Accent 1"/>
-    <w:basedOn w:val="887"/>
+    <w:basedOn w:val="905"/>
     <w:uiPriority w:val="59"/>
     <w:pPr>
       <w:pBdr/>
@@ -11365,9 +12693,9 @@
       </w:tcPr>
     </w:tblStylePr>
   </w:style>
-  <w:style w:type="table" w:styleId="731">
+  <w:style w:type="table" w:styleId="749">
     <w:name w:val="Grid Table 4 - Accent 2"/>
-    <w:basedOn w:val="887"/>
+    <w:basedOn w:val="905"/>
     <w:uiPriority w:val="59"/>
     <w:pPr>
       <w:pBdr/>
@@ -11598,9 +12926,9 @@
       </w:tcPr>
     </w:tblStylePr>
   </w:style>
-  <w:style w:type="table" w:styleId="732">
+  <w:style w:type="table" w:styleId="750">
     <w:name w:val="Grid Table 4 - Accent 3"/>
-    <w:basedOn w:val="887"/>
+    <w:basedOn w:val="905"/>
     <w:uiPriority w:val="59"/>
     <w:pPr>
       <w:pBdr/>
@@ -11831,9 +13159,9 @@
       </w:tcPr>
     </w:tblStylePr>
   </w:style>
-  <w:style w:type="table" w:styleId="733">
+  <w:style w:type="table" w:styleId="751">
     <w:name w:val="Grid Table 4 - Accent 4"/>
-    <w:basedOn w:val="887"/>
+    <w:basedOn w:val="905"/>
     <w:uiPriority w:val="59"/>
     <w:pPr>
       <w:pBdr/>
@@ -12064,9 +13392,9 @@
       </w:tcPr>
     </w:tblStylePr>
   </w:style>
-  <w:style w:type="table" w:styleId="734">
+  <w:style w:type="table" w:styleId="752">
     <w:name w:val="Grid Table 4 - Accent 5"/>
-    <w:basedOn w:val="887"/>
+    <w:basedOn w:val="905"/>
     <w:uiPriority w:val="59"/>
     <w:pPr>
       <w:pBdr/>
@@ -12297,9 +13625,9 @@
       </w:tcPr>
     </w:tblStylePr>
   </w:style>
-  <w:style w:type="table" w:styleId="735">
+  <w:style w:type="table" w:styleId="753">
     <w:name w:val="Grid Table 4 - Accent 6"/>
-    <w:basedOn w:val="887"/>
+    <w:basedOn w:val="905"/>
     <w:uiPriority w:val="59"/>
     <w:pPr>
       <w:pBdr/>
@@ -12530,9 +13858,9 @@
       </w:tcPr>
     </w:tblStylePr>
   </w:style>
-  <w:style w:type="table" w:styleId="736">
+  <w:style w:type="table" w:styleId="754">
     <w:name w:val="Grid Table 5 Dark"/>
-    <w:basedOn w:val="887"/>
+    <w:basedOn w:val="905"/>
     <w:uiPriority w:val="99"/>
     <w:pPr>
       <w:pBdr/>
@@ -12758,9 +14086,9 @@
       </w:tcPr>
     </w:tblStylePr>
   </w:style>
-  <w:style w:type="table" w:styleId="737">
+  <w:style w:type="table" w:styleId="755">
     <w:name w:val="Grid Table 5 Dark- Accent 1"/>
-    <w:basedOn w:val="887"/>
+    <w:basedOn w:val="905"/>
     <w:uiPriority w:val="99"/>
     <w:pPr>
       <w:pBdr/>
@@ -12986,9 +14314,9 @@
       </w:tcPr>
     </w:tblStylePr>
   </w:style>
-  <w:style w:type="table" w:styleId="738">
+  <w:style w:type="table" w:styleId="756">
     <w:name w:val="Grid Table 5 Dark - Accent 2"/>
-    <w:basedOn w:val="887"/>
+    <w:basedOn w:val="905"/>
     <w:uiPriority w:val="99"/>
     <w:pPr>
       <w:pBdr/>
@@ -13214,9 +14542,9 @@
       </w:tcPr>
     </w:tblStylePr>
   </w:style>
-  <w:style w:type="table" w:styleId="739">
+  <w:style w:type="table" w:styleId="757">
     <w:name w:val="Grid Table 5 Dark - Accent 3"/>
-    <w:basedOn w:val="887"/>
+    <w:basedOn w:val="905"/>
     <w:uiPriority w:val="99"/>
     <w:pPr>
       <w:pBdr/>
@@ -13442,9 +14770,9 @@
       </w:tcPr>
     </w:tblStylePr>
   </w:style>
-  <w:style w:type="table" w:styleId="740">
+  <w:style w:type="table" w:styleId="758">
     <w:name w:val="Grid Table 5 Dark- Accent 4"/>
-    <w:basedOn w:val="887"/>
+    <w:basedOn w:val="905"/>
     <w:uiPriority w:val="99"/>
     <w:pPr>
       <w:pBdr/>
@@ -13670,9 +14998,9 @@
       </w:tcPr>
     </w:tblStylePr>
   </w:style>
-  <w:style w:type="table" w:styleId="741">
+  <w:style w:type="table" w:styleId="759">
     <w:name w:val="Grid Table 5 Dark - Accent 5"/>
-    <w:basedOn w:val="887"/>
+    <w:basedOn w:val="905"/>
     <w:uiPriority w:val="99"/>
     <w:pPr>
       <w:pBdr/>
@@ -13898,9 +15226,9 @@
       </w:tcPr>
     </w:tblStylePr>
   </w:style>
-  <w:style w:type="table" w:styleId="742">
+  <w:style w:type="table" w:styleId="760">
     <w:name w:val="Grid Table 5 Dark - Accent 6"/>
-    <w:basedOn w:val="887"/>
+    <w:basedOn w:val="905"/>
     <w:uiPriority w:val="99"/>
     <w:pPr>
       <w:pBdr/>
@@ -14126,9 +15454,9 @@
       </w:tcPr>
     </w:tblStylePr>
   </w:style>
-  <w:style w:type="table" w:styleId="743">
+  <w:style w:type="table" w:styleId="761">
     <w:name w:val="Grid Table 6 Colorful"/>
-    <w:basedOn w:val="887"/>
+    <w:basedOn w:val="905"/>
     <w:uiPriority w:val="99"/>
     <w:pPr>
       <w:pBdr/>
@@ -14356,9 +15684,9 @@
       </w:tcPr>
     </w:tblStylePr>
   </w:style>
-  <w:style w:type="table" w:styleId="744">
+  <w:style w:type="table" w:styleId="762">
     <w:name w:val="Grid Table 6 Colorful - Accent 1"/>
-    <w:basedOn w:val="887"/>
+    <w:basedOn w:val="905"/>
     <w:uiPriority w:val="99"/>
     <w:pPr>
       <w:pBdr/>
@@ -14586,9 +15914,9 @@
       </w:tcPr>
     </w:tblStylePr>
   </w:style>
-  <w:style w:type="table" w:styleId="745">
+  <w:style w:type="table" w:styleId="763">
     <w:name w:val="Grid Table 6 Colorful - Accent 2"/>
-    <w:basedOn w:val="887"/>
+    <w:basedOn w:val="905"/>
     <w:uiPriority w:val="99"/>
     <w:pPr>
       <w:pBdr/>
@@ -14816,9 +16144,9 @@
       </w:tcPr>
     </w:tblStylePr>
   </w:style>
-  <w:style w:type="table" w:styleId="746">
+  <w:style w:type="table" w:styleId="764">
     <w:name w:val="Grid Table 6 Colorful - Accent 3"/>
-    <w:basedOn w:val="887"/>
+    <w:basedOn w:val="905"/>
     <w:uiPriority w:val="99"/>
     <w:pPr>
       <w:pBdr/>
@@ -15046,9 +16374,9 @@
       </w:tcPr>
     </w:tblStylePr>
   </w:style>
-  <w:style w:type="table" w:styleId="747">
+  <w:style w:type="table" w:styleId="765">
     <w:name w:val="Grid Table 6 Colorful - Accent 4"/>
-    <w:basedOn w:val="887"/>
+    <w:basedOn w:val="905"/>
     <w:uiPriority w:val="99"/>
     <w:pPr>
       <w:pBdr/>
@@ -15276,9 +16604,9 @@
       </w:tcPr>
     </w:tblStylePr>
   </w:style>
-  <w:style w:type="table" w:styleId="748">
+  <w:style w:type="table" w:styleId="766">
     <w:name w:val="Grid Table 6 Colorful - Accent 5"/>
-    <w:basedOn w:val="887"/>
+    <w:basedOn w:val="905"/>
     <w:uiPriority w:val="99"/>
     <w:pPr>
       <w:pBdr/>
@@ -15506,9 +16834,9 @@
       </w:tcPr>
     </w:tblStylePr>
   </w:style>
-  <w:style w:type="table" w:styleId="749">
+  <w:style w:type="table" w:styleId="767">
     <w:name w:val="Grid Table 6 Colorful - Accent 6"/>
-    <w:basedOn w:val="887"/>
+    <w:basedOn w:val="905"/>
     <w:uiPriority w:val="99"/>
     <w:pPr>
       <w:pBdr/>
@@ -15736,9 +17064,9 @@
       </w:tcPr>
     </w:tblStylePr>
   </w:style>
-  <w:style w:type="table" w:styleId="750">
+  <w:style w:type="table" w:styleId="768">
     <w:name w:val="Grid Table 7 Colorful"/>
-    <w:basedOn w:val="887"/>
+    <w:basedOn w:val="905"/>
     <w:uiPriority w:val="99"/>
     <w:pPr>
       <w:pBdr/>
@@ -15990,9 +17318,9 @@
       </w:tcPr>
     </w:tblStylePr>
   </w:style>
-  <w:style w:type="table" w:styleId="751">
+  <w:style w:type="table" w:styleId="769">
     <w:name w:val="Grid Table 7 Colorful - Accent 1"/>
-    <w:basedOn w:val="887"/>
+    <w:basedOn w:val="905"/>
     <w:uiPriority w:val="99"/>
     <w:pPr>
       <w:pBdr/>
@@ -16244,9 +17572,9 @@
       </w:tcPr>
     </w:tblStylePr>
   </w:style>
-  <w:style w:type="table" w:styleId="752">
+  <w:style w:type="table" w:styleId="770">
     <w:name w:val="Grid Table 7 Colorful - Accent 2"/>
-    <w:basedOn w:val="887"/>
+    <w:basedOn w:val="905"/>
     <w:uiPriority w:val="99"/>
     <w:pPr>
       <w:pBdr/>
@@ -16498,9 +17826,9 @@
       </w:tcPr>
     </w:tblStylePr>
   </w:style>
-  <w:style w:type="table" w:styleId="753">
+  <w:style w:type="table" w:styleId="771">
     <w:name w:val="Grid Table 7 Colorful - Accent 3"/>
-    <w:basedOn w:val="887"/>
+    <w:basedOn w:val="905"/>
     <w:uiPriority w:val="99"/>
     <w:pPr>
       <w:pBdr/>
@@ -16752,9 +18080,9 @@
       </w:tcPr>
     </w:tblStylePr>
   </w:style>
-  <w:style w:type="table" w:styleId="754">
+  <w:style w:type="table" w:styleId="772">
     <w:name w:val="Grid Table 7 Colorful - Accent 4"/>
-    <w:basedOn w:val="887"/>
+    <w:basedOn w:val="905"/>
     <w:uiPriority w:val="99"/>
     <w:pPr>
       <w:pBdr/>
@@ -17006,9 +18334,9 @@
       </w:tcPr>
     </w:tblStylePr>
   </w:style>
-  <w:style w:type="table" w:styleId="755">
+  <w:style w:type="table" w:styleId="773">
     <w:name w:val="Grid Table 7 Colorful - Accent 5"/>
-    <w:basedOn w:val="887"/>
+    <w:basedOn w:val="905"/>
     <w:uiPriority w:val="99"/>
     <w:pPr>
       <w:pBdr/>
@@ -17260,9 +18588,9 @@
       </w:tcPr>
     </w:tblStylePr>
   </w:style>
-  <w:style w:type="table" w:styleId="756">
+  <w:style w:type="table" w:styleId="774">
     <w:name w:val="Grid Table 7 Colorful - Accent 6"/>
-    <w:basedOn w:val="887"/>
+    <w:basedOn w:val="905"/>
     <w:uiPriority w:val="99"/>
     <w:pPr>
       <w:pBdr/>
@@ -17514,9 +18842,9 @@
       </w:tcPr>
     </w:tblStylePr>
   </w:style>
-  <w:style w:type="table" w:styleId="757">
+  <w:style w:type="table" w:styleId="775">
     <w:name w:val="List Table 1 Light"/>
-    <w:basedOn w:val="887"/>
+    <w:basedOn w:val="905"/>
     <w:uiPriority w:val="99"/>
     <w:pPr>
       <w:pBdr/>
@@ -17730,9 +19058,9 @@
       </w:tcPr>
     </w:tblStylePr>
   </w:style>
-  <w:style w:type="table" w:styleId="758">
+  <w:style w:type="table" w:styleId="776">
     <w:name w:val="List Table 1 Light - Accent 1"/>
-    <w:basedOn w:val="887"/>
+    <w:basedOn w:val="905"/>
     <w:uiPriority w:val="99"/>
     <w:pPr>
       <w:pBdr/>
@@ -17946,9 +19274,9 @@
       </w:tcPr>
     </w:tblStylePr>
   </w:style>
-  <w:style w:type="table" w:styleId="759">
+  <w:style w:type="table" w:styleId="777">
     <w:name w:val="List Table 1 Light - Accent 2"/>
-    <w:basedOn w:val="887"/>
+    <w:basedOn w:val="905"/>
     <w:uiPriority w:val="99"/>
     <w:pPr>
       <w:pBdr/>
@@ -18162,9 +19490,9 @@
       </w:tcPr>
     </w:tblStylePr>
   </w:style>
-  <w:style w:type="table" w:styleId="760">
+  <w:style w:type="table" w:styleId="778">
     <w:name w:val="List Table 1 Light - Accent 3"/>
-    <w:basedOn w:val="887"/>
+    <w:basedOn w:val="905"/>
     <w:uiPriority w:val="99"/>
     <w:pPr>
       <w:pBdr/>
@@ -18378,9 +19706,9 @@
       </w:tcPr>
     </w:tblStylePr>
   </w:style>
-  <w:style w:type="table" w:styleId="761">
+  <w:style w:type="table" w:styleId="779">
     <w:name w:val="List Table 1 Light - Accent 4"/>
-    <w:basedOn w:val="887"/>
+    <w:basedOn w:val="905"/>
     <w:uiPriority w:val="99"/>
     <w:pPr>
       <w:pBdr/>
@@ -18594,9 +19922,9 @@
       </w:tcPr>
     </w:tblStylePr>
   </w:style>
-  <w:style w:type="table" w:styleId="762">
+  <w:style w:type="table" w:styleId="780">
     <w:name w:val="List Table 1 Light - Accent 5"/>
-    <w:basedOn w:val="887"/>
+    <w:basedOn w:val="905"/>
     <w:uiPriority w:val="99"/>
     <w:pPr>
       <w:pBdr/>
@@ -18810,9 +20138,9 @@
       </w:tcPr>
     </w:tblStylePr>
   </w:style>
-  <w:style w:type="table" w:styleId="763">
+  <w:style w:type="table" w:styleId="781">
     <w:name w:val="List Table 1 Light - Accent 6"/>
-    <w:basedOn w:val="887"/>
+    <w:basedOn w:val="905"/>
     <w:uiPriority w:val="99"/>
     <w:pPr>
       <w:pBdr/>
@@ -19026,9 +20354,9 @@
       </w:tcPr>
     </w:tblStylePr>
   </w:style>
-  <w:style w:type="table" w:styleId="764">
+  <w:style w:type="table" w:styleId="782">
     <w:name w:val="List Table 2"/>
-    <w:basedOn w:val="887"/>
+    <w:basedOn w:val="905"/>
     <w:uiPriority w:val="99"/>
     <w:pPr>
       <w:pBdr/>
@@ -19264,9 +20592,9 @@
       </w:tcPr>
     </w:tblStylePr>
   </w:style>
-  <w:style w:type="table" w:styleId="765">
+  <w:style w:type="table" w:styleId="783">
     <w:name w:val="List Table 2 - Accent 1"/>
-    <w:basedOn w:val="887"/>
+    <w:basedOn w:val="905"/>
     <w:uiPriority w:val="99"/>
     <w:pPr>
       <w:pBdr/>
@@ -19502,9 +20830,9 @@
       </w:tcPr>
     </w:tblStylePr>
   </w:style>
-  <w:style w:type="table" w:styleId="766">
+  <w:style w:type="table" w:styleId="784">
     <w:name w:val="List Table 2 - Accent 2"/>
-    <w:basedOn w:val="887"/>
+    <w:basedOn w:val="905"/>
     <w:uiPriority w:val="99"/>
     <w:pPr>
       <w:pBdr/>
@@ -19740,9 +21068,9 @@
       </w:tcPr>
     </w:tblStylePr>
   </w:style>
-  <w:style w:type="table" w:styleId="767">
+  <w:style w:type="table" w:styleId="785">
     <w:name w:val="List Table 2 - Accent 3"/>
-    <w:basedOn w:val="887"/>
+    <w:basedOn w:val="905"/>
     <w:uiPriority w:val="99"/>
     <w:pPr>
       <w:pBdr/>
@@ -19978,9 +21306,9 @@
       </w:tcPr>
     </w:tblStylePr>
   </w:style>
-  <w:style w:type="table" w:styleId="768">
+  <w:style w:type="table" w:styleId="786">
     <w:name w:val="List Table 2 - Accent 4"/>
-    <w:basedOn w:val="887"/>
+    <w:basedOn w:val="905"/>
     <w:uiPriority w:val="99"/>
     <w:pPr>
       <w:pBdr/>
@@ -20216,9 +21544,9 @@
       </w:tcPr>
     </w:tblStylePr>
   </w:style>
-  <w:style w:type="table" w:styleId="769">
+  <w:style w:type="table" w:styleId="787">
     <w:name w:val="List Table 2 - Accent 5"/>
-    <w:basedOn w:val="887"/>
+    <w:basedOn w:val="905"/>
     <w:uiPriority w:val="99"/>
     <w:pPr>
       <w:pBdr/>
@@ -20454,9 +21782,9 @@
       </w:tcPr>
     </w:tblStylePr>
   </w:style>
-  <w:style w:type="table" w:styleId="770">
+  <w:style w:type="table" w:styleId="788">
     <w:name w:val="List Table 2 - Accent 6"/>
-    <w:basedOn w:val="887"/>
+    <w:basedOn w:val="905"/>
     <w:uiPriority w:val="99"/>
     <w:pPr>
       <w:pBdr/>
@@ -20692,9 +22020,9 @@
       </w:tcPr>
     </w:tblStylePr>
   </w:style>
-  <w:style w:type="table" w:styleId="771">
+  <w:style w:type="table" w:styleId="789">
     <w:name w:val="List Table 3"/>
-    <w:basedOn w:val="887"/>
+    <w:basedOn w:val="905"/>
     <w:uiPriority w:val="99"/>
     <w:pPr>
       <w:pBdr/>
@@ -20920,9 +22248,9 @@
       </w:tcPr>
     </w:tblStylePr>
   </w:style>
-  <w:style w:type="table" w:styleId="772">
+  <w:style w:type="table" w:styleId="790">
     <w:name w:val="List Table 3 - Accent 1"/>
-    <w:basedOn w:val="887"/>
+    <w:basedOn w:val="905"/>
     <w:uiPriority w:val="99"/>
     <w:pPr>
       <w:pBdr/>
@@ -21148,9 +22476,9 @@
       </w:tcPr>
     </w:tblStylePr>
   </w:style>
-  <w:style w:type="table" w:styleId="773">
+  <w:style w:type="table" w:styleId="791">
     <w:name w:val="List Table 3 - Accent 2"/>
-    <w:basedOn w:val="887"/>
+    <w:basedOn w:val="905"/>
     <w:uiPriority w:val="99"/>
     <w:pPr>
       <w:pBdr/>
@@ -21376,9 +22704,9 @@
       </w:tcPr>
     </w:tblStylePr>
   </w:style>
-  <w:style w:type="table" w:styleId="774">
+  <w:style w:type="table" w:styleId="792">
     <w:name w:val="List Table 3 - Accent 3"/>
-    <w:basedOn w:val="887"/>
+    <w:basedOn w:val="905"/>
     <w:uiPriority w:val="99"/>
     <w:pPr>
       <w:pBdr/>
@@ -21604,9 +22932,9 @@
       </w:tcPr>
     </w:tblStylePr>
   </w:style>
-  <w:style w:type="table" w:styleId="775">
+  <w:style w:type="table" w:styleId="793">
     <w:name w:val="List Table 3 - Accent 4"/>
-    <w:basedOn w:val="887"/>
+    <w:basedOn w:val="905"/>
     <w:uiPriority w:val="99"/>
     <w:pPr>
       <w:pBdr/>
@@ -21832,9 +23160,9 @@
       </w:tcPr>
     </w:tblStylePr>
   </w:style>
-  <w:style w:type="table" w:styleId="776">
+  <w:style w:type="table" w:styleId="794">
     <w:name w:val="List Table 3 - Accent 5"/>
-    <w:basedOn w:val="887"/>
+    <w:basedOn w:val="905"/>
     <w:uiPriority w:val="99"/>
     <w:pPr>
       <w:pBdr/>
@@ -22060,9 +23388,9 @@
       </w:tcPr>
     </w:tblStylePr>
   </w:style>
-  <w:style w:type="table" w:styleId="777">
+  <w:style w:type="table" w:styleId="795">
     <w:name w:val="List Table 3 - Accent 6"/>
-    <w:basedOn w:val="887"/>
+    <w:basedOn w:val="905"/>
     <w:uiPriority w:val="99"/>
     <w:pPr>
       <w:pBdr/>
@@ -22288,9 +23616,9 @@
       </w:tcPr>
     </w:tblStylePr>
   </w:style>
-  <w:style w:type="table" w:styleId="778">
+  <w:style w:type="table" w:styleId="796">
     <w:name w:val="List Table 4"/>
-    <w:basedOn w:val="887"/>
+    <w:basedOn w:val="905"/>
     <w:uiPriority w:val="99"/>
     <w:pPr>
       <w:pBdr/>
@@ -22513,9 +23841,9 @@
       </w:tcPr>
     </w:tblStylePr>
   </w:style>
-  <w:style w:type="table" w:styleId="779">
+  <w:style w:type="table" w:styleId="797">
     <w:name w:val="List Table 4 - Accent 1"/>
-    <w:basedOn w:val="887"/>
+    <w:basedOn w:val="905"/>
     <w:uiPriority w:val="99"/>
     <w:pPr>
       <w:pBdr/>
@@ -22738,9 +24066,9 @@
       </w:tcPr>
     </w:tblStylePr>
   </w:style>
-  <w:style w:type="table" w:styleId="780">
+  <w:style w:type="table" w:styleId="798">
     <w:name w:val="List Table 4 - Accent 2"/>
-    <w:basedOn w:val="887"/>
+    <w:basedOn w:val="905"/>
     <w:uiPriority w:val="99"/>
     <w:pPr>
       <w:pBdr/>
@@ -22963,9 +24291,9 @@
       </w:tcPr>
     </w:tblStylePr>
   </w:style>
-  <w:style w:type="table" w:styleId="781">
+  <w:style w:type="table" w:styleId="799">
     <w:name w:val="List Table 4 - Accent 3"/>
-    <w:basedOn w:val="887"/>
+    <w:basedOn w:val="905"/>
     <w:uiPriority w:val="99"/>
     <w:pPr>
       <w:pBdr/>
@@ -23188,9 +24516,9 @@
       </w:tcPr>
     </w:tblStylePr>
   </w:style>
-  <w:style w:type="table" w:styleId="782">
+  <w:style w:type="table" w:styleId="800">
     <w:name w:val="List Table 4 - Accent 4"/>
-    <w:basedOn w:val="887"/>
+    <w:basedOn w:val="905"/>
     <w:uiPriority w:val="99"/>
     <w:pPr>
       <w:pBdr/>
@@ -23413,9 +24741,9 @@
       </w:tcPr>
     </w:tblStylePr>
   </w:style>
-  <w:style w:type="table" w:styleId="783">
+  <w:style w:type="table" w:styleId="801">
     <w:name w:val="List Table 4 - Accent 5"/>
-    <w:basedOn w:val="887"/>
+    <w:basedOn w:val="905"/>
     <w:uiPriority w:val="99"/>
     <w:pPr>
       <w:pBdr/>
@@ -23638,9 +24966,9 @@
       </w:tcPr>
     </w:tblStylePr>
   </w:style>
-  <w:style w:type="table" w:styleId="784">
+  <w:style w:type="table" w:styleId="802">
     <w:name w:val="List Table 4 - Accent 6"/>
-    <w:basedOn w:val="887"/>
+    <w:basedOn w:val="905"/>
     <w:uiPriority w:val="99"/>
     <w:pPr>
       <w:pBdr/>
@@ -23863,9 +25191,9 @@
       </w:tcPr>
     </w:tblStylePr>
   </w:style>
-  <w:style w:type="table" w:styleId="785">
+  <w:style w:type="table" w:styleId="803">
     <w:name w:val="List Table 5 Dark"/>
-    <w:basedOn w:val="887"/>
+    <w:basedOn w:val="905"/>
     <w:uiPriority w:val="99"/>
     <w:pPr>
       <w:pBdr/>
@@ -24105,9 +25433,9 @@
       </w:tcPr>
     </w:tblStylePr>
   </w:style>
-  <w:style w:type="table" w:styleId="786">
+  <w:style w:type="table" w:styleId="804">
     <w:name w:val="List Table 5 Dark - Accent 1"/>
-    <w:basedOn w:val="887"/>
+    <w:basedOn w:val="905"/>
     <w:uiPriority w:val="99"/>
     <w:pPr>
       <w:pBdr/>
@@ -24347,9 +25675,9 @@
       </w:tcPr>
     </w:tblStylePr>
   </w:style>
-  <w:style w:type="table" w:styleId="787">
+  <w:style w:type="table" w:styleId="805">
     <w:name w:val="List Table 5 Dark - Accent 2"/>
-    <w:basedOn w:val="887"/>
+    <w:basedOn w:val="905"/>
     <w:uiPriority w:val="99"/>
     <w:pPr>
       <w:pBdr/>
@@ -24589,9 +25917,9 @@
       </w:tcPr>
     </w:tblStylePr>
   </w:style>
-  <w:style w:type="table" w:styleId="788">
+  <w:style w:type="table" w:styleId="806">
     <w:name w:val="List Table 5 Dark - Accent 3"/>
-    <w:basedOn w:val="887"/>
+    <w:basedOn w:val="905"/>
     <w:uiPriority w:val="99"/>
     <w:pPr>
       <w:pBdr/>
@@ -24831,9 +26159,9 @@
       </w:tcPr>
     </w:tblStylePr>
   </w:style>
-  <w:style w:type="table" w:styleId="789">
+  <w:style w:type="table" w:styleId="807">
     <w:name w:val="List Table 5 Dark - Accent 4"/>
-    <w:basedOn w:val="887"/>
+    <w:basedOn w:val="905"/>
     <w:uiPriority w:val="99"/>
     <w:pPr>
       <w:pBdr/>
@@ -25073,9 +26401,9 @@
       </w:tcPr>
     </w:tblStylePr>
   </w:style>
-  <w:style w:type="table" w:styleId="790">
+  <w:style w:type="table" w:styleId="808">
     <w:name w:val="List Table 5 Dark - Accent 5"/>
-    <w:basedOn w:val="887"/>
+    <w:basedOn w:val="905"/>
     <w:uiPriority w:val="99"/>
     <w:pPr>
       <w:pBdr/>
@@ -25315,9 +26643,9 @@
       </w:tcPr>
     </w:tblStylePr>
   </w:style>
-  <w:style w:type="table" w:styleId="791">
+  <w:style w:type="table" w:styleId="809">
     <w:name w:val="List Table 5 Dark - Accent 6"/>
-    <w:basedOn w:val="887"/>
+    <w:basedOn w:val="905"/>
     <w:uiPriority w:val="99"/>
     <w:pPr>
       <w:pBdr/>
@@ -25557,9 +26885,9 @@
       </w:tcPr>
     </w:tblStylePr>
   </w:style>
-  <w:style w:type="table" w:styleId="792">
+  <w:style w:type="table" w:styleId="810">
     <w:name w:val="List Table 6 Colorful"/>
-    <w:basedOn w:val="887"/>
+    <w:basedOn w:val="905"/>
     <w:uiPriority w:val="99"/>
     <w:pPr>
       <w:pBdr/>
@@ -25780,9 +27108,9 @@
       </w:tcPr>
     </w:tblStylePr>
   </w:style>
-  <w:style w:type="table" w:styleId="793">
+  <w:style w:type="table" w:styleId="811">
     <w:name w:val="List Table 6 Colorful - Accent 1"/>
-    <w:basedOn w:val="887"/>
+    <w:basedOn w:val="905"/>
     <w:uiPriority w:val="99"/>
     <w:pPr>
       <w:pBdr/>
@@ -26003,9 +27331,9 @@
       </w:tcPr>
     </w:tblStylePr>
   </w:style>
-  <w:style w:type="table" w:styleId="794">
+  <w:style w:type="table" w:styleId="812">
     <w:name w:val="List Table 6 Colorful - Accent 2"/>
-    <w:basedOn w:val="887"/>
+    <w:basedOn w:val="905"/>
     <w:uiPriority w:val="99"/>
     <w:pPr>
       <w:pBdr/>
@@ -26226,9 +27554,9 @@
       </w:tcPr>
     </w:tblStylePr>
   </w:style>
-  <w:style w:type="table" w:styleId="795">
+  <w:style w:type="table" w:styleId="813">
     <w:name w:val="List Table 6 Colorful - Accent 3"/>
-    <w:basedOn w:val="887"/>
+    <w:basedOn w:val="905"/>
     <w:uiPriority w:val="99"/>
     <w:pPr>
       <w:pBdr/>
@@ -26449,9 +27777,9 @@
       </w:tcPr>
     </w:tblStylePr>
   </w:style>
-  <w:style w:type="table" w:styleId="796">
+  <w:style w:type="table" w:styleId="814">
     <w:name w:val="List Table 6 Colorful - Accent 4"/>
-    <w:basedOn w:val="887"/>
+    <w:basedOn w:val="905"/>
     <w:uiPriority w:val="99"/>
     <w:pPr>
       <w:pBdr/>
@@ -26672,9 +28000,9 @@
       </w:tcPr>
     </w:tblStylePr>
   </w:style>
-  <w:style w:type="table" w:styleId="797">
+  <w:style w:type="table" w:styleId="815">
     <w:name w:val="List Table 6 Colorful - Accent 5"/>
-    <w:basedOn w:val="887"/>
+    <w:basedOn w:val="905"/>
     <w:uiPriority w:val="99"/>
     <w:pPr>
       <w:pBdr/>
@@ -26895,9 +28223,9 @@
       </w:tcPr>
     </w:tblStylePr>
   </w:style>
-  <w:style w:type="table" w:styleId="798">
+  <w:style w:type="table" w:styleId="816">
     <w:name w:val="List Table 6 Colorful - Accent 6"/>
-    <w:basedOn w:val="887"/>
+    <w:basedOn w:val="905"/>
     <w:uiPriority w:val="99"/>
     <w:pPr>
       <w:pBdr/>
@@ -27118,9 +28446,9 @@
       </w:tcPr>
     </w:tblStylePr>
   </w:style>
-  <w:style w:type="table" w:styleId="799">
+  <w:style w:type="table" w:styleId="817">
     <w:name w:val="List Table 7 Colorful"/>
-    <w:basedOn w:val="887"/>
+    <w:basedOn w:val="905"/>
     <w:uiPriority w:val="99"/>
     <w:pPr>
       <w:pBdr/>
@@ -27374,9 +28702,9 @@
       </w:tcPr>
     </w:tblStylePr>
   </w:style>
-  <w:style w:type="table" w:styleId="800">
+  <w:style w:type="table" w:styleId="818">
     <w:name w:val="List Table 7 Colorful - Accent 1"/>
-    <w:basedOn w:val="887"/>
+    <w:basedOn w:val="905"/>
     <w:uiPriority w:val="99"/>
     <w:pPr>
       <w:pBdr/>
@@ -27630,9 +28958,9 @@
       </w:tcPr>
     </w:tblStylePr>
   </w:style>
-  <w:style w:type="table" w:styleId="801">
+  <w:style w:type="table" w:styleId="819">
     <w:name w:val="List Table 7 Colorful - Accent 2"/>
-    <w:basedOn w:val="887"/>
+    <w:basedOn w:val="905"/>
     <w:uiPriority w:val="99"/>
     <w:pPr>
       <w:pBdr/>
@@ -27886,9 +29214,9 @@
       </w:tcPr>
     </w:tblStylePr>
   </w:style>
-  <w:style w:type="table" w:styleId="802">
+  <w:style w:type="table" w:styleId="820">
     <w:name w:val="List Table 7 Colorful - Accent 3"/>
-    <w:basedOn w:val="887"/>
+    <w:basedOn w:val="905"/>
     <w:uiPriority w:val="99"/>
     <w:pPr>
       <w:pBdr/>
@@ -28142,9 +29470,9 @@
       </w:tcPr>
     </w:tblStylePr>
   </w:style>
-  <w:style w:type="table" w:styleId="803">
+  <w:style w:type="table" w:styleId="821">
     <w:name w:val="List Table 7 Colorful - Accent 4"/>
-    <w:basedOn w:val="887"/>
+    <w:basedOn w:val="905"/>
     <w:uiPriority w:val="99"/>
     <w:pPr>
       <w:pBdr/>
@@ -28398,9 +29726,9 @@
       </w:tcPr>
     </w:tblStylePr>
   </w:style>
-  <w:style w:type="table" w:styleId="804">
+  <w:style w:type="table" w:styleId="822">
     <w:name w:val="List Table 7 Colorful - Accent 5"/>
-    <w:basedOn w:val="887"/>
+    <w:basedOn w:val="905"/>
     <w:uiPriority w:val="99"/>
     <w:pPr>
       <w:pBdr/>
@@ -28654,9 +29982,9 @@
       </w:tcPr>
     </w:tblStylePr>
   </w:style>
-  <w:style w:type="table" w:styleId="805">
+  <w:style w:type="table" w:styleId="823">
     <w:name w:val="List Table 7 Colorful - Accent 6"/>
-    <w:basedOn w:val="887"/>
+    <w:basedOn w:val="905"/>
     <w:uiPriority w:val="99"/>
     <w:pPr>
       <w:pBdr/>
@@ -28910,9 +30238,9 @@
       </w:tcPr>
     </w:tblStylePr>
   </w:style>
-  <w:style w:type="table" w:styleId="806">
+  <w:style w:type="table" w:styleId="824">
     <w:name w:val="Lined - Accent"/>
-    <w:basedOn w:val="887"/>
+    <w:basedOn w:val="905"/>
     <w:uiPriority w:val="99"/>
     <w:pPr>
       <w:pBdr/>
@@ -29147,9 +30475,9 @@
       </w:tcPr>
     </w:tblStylePr>
   </w:style>
-  <w:style w:type="table" w:styleId="807">
+  <w:style w:type="table" w:styleId="825">
     <w:name w:val="Lined - Accent 1"/>
-    <w:basedOn w:val="887"/>
+    <w:basedOn w:val="905"/>
     <w:uiPriority w:val="99"/>
     <w:pPr>
       <w:pBdr/>
@@ -29384,9 +30712,9 @@
       </w:tcPr>
     </w:tblStylePr>
   </w:style>
-  <w:style w:type="table" w:styleId="808">
+  <w:style w:type="table" w:styleId="826">
     <w:name w:val="Lined - Accent 2"/>
-    <w:basedOn w:val="887"/>
+    <w:basedOn w:val="905"/>
     <w:uiPriority w:val="99"/>
     <w:pPr>
       <w:pBdr/>
@@ -29621,9 +30949,9 @@
       </w:tcPr>
     </w:tblStylePr>
   </w:style>
-  <w:style w:type="table" w:styleId="809">
+  <w:style w:type="table" w:styleId="827">
     <w:name w:val="Lined - Accent 3"/>
-    <w:basedOn w:val="887"/>
+    <w:basedOn w:val="905"/>
     <w:uiPriority w:val="99"/>
     <w:pPr>
       <w:pBdr/>
@@ -29858,9 +31186,9 @@
       </w:tcPr>
     </w:tblStylePr>
   </w:style>
-  <w:style w:type="table" w:styleId="810">
+  <w:style w:type="table" w:styleId="828">
     <w:name w:val="Lined - Accent 4"/>
-    <w:basedOn w:val="887"/>
+    <w:basedOn w:val="905"/>
     <w:uiPriority w:val="99"/>
     <w:pPr>
       <w:pBdr/>
@@ -30095,9 +31423,9 @@
       </w:tcPr>
     </w:tblStylePr>
   </w:style>
-  <w:style w:type="table" w:styleId="811">
+  <w:style w:type="table" w:styleId="829">
     <w:name w:val="Lined - Accent 5"/>
-    <w:basedOn w:val="887"/>
+    <w:basedOn w:val="905"/>
     <w:uiPriority w:val="99"/>
     <w:pPr>
       <w:pBdr/>
@@ -30332,9 +31660,9 @@
       </w:tcPr>
     </w:tblStylePr>
   </w:style>
-  <w:style w:type="table" w:styleId="812">
+  <w:style w:type="table" w:styleId="830">
     <w:name w:val="Lined - Accent 6"/>
-    <w:basedOn w:val="887"/>
+    <w:basedOn w:val="905"/>
     <w:uiPriority w:val="99"/>
     <w:pPr>
       <w:pBdr/>
@@ -30569,9 +31897,9 @@
       </w:tcPr>
     </w:tblStylePr>
   </w:style>
-  <w:style w:type="table" w:styleId="813">
+  <w:style w:type="table" w:styleId="831">
     <w:name w:val="Bordered &amp; Lined - Accent"/>
-    <w:basedOn w:val="887"/>
+    <w:basedOn w:val="905"/>
     <w:uiPriority w:val="99"/>
     <w:pPr>
       <w:pBdr/>
@@ -30813,9 +32141,9 @@
       </w:tcPr>
     </w:tblStylePr>
   </w:style>
-  <w:style w:type="table" w:styleId="814">
+  <w:style w:type="table" w:styleId="832">
     <w:name w:val="Bordered &amp; Lined - Accent 1"/>
-    <w:basedOn w:val="887"/>
+    <w:basedOn w:val="905"/>
     <w:uiPriority w:val="99"/>
     <w:pPr>
       <w:pBdr/>
@@ -31057,9 +32385,9 @@
       </w:tcPr>
     </w:tblStylePr>
   </w:style>
-  <w:style w:type="table" w:styleId="815">
+  <w:style w:type="table" w:styleId="833">
     <w:name w:val="Bordered &amp; Lined - Accent 2"/>
-    <w:basedOn w:val="887"/>
+    <w:basedOn w:val="905"/>
     <w:uiPriority w:val="99"/>
     <w:pPr>
       <w:pBdr/>
@@ -31301,9 +32629,9 @@
       </w:tcPr>
     </w:tblStylePr>
   </w:style>
-  <w:style w:type="table" w:styleId="816">
+  <w:style w:type="table" w:styleId="834">
     <w:name w:val="Bordered &amp; Lined - Accent 3"/>
-    <w:basedOn w:val="887"/>
+    <w:basedOn w:val="905"/>
     <w:uiPriority w:val="99"/>
     <w:pPr>
       <w:pBdr/>
@@ -31545,9 +32873,9 @@
       </w:tcPr>
     </w:tblStylePr>
   </w:style>
-  <w:style w:type="table" w:styleId="817">
+  <w:style w:type="table" w:styleId="835">
     <w:name w:val="Bordered &amp; Lined - Accent 4"/>
-    <w:basedOn w:val="887"/>
+    <w:basedOn w:val="905"/>
     <w:uiPriority w:val="99"/>
     <w:pPr>
       <w:pBdr/>
@@ -31789,9 +33117,9 @@
       </w:tcPr>
     </w:tblStylePr>
   </w:style>
-  <w:style w:type="table" w:styleId="818">
+  <w:style w:type="table" w:styleId="836">
     <w:name w:val="Bordered &amp; Lined - Accent 5"/>
-    <w:basedOn w:val="887"/>
+    <w:basedOn w:val="905"/>
     <w:uiPriority w:val="99"/>
     <w:pPr>
       <w:pBdr/>
@@ -32033,9 +33361,9 @@
       </w:tcPr>
     </w:tblStylePr>
   </w:style>
-  <w:style w:type="table" w:styleId="819">
+  <w:style w:type="table" w:styleId="837">
     <w:name w:val="Bordered &amp; Lined - Accent 6"/>
-    <w:basedOn w:val="887"/>
+    <w:basedOn w:val="905"/>
     <w:uiPriority w:val="99"/>
     <w:pPr>
       <w:pBdr/>
@@ -32277,9 +33605,9 @@
       </w:tcPr>
     </w:tblStylePr>
   </w:style>
-  <w:style w:type="table" w:styleId="820">
+  <w:style w:type="table" w:styleId="838">
     <w:name w:val="Bordered"/>
-    <w:basedOn w:val="887"/>
+    <w:basedOn w:val="905"/>
     <w:uiPriority w:val="99"/>
     <w:pPr>
       <w:pBdr/>
@@ -32508,9 +33836,9 @@
       </w:tcPr>
     </w:tblStylePr>
   </w:style>
-  <w:style w:type="table" w:styleId="821">
+  <w:style w:type="table" w:styleId="839">
     <w:name w:val="Bordered - Accent 1"/>
-    <w:basedOn w:val="887"/>
+    <w:basedOn w:val="905"/>
     <w:uiPriority w:val="99"/>
     <w:pPr>
       <w:pBdr/>
@@ -32739,9 +34067,9 @@
       </w:tcPr>
     </w:tblStylePr>
   </w:style>
-  <w:style w:type="table" w:styleId="822">
+  <w:style w:type="table" w:styleId="840">
     <w:name w:val="Bordered - Accent 2"/>
-    <w:basedOn w:val="887"/>
+    <w:basedOn w:val="905"/>
     <w:uiPriority w:val="99"/>
     <w:pPr>
       <w:pBdr/>
@@ -32970,9 +34298,9 @@
       </w:tcPr>
     </w:tblStylePr>
   </w:style>
-  <w:style w:type="table" w:styleId="823">
+  <w:style w:type="table" w:styleId="841">
     <w:name w:val="Bordered - Accent 3"/>
-    <w:basedOn w:val="887"/>
+    <w:basedOn w:val="905"/>
     <w:uiPriority w:val="99"/>
     <w:pPr>
       <w:pBdr/>
@@ -33201,9 +34529,9 @@
       </w:tcPr>
     </w:tblStylePr>
   </w:style>
-  <w:style w:type="table" w:styleId="824">
+  <w:style w:type="table" w:styleId="842">
     <w:name w:val="Bordered - Accent 4"/>
-    <w:basedOn w:val="887"/>
+    <w:basedOn w:val="905"/>
     <w:uiPriority w:val="99"/>
     <w:pPr>
       <w:pBdr/>
@@ -33432,9 +34760,9 @@
       </w:tcPr>
     </w:tblStylePr>
   </w:style>
-  <w:style w:type="table" w:styleId="825">
+  <w:style w:type="table" w:styleId="843">
     <w:name w:val="Bordered - Accent 5"/>
-    <w:basedOn w:val="887"/>
+    <w:basedOn w:val="905"/>
     <w:uiPriority w:val="99"/>
     <w:pPr>
       <w:pBdr/>
@@ -33663,9 +34991,9 @@
       </w:tcPr>
     </w:tblStylePr>
   </w:style>
-  <w:style w:type="table" w:styleId="826">
+  <w:style w:type="table" w:styleId="844">
     <w:name w:val="Bordered - Accent 6"/>
-    <w:basedOn w:val="887"/>
+    <w:basedOn w:val="905"/>
     <w:uiPriority w:val="99"/>
     <w:pPr>
       <w:pBdr/>
@@ -33894,11 +35222,11 @@
       </w:tcPr>
     </w:tblStylePr>
   </w:style>
-  <w:style w:type="paragraph" w:styleId="827">
+  <w:style w:type="paragraph" w:styleId="845">
     <w:name w:val="Heading 1"/>
-    <w:basedOn w:val="886"/>
-    <w:next w:val="886"/>
-    <w:link w:val="837"/>
+    <w:basedOn w:val="904"/>
+    <w:next w:val="904"/>
+    <w:link w:val="855"/>
     <w:uiPriority w:val="9"/>
     <w:qFormat/>
     <w:pPr>
@@ -33916,11 +35244,11 @@
       <w:szCs w:val="40"/>
     </w:rPr>
   </w:style>
-  <w:style w:type="paragraph" w:styleId="828">
+  <w:style w:type="paragraph" w:styleId="846">
     <w:name w:val="Heading 2"/>
-    <w:basedOn w:val="886"/>
-    <w:next w:val="886"/>
-    <w:link w:val="838"/>
+    <w:basedOn w:val="904"/>
+    <w:next w:val="904"/>
+    <w:link w:val="856"/>
     <w:uiPriority w:val="9"/>
     <w:unhideWhenUsed/>
     <w:qFormat/>
@@ -33939,11 +35267,11 @@
       <w:szCs w:val="32"/>
     </w:rPr>
   </w:style>
-  <w:style w:type="paragraph" w:styleId="829">
+  <w:style w:type="paragraph" w:styleId="847">
     <w:name w:val="Heading 3"/>
-    <w:basedOn w:val="886"/>
-    <w:next w:val="886"/>
-    <w:link w:val="839"/>
+    <w:basedOn w:val="904"/>
+    <w:next w:val="904"/>
+    <w:link w:val="857"/>
     <w:uiPriority w:val="9"/>
     <w:unhideWhenUsed/>
     <w:qFormat/>
@@ -33962,11 +35290,11 @@
       <w:szCs w:val="28"/>
     </w:rPr>
   </w:style>
-  <w:style w:type="paragraph" w:styleId="830">
+  <w:style w:type="paragraph" w:styleId="848">
     <w:name w:val="Heading 4"/>
-    <w:basedOn w:val="886"/>
-    <w:next w:val="886"/>
-    <w:link w:val="840"/>
+    <w:basedOn w:val="904"/>
+    <w:next w:val="904"/>
+    <w:link w:val="858"/>
     <w:uiPriority w:val="9"/>
     <w:unhideWhenUsed/>
     <w:qFormat/>
@@ -33985,11 +35313,11 @@
       <w:color w:val="0f4761" w:themeColor="accent1" w:themeShade="BF"/>
     </w:rPr>
   </w:style>
-  <w:style w:type="paragraph" w:styleId="831">
+  <w:style w:type="paragraph" w:styleId="849">
     <w:name w:val="Heading 5"/>
-    <w:basedOn w:val="886"/>
-    <w:next w:val="886"/>
-    <w:link w:val="841"/>
+    <w:basedOn w:val="904"/>
+    <w:next w:val="904"/>
+    <w:link w:val="859"/>
     <w:uiPriority w:val="9"/>
     <w:unhideWhenUsed/>
     <w:qFormat/>
@@ -34006,11 +35334,11 @@
       <w:color w:val="0f4761" w:themeColor="accent1" w:themeShade="BF"/>
     </w:rPr>
   </w:style>
-  <w:style w:type="paragraph" w:styleId="832">
+  <w:style w:type="paragraph" w:styleId="850">
     <w:name w:val="Heading 6"/>
-    <w:basedOn w:val="886"/>
-    <w:next w:val="886"/>
-    <w:link w:val="842"/>
+    <w:basedOn w:val="904"/>
+    <w:next w:val="904"/>
+    <w:link w:val="860"/>
     <w:uiPriority w:val="9"/>
     <w:unhideWhenUsed/>
     <w:qFormat/>
@@ -34029,11 +35357,11 @@
       <w:color w:val="595959" w:themeColor="text1" w:themeTint="A6"/>
     </w:rPr>
   </w:style>
-  <w:style w:type="paragraph" w:styleId="833">
+  <w:style w:type="paragraph" w:styleId="851">
     <w:name w:val="Heading 7"/>
-    <w:basedOn w:val="886"/>
-    <w:next w:val="886"/>
-    <w:link w:val="843"/>
+    <w:basedOn w:val="904"/>
+    <w:next w:val="904"/>
+    <w:link w:val="861"/>
     <w:uiPriority w:val="9"/>
     <w:unhideWhenUsed/>
     <w:qFormat/>
@@ -34050,11 +35378,11 @@
       <w:color w:val="595959" w:themeColor="text1" w:themeTint="A6"/>
     </w:rPr>
   </w:style>
-  <w:style w:type="paragraph" w:styleId="834">
+  <w:style w:type="paragraph" w:styleId="852">
     <w:name w:val="Heading 8"/>
-    <w:basedOn w:val="886"/>
-    <w:next w:val="886"/>
-    <w:link w:val="844"/>
+    <w:basedOn w:val="904"/>
+    <w:next w:val="904"/>
+    <w:link w:val="862"/>
     <w:uiPriority w:val="9"/>
     <w:unhideWhenUsed/>
     <w:qFormat/>
@@ -34073,11 +35401,11 @@
       <w:color w:val="272727" w:themeColor="text1" w:themeTint="D8"/>
     </w:rPr>
   </w:style>
-  <w:style w:type="paragraph" w:styleId="835">
+  <w:style w:type="paragraph" w:styleId="853">
     <w:name w:val="Heading 9"/>
-    <w:basedOn w:val="886"/>
-    <w:next w:val="886"/>
-    <w:link w:val="845"/>
+    <w:basedOn w:val="904"/>
+    <w:next w:val="904"/>
+    <w:link w:val="863"/>
     <w:uiPriority w:val="9"/>
     <w:unhideWhenUsed/>
     <w:qFormat/>
@@ -34096,7 +35424,7 @@
       <w:color w:val="272727" w:themeColor="text1" w:themeTint="D8"/>
     </w:rPr>
   </w:style>
-  <w:style w:type="character" w:styleId="836" w:default="1">
+  <w:style w:type="character" w:styleId="854" w:default="1">
     <w:name w:val="Default Paragraph Font"/>
     <w:uiPriority w:val="1"/>
     <w:semiHidden/>
@@ -34107,10 +35435,10 @@
       <w:ind/>
     </w:pPr>
   </w:style>
-  <w:style w:type="character" w:styleId="837">
+  <w:style w:type="character" w:styleId="855">
     <w:name w:val="Heading 1 Char"/>
-    <w:basedOn w:val="836"/>
-    <w:link w:val="827"/>
+    <w:basedOn w:val="854"/>
+    <w:link w:val="845"/>
     <w:uiPriority w:val="9"/>
     <w:pPr>
       <w:pBdr/>
@@ -34124,10 +35452,10 @@
       <w:szCs w:val="40"/>
     </w:rPr>
   </w:style>
-  <w:style w:type="character" w:styleId="838">
+  <w:style w:type="character" w:styleId="856">
     <w:name w:val="Heading 2 Char"/>
-    <w:basedOn w:val="836"/>
-    <w:link w:val="828"/>
+    <w:basedOn w:val="854"/>
+    <w:link w:val="846"/>
     <w:uiPriority w:val="9"/>
     <w:pPr>
       <w:pBdr/>
@@ -34141,10 +35469,10 @@
       <w:szCs w:val="32"/>
     </w:rPr>
   </w:style>
-  <w:style w:type="character" w:styleId="839">
+  <w:style w:type="character" w:styleId="857">
     <w:name w:val="Heading 3 Char"/>
-    <w:basedOn w:val="836"/>
-    <w:link w:val="829"/>
+    <w:basedOn w:val="854"/>
+    <w:link w:val="847"/>
     <w:uiPriority w:val="9"/>
     <w:pPr>
       <w:pBdr/>
@@ -34158,10 +35486,10 @@
       <w:szCs w:val="28"/>
     </w:rPr>
   </w:style>
-  <w:style w:type="character" w:styleId="840">
+  <w:style w:type="character" w:styleId="858">
     <w:name w:val="Heading 4 Char"/>
-    <w:basedOn w:val="836"/>
-    <w:link w:val="830"/>
+    <w:basedOn w:val="854"/>
+    <w:link w:val="848"/>
     <w:uiPriority w:val="9"/>
     <w:pPr>
       <w:pBdr/>
@@ -34175,10 +35503,10 @@
       <w:color w:val="0f4761" w:themeColor="accent1" w:themeShade="BF"/>
     </w:rPr>
   </w:style>
-  <w:style w:type="character" w:styleId="841">
+  <w:style w:type="character" w:styleId="859">
     <w:name w:val="Heading 5 Char"/>
-    <w:basedOn w:val="836"/>
-    <w:link w:val="831"/>
+    <w:basedOn w:val="854"/>
+    <w:link w:val="849"/>
     <w:uiPriority w:val="9"/>
     <w:pPr>
       <w:pBdr/>
@@ -34190,10 +35518,10 @@
       <w:color w:val="0f4761" w:themeColor="accent1" w:themeShade="BF"/>
     </w:rPr>
   </w:style>
-  <w:style w:type="character" w:styleId="842">
+  <w:style w:type="character" w:styleId="860">
     <w:name w:val="Heading 6 Char"/>
-    <w:basedOn w:val="836"/>
-    <w:link w:val="832"/>
+    <w:basedOn w:val="854"/>
+    <w:link w:val="850"/>
     <w:uiPriority w:val="9"/>
     <w:pPr>
       <w:pBdr/>
@@ -34207,10 +35535,10 @@
       <w:color w:val="595959" w:themeColor="text1" w:themeTint="A6"/>
     </w:rPr>
   </w:style>
-  <w:style w:type="character" w:styleId="843">
+  <w:style w:type="character" w:styleId="861">
     <w:name w:val="Heading 7 Char"/>
-    <w:basedOn w:val="836"/>
-    <w:link w:val="833"/>
+    <w:basedOn w:val="854"/>
+    <w:link w:val="851"/>
     <w:uiPriority w:val="9"/>
     <w:pPr>
       <w:pBdr/>
@@ -34222,10 +35550,10 @@
       <w:color w:val="595959" w:themeColor="text1" w:themeTint="A6"/>
     </w:rPr>
   </w:style>
-  <w:style w:type="character" w:styleId="844">
+  <w:style w:type="character" w:styleId="862">
     <w:name w:val="Heading 8 Char"/>
-    <w:basedOn w:val="836"/>
-    <w:link w:val="834"/>
+    <w:basedOn w:val="854"/>
+    <w:link w:val="852"/>
     <w:uiPriority w:val="9"/>
     <w:pPr>
       <w:pBdr/>
@@ -34239,10 +35567,10 @@
       <w:color w:val="272727" w:themeColor="text1" w:themeTint="D8"/>
     </w:rPr>
   </w:style>
-  <w:style w:type="character" w:styleId="845">
+  <w:style w:type="character" w:styleId="863">
     <w:name w:val="Heading 9 Char"/>
-    <w:basedOn w:val="836"/>
-    <w:link w:val="835"/>
+    <w:basedOn w:val="854"/>
+    <w:link w:val="853"/>
     <w:uiPriority w:val="9"/>
     <w:pPr>
       <w:pBdr/>
@@ -34256,11 +35584,11 @@
       <w:color w:val="272727" w:themeColor="text1" w:themeTint="D8"/>
     </w:rPr>
   </w:style>
-  <w:style w:type="paragraph" w:styleId="846">
+  <w:style w:type="paragraph" w:styleId="864">
     <w:name w:val="Title"/>
-    <w:basedOn w:val="886"/>
-    <w:next w:val="886"/>
-    <w:link w:val="847"/>
+    <w:basedOn w:val="904"/>
+    <w:next w:val="904"/>
+    <w:link w:val="865"/>
     <w:uiPriority w:val="10"/>
     <w:qFormat/>
     <w:pPr>
@@ -34276,10 +35604,10 @@
       <w:szCs w:val="56"/>
     </w:rPr>
   </w:style>
-  <w:style w:type="character" w:styleId="847">
+  <w:style w:type="character" w:styleId="865">
     <w:name w:val="Title Char"/>
-    <w:basedOn w:val="836"/>
-    <w:link w:val="846"/>
+    <w:basedOn w:val="854"/>
+    <w:link w:val="864"/>
     <w:uiPriority w:val="10"/>
     <w:pPr>
       <w:pBdr/>
@@ -34293,11 +35621,11 @@
       <w:szCs w:val="56"/>
     </w:rPr>
   </w:style>
-  <w:style w:type="paragraph" w:styleId="848">
+  <w:style w:type="paragraph" w:styleId="866">
     <w:name w:val="Subtitle"/>
-    <w:basedOn w:val="886"/>
-    <w:next w:val="886"/>
-    <w:link w:val="849"/>
+    <w:basedOn w:val="904"/>
+    <w:next w:val="904"/>
+    <w:link w:val="867"/>
     <w:uiPriority w:val="11"/>
     <w:qFormat/>
     <w:pPr>
@@ -34315,10 +35643,10 @@
       <w:szCs w:val="28"/>
     </w:rPr>
   </w:style>
-  <w:style w:type="character" w:styleId="849">
+  <w:style w:type="character" w:styleId="867">
     <w:name w:val="Subtitle Char"/>
-    <w:basedOn w:val="836"/>
-    <w:link w:val="848"/>
+    <w:basedOn w:val="854"/>
+    <w:link w:val="866"/>
     <w:uiPriority w:val="11"/>
     <w:pPr>
       <w:pBdr/>
@@ -34332,11 +35660,11 @@
       <w:szCs w:val="28"/>
     </w:rPr>
   </w:style>
-  <w:style w:type="paragraph" w:styleId="850">
+  <w:style w:type="paragraph" w:styleId="868">
     <w:name w:val="Quote"/>
-    <w:basedOn w:val="886"/>
-    <w:next w:val="886"/>
-    <w:link w:val="851"/>
+    <w:basedOn w:val="904"/>
+    <w:next w:val="904"/>
+    <w:link w:val="869"/>
     <w:uiPriority w:val="29"/>
     <w:qFormat/>
     <w:pPr>
@@ -34351,10 +35679,10 @@
       <w:color w:val="404040" w:themeColor="text1" w:themeTint="BF"/>
     </w:rPr>
   </w:style>
-  <w:style w:type="character" w:styleId="851">
+  <w:style w:type="character" w:styleId="869">
     <w:name w:val="Quote Char"/>
-    <w:basedOn w:val="836"/>
-    <w:link w:val="850"/>
+    <w:basedOn w:val="854"/>
+    <w:link w:val="868"/>
     <w:uiPriority w:val="29"/>
     <w:pPr>
       <w:pBdr/>
@@ -34367,9 +35695,9 @@
       <w:color w:val="404040" w:themeColor="text1" w:themeTint="BF"/>
     </w:rPr>
   </w:style>
-  <w:style w:type="character" w:styleId="852">
+  <w:style w:type="character" w:styleId="870">
     <w:name w:val="Intense Emphasis"/>
-    <w:basedOn w:val="836"/>
+    <w:basedOn w:val="854"/>
     <w:uiPriority w:val="21"/>
     <w:qFormat/>
     <w:pPr>
@@ -34383,11 +35711,11 @@
       <w:color w:val="0f4761" w:themeColor="accent1" w:themeShade="BF"/>
     </w:rPr>
   </w:style>
-  <w:style w:type="paragraph" w:styleId="853">
+  <w:style w:type="paragraph" w:styleId="871">
     <w:name w:val="Intense Quote"/>
-    <w:basedOn w:val="886"/>
-    <w:next w:val="886"/>
-    <w:link w:val="854"/>
+    <w:basedOn w:val="904"/>
+    <w:next w:val="904"/>
+    <w:link w:val="872"/>
     <w:uiPriority w:val="30"/>
     <w:qFormat/>
     <w:pPr>
@@ -34405,10 +35733,10 @@
       <w:color w:val="0f4761" w:themeColor="accent1" w:themeShade="BF"/>
     </w:rPr>
   </w:style>
-  <w:style w:type="character" w:styleId="854">
+  <w:style w:type="character" w:styleId="872">
     <w:name w:val="Intense Quote Char"/>
-    <w:basedOn w:val="836"/>
-    <w:link w:val="853"/>
+    <w:basedOn w:val="854"/>
+    <w:link w:val="871"/>
     <w:uiPriority w:val="30"/>
     <w:pPr>
       <w:pBdr/>
@@ -34421,9 +35749,9 @@
       <w:color w:val="0f4761" w:themeColor="accent1" w:themeShade="BF"/>
     </w:rPr>
   </w:style>
-  <w:style w:type="character" w:styleId="855">
+  <w:style w:type="character" w:styleId="873">
     <w:name w:val="Intense Reference"/>
-    <w:basedOn w:val="836"/>
+    <w:basedOn w:val="854"/>
     <w:uiPriority w:val="32"/>
     <w:qFormat/>
     <w:pPr>
@@ -34439,9 +35767,9 @@
       <w:spacing w:val="5"/>
     </w:rPr>
   </w:style>
-  <w:style w:type="character" w:styleId="856">
+  <w:style w:type="character" w:styleId="874">
     <w:name w:val="Subtle Emphasis"/>
-    <w:basedOn w:val="836"/>
+    <w:basedOn w:val="854"/>
     <w:uiPriority w:val="19"/>
     <w:qFormat/>
     <w:pPr>
@@ -34455,9 +35783,9 @@
       <w:color w:val="404040" w:themeColor="text1" w:themeTint="BF"/>
     </w:rPr>
   </w:style>
-  <w:style w:type="character" w:styleId="857">
+  <w:style w:type="character" w:styleId="875">
     <w:name w:val="Emphasis"/>
-    <w:basedOn w:val="836"/>
+    <w:basedOn w:val="854"/>
     <w:uiPriority w:val="20"/>
     <w:qFormat/>
     <w:pPr>
@@ -34470,9 +35798,9 @@
       <w:iCs/>
     </w:rPr>
   </w:style>
-  <w:style w:type="character" w:styleId="858">
+  <w:style w:type="character" w:styleId="876">
     <w:name w:val="Strong"/>
-    <w:basedOn w:val="836"/>
+    <w:basedOn w:val="854"/>
     <w:uiPriority w:val="22"/>
     <w:qFormat/>
     <w:pPr>
@@ -34485,9 +35813,9 @@
       <w:bCs/>
     </w:rPr>
   </w:style>
-  <w:style w:type="character" w:styleId="859">
+  <w:style w:type="character" w:styleId="877">
     <w:name w:val="Subtle Reference"/>
-    <w:basedOn w:val="836"/>
+    <w:basedOn w:val="854"/>
     <w:uiPriority w:val="31"/>
     <w:qFormat/>
     <w:pPr>
@@ -34500,9 +35828,9 @@
       <w:color w:val="5a5a5a" w:themeColor="text1" w:themeTint="A5"/>
     </w:rPr>
   </w:style>
-  <w:style w:type="character" w:styleId="860">
+  <w:style w:type="character" w:styleId="878">
     <w:name w:val="Book Title"/>
-    <w:basedOn w:val="836"/>
+    <w:basedOn w:val="854"/>
     <w:uiPriority w:val="33"/>
     <w:qFormat/>
     <w:pPr>
@@ -34518,10 +35846,10 @@
       <w:spacing w:val="5"/>
     </w:rPr>
   </w:style>
-  <w:style w:type="paragraph" w:styleId="861">
+  <w:style w:type="paragraph" w:styleId="879">
     <w:name w:val="Header"/>
-    <w:basedOn w:val="886"/>
-    <w:link w:val="862"/>
+    <w:basedOn w:val="904"/>
+    <w:link w:val="880"/>
     <w:uiPriority w:val="99"/>
     <w:unhideWhenUsed/>
     <w:pPr>
@@ -34534,10 +35862,10 @@
       <w:ind/>
     </w:pPr>
   </w:style>
-  <w:style w:type="character" w:styleId="862">
+  <w:style w:type="character" w:styleId="880">
     <w:name w:val="Header Char"/>
-    <w:basedOn w:val="836"/>
-    <w:link w:val="861"/>
+    <w:basedOn w:val="854"/>
+    <w:link w:val="879"/>
     <w:uiPriority w:val="99"/>
     <w:pPr>
       <w:pBdr/>
@@ -34545,10 +35873,10 @@
       <w:ind/>
     </w:pPr>
   </w:style>
-  <w:style w:type="paragraph" w:styleId="863">
+  <w:style w:type="paragraph" w:styleId="881">
     <w:name w:val="Footer"/>
-    <w:basedOn w:val="886"/>
-    <w:link w:val="864"/>
+    <w:basedOn w:val="904"/>
+    <w:link w:val="882"/>
     <w:uiPriority w:val="99"/>
     <w:unhideWhenUsed/>
     <w:pPr>
@@ -34561,10 +35889,10 @@
       <w:ind/>
     </w:pPr>
   </w:style>
-  <w:style w:type="character" w:styleId="864">
+  <w:style w:type="character" w:styleId="882">
     <w:name w:val="Footer Char"/>
-    <w:basedOn w:val="836"/>
-    <w:link w:val="863"/>
+    <w:basedOn w:val="854"/>
+    <w:link w:val="881"/>
     <w:uiPriority w:val="99"/>
     <w:pPr>
       <w:pBdr/>
@@ -34572,10 +35900,10 @@
       <w:ind/>
     </w:pPr>
   </w:style>
-  <w:style w:type="paragraph" w:styleId="865">
+  <w:style w:type="paragraph" w:styleId="883">
     <w:name w:val="Caption"/>
-    <w:basedOn w:val="886"/>
-    <w:next w:val="886"/>
+    <w:basedOn w:val="904"/>
+    <w:next w:val="904"/>
     <w:uiPriority w:val="35"/>
     <w:unhideWhenUsed/>
     <w:qFormat/>
@@ -34592,10 +35920,10 @@
       <w:szCs w:val="18"/>
     </w:rPr>
   </w:style>
-  <w:style w:type="paragraph" w:styleId="866">
+  <w:style w:type="paragraph" w:styleId="884">
     <w:name w:val="footnote text"/>
-    <w:basedOn w:val="886"/>
-    <w:link w:val="867"/>
+    <w:basedOn w:val="904"/>
+    <w:link w:val="885"/>
     <w:uiPriority w:val="99"/>
     <w:semiHidden/>
     <w:unhideWhenUsed/>
@@ -34609,10 +35937,10 @@
       <w:szCs w:val="20"/>
     </w:rPr>
   </w:style>
-  <w:style w:type="character" w:styleId="867">
+  <w:style w:type="character" w:styleId="885">
     <w:name w:val="Footnote Text Char"/>
-    <w:basedOn w:val="836"/>
-    <w:link w:val="866"/>
+    <w:basedOn w:val="854"/>
+    <w:link w:val="884"/>
     <w:uiPriority w:val="99"/>
     <w:semiHidden/>
     <w:pPr>
@@ -34625,9 +35953,9 @@
       <w:szCs w:val="20"/>
     </w:rPr>
   </w:style>
-  <w:style w:type="character" w:styleId="868">
+  <w:style w:type="character" w:styleId="886">
     <w:name w:val="footnote reference"/>
-    <w:basedOn w:val="836"/>
+    <w:basedOn w:val="854"/>
     <w:uiPriority w:val="99"/>
     <w:semiHidden/>
     <w:unhideWhenUsed/>
@@ -34640,10 +35968,10 @@
       <w:vertAlign w:val="superscript"/>
     </w:rPr>
   </w:style>
-  <w:style w:type="paragraph" w:styleId="869">
+  <w:style w:type="paragraph" w:styleId="887">
     <w:name w:val="endnote text"/>
-    <w:basedOn w:val="886"/>
-    <w:link w:val="870"/>
+    <w:basedOn w:val="904"/>
+    <w:link w:val="888"/>
     <w:uiPriority w:val="99"/>
     <w:semiHidden/>
     <w:unhideWhenUsed/>
@@ -34657,10 +35985,10 @@
       <w:szCs w:val="20"/>
     </w:rPr>
   </w:style>
-  <w:style w:type="character" w:styleId="870">
+  <w:style w:type="character" w:styleId="888">
     <w:name w:val="Endnote Text Char"/>
-    <w:basedOn w:val="836"/>
-    <w:link w:val="869"/>
+    <w:basedOn w:val="854"/>
+    <w:link w:val="887"/>
     <w:uiPriority w:val="99"/>
     <w:semiHidden/>
     <w:pPr>
@@ -34673,9 +36001,9 @@
       <w:szCs w:val="20"/>
     </w:rPr>
   </w:style>
-  <w:style w:type="character" w:styleId="871">
+  <w:style w:type="character" w:styleId="889">
     <w:name w:val="endnote reference"/>
-    <w:basedOn w:val="836"/>
+    <w:basedOn w:val="854"/>
     <w:uiPriority w:val="99"/>
     <w:semiHidden/>
     <w:unhideWhenUsed/>
@@ -34688,9 +36016,9 @@
       <w:vertAlign w:val="superscript"/>
     </w:rPr>
   </w:style>
-  <w:style w:type="character" w:styleId="872">
+  <w:style w:type="character" w:styleId="890">
     <w:name w:val="Hyperlink"/>
-    <w:basedOn w:val="836"/>
+    <w:basedOn w:val="854"/>
     <w:uiPriority w:val="99"/>
     <w:unhideWhenUsed/>
     <w:pPr>
@@ -34703,9 +36031,9 @@
       <w:u w:val="single"/>
     </w:rPr>
   </w:style>
-  <w:style w:type="character" w:styleId="873">
+  <w:style w:type="character" w:styleId="891">
     <w:name w:val="FollowedHyperlink"/>
-    <w:basedOn w:val="836"/>
+    <w:basedOn w:val="854"/>
     <w:uiPriority w:val="99"/>
     <w:semiHidden/>
     <w:unhideWhenUsed/>
@@ -34719,10 +36047,10 @@
       <w:u w:val="single"/>
     </w:rPr>
   </w:style>
-  <w:style w:type="paragraph" w:styleId="874">
+  <w:style w:type="paragraph" w:styleId="892">
     <w:name w:val="toc 1"/>
-    <w:basedOn w:val="886"/>
-    <w:next w:val="886"/>
+    <w:basedOn w:val="904"/>
+    <w:next w:val="904"/>
     <w:uiPriority w:val="39"/>
     <w:unhideWhenUsed/>
     <w:pPr>
@@ -34731,10 +36059,10 @@
       <w:ind/>
     </w:pPr>
   </w:style>
-  <w:style w:type="paragraph" w:styleId="875">
+  <w:style w:type="paragraph" w:styleId="893">
     <w:name w:val="toc 2"/>
-    <w:basedOn w:val="886"/>
-    <w:next w:val="886"/>
+    <w:basedOn w:val="904"/>
+    <w:next w:val="904"/>
     <w:uiPriority w:val="39"/>
     <w:unhideWhenUsed/>
     <w:pPr>
@@ -34743,10 +36071,10 @@
       <w:ind w:left="220"/>
     </w:pPr>
   </w:style>
-  <w:style w:type="paragraph" w:styleId="876">
+  <w:style w:type="paragraph" w:styleId="894">
     <w:name w:val="toc 3"/>
-    <w:basedOn w:val="886"/>
-    <w:next w:val="886"/>
+    <w:basedOn w:val="904"/>
+    <w:next w:val="904"/>
     <w:uiPriority w:val="39"/>
     <w:unhideWhenUsed/>
     <w:pPr>
@@ -34755,10 +36083,10 @@
       <w:ind w:left="440"/>
     </w:pPr>
   </w:style>
-  <w:style w:type="paragraph" w:styleId="877">
+  <w:style w:type="paragraph" w:styleId="895">
     <w:name w:val="toc 4"/>
-    <w:basedOn w:val="886"/>
-    <w:next w:val="886"/>
+    <w:basedOn w:val="904"/>
+    <w:next w:val="904"/>
     <w:uiPriority w:val="39"/>
     <w:unhideWhenUsed/>
     <w:pPr>
@@ -34767,10 +36095,10 @@
       <w:ind w:left="660"/>
     </w:pPr>
   </w:style>
-  <w:style w:type="paragraph" w:styleId="878">
+  <w:style w:type="paragraph" w:styleId="896">
     <w:name w:val="toc 5"/>
-    <w:basedOn w:val="886"/>
-    <w:next w:val="886"/>
+    <w:basedOn w:val="904"/>
+    <w:next w:val="904"/>
     <w:uiPriority w:val="39"/>
     <w:unhideWhenUsed/>
     <w:pPr>
@@ -34779,10 +36107,10 @@
       <w:ind w:left="880"/>
     </w:pPr>
   </w:style>
-  <w:style w:type="paragraph" w:styleId="879">
+  <w:style w:type="paragraph" w:styleId="897">
     <w:name w:val="toc 6"/>
-    <w:basedOn w:val="886"/>
-    <w:next w:val="886"/>
+    <w:basedOn w:val="904"/>
+    <w:next w:val="904"/>
     <w:uiPriority w:val="39"/>
     <w:unhideWhenUsed/>
     <w:pPr>
@@ -34791,10 +36119,10 @@
       <w:ind w:left="1100"/>
     </w:pPr>
   </w:style>
-  <w:style w:type="paragraph" w:styleId="880">
+  <w:style w:type="paragraph" w:styleId="898">
     <w:name w:val="toc 7"/>
-    <w:basedOn w:val="886"/>
-    <w:next w:val="886"/>
+    <w:basedOn w:val="904"/>
+    <w:next w:val="904"/>
     <w:uiPriority w:val="39"/>
     <w:unhideWhenUsed/>
     <w:pPr>
@@ -34803,10 +36131,10 @@
       <w:ind w:left="1320"/>
     </w:pPr>
   </w:style>
-  <w:style w:type="paragraph" w:styleId="881">
+  <w:style w:type="paragraph" w:styleId="899">
     <w:name w:val="toc 8"/>
-    <w:basedOn w:val="886"/>
-    <w:next w:val="886"/>
+    <w:basedOn w:val="904"/>
+    <w:next w:val="904"/>
     <w:uiPriority w:val="39"/>
     <w:unhideWhenUsed/>
     <w:pPr>
@@ -34815,10 +36143,10 @@
       <w:ind w:left="1540"/>
     </w:pPr>
   </w:style>
-  <w:style w:type="paragraph" w:styleId="882">
+  <w:style w:type="paragraph" w:styleId="900">
     <w:name w:val="toc 9"/>
-    <w:basedOn w:val="886"/>
-    <w:next w:val="886"/>
+    <w:basedOn w:val="904"/>
+    <w:next w:val="904"/>
     <w:uiPriority w:val="39"/>
     <w:unhideWhenUsed/>
     <w:pPr>
@@ -34827,9 +36155,9 @@
       <w:ind w:left="1760"/>
     </w:pPr>
   </w:style>
-  <w:style w:type="character" w:styleId="883">
+  <w:style w:type="character" w:styleId="901">
     <w:name w:val="Placeholder Text"/>
-    <w:basedOn w:val="836"/>
+    <w:basedOn w:val="854"/>
     <w:uiPriority w:val="99"/>
     <w:semiHidden/>
     <w:pPr>
@@ -34841,7 +36169,7 @@
       <w:color w:val="666666"/>
     </w:rPr>
   </w:style>
-  <w:style w:type="paragraph" w:styleId="884">
+  <w:style w:type="paragraph" w:styleId="902">
     <w:name w:val="TOC Heading"/>
     <w:uiPriority w:val="39"/>
     <w:unhideWhenUsed/>
@@ -34851,10 +36179,10 @@
       <w:ind/>
     </w:pPr>
   </w:style>
-  <w:style w:type="paragraph" w:styleId="885">
+  <w:style w:type="paragraph" w:styleId="903">
     <w:name w:val="table of figures"/>
-    <w:basedOn w:val="886"/>
-    <w:next w:val="886"/>
+    <w:basedOn w:val="904"/>
+    <w:next w:val="904"/>
     <w:uiPriority w:val="99"/>
     <w:unhideWhenUsed/>
     <w:pPr>
@@ -34863,7 +36191,7 @@
       <w:ind/>
     </w:pPr>
   </w:style>
-  <w:style w:type="paragraph" w:styleId="886" w:default="1">
+  <w:style w:type="paragraph" w:styleId="904" w:default="1">
     <w:name w:val="Normal"/>
     <w:qFormat/>
     <w:pPr>
@@ -34872,7 +36200,7 @@
       <w:ind/>
     </w:pPr>
   </w:style>
-  <w:style w:type="table" w:styleId="887" w:default="1">
+  <w:style w:type="table" w:styleId="905" w:default="1">
     <w:name w:val="Normal Table"/>
     <w:uiPriority w:val="99"/>
     <w:semiHidden/>
@@ -35065,7 +36393,7 @@
       </w:tcPr>
     </w:tblStylePr>
   </w:style>
-  <w:style w:type="numbering" w:styleId="888" w:default="1">
+  <w:style w:type="numbering" w:styleId="906" w:default="1">
     <w:name w:val="No List"/>
     <w:uiPriority w:val="99"/>
     <w:semiHidden/>
@@ -35076,9 +36404,9 @@
       <w:ind/>
     </w:pPr>
   </w:style>
-  <w:style w:type="paragraph" w:styleId="889">
+  <w:style w:type="paragraph" w:styleId="907">
     <w:name w:val="No Spacing"/>
-    <w:basedOn w:val="886"/>
+    <w:basedOn w:val="904"/>
     <w:uiPriority w:val="1"/>
     <w:qFormat/>
     <w:pPr>
@@ -35087,9 +36415,9 @@
       <w:ind/>
     </w:pPr>
   </w:style>
-  <w:style w:type="paragraph" w:styleId="890">
+  <w:style w:type="paragraph" w:styleId="908">
     <w:name w:val="List Paragraph"/>
-    <w:basedOn w:val="886"/>
+    <w:basedOn w:val="904"/>
     <w:uiPriority w:val="34"/>
     <w:qFormat/>
     <w:pPr>
